--- a/public/Igor_de_Castro_Resume_pt-BR_2026.docx
+++ b/public/Igor_de_Castro_Resume_pt-BR_2026.docx
@@ -435,16 +435,8 @@
           <w:rPr>
             <w:color w:val="64748A"/>
           </w:rPr>
-          <w:t>linkedin.com/in/</w:t>
+          <w:t>linkedin.com/in/igor-cferreira</w:t>
         </w:r>
-        <w:proofErr w:type="spellStart"/>
-        <w:r>
-          <w:rPr>
-            <w:color w:val="64748A"/>
-          </w:rPr>
-          <w:t>igor-cferreira</w:t>
-        </w:r>
-        <w:proofErr w:type="spellEnd"/>
       </w:hyperlink>
       <w:r>
         <w:rPr>
@@ -471,16 +463,8 @@
           <w:rPr>
             <w:color w:val="64748A"/>
           </w:rPr>
-          <w:t>github.com/</w:t>
+          <w:t>github.com/Igorpcferreira</w:t>
         </w:r>
-        <w:proofErr w:type="spellStart"/>
-        <w:r>
-          <w:rPr>
-            <w:color w:val="64748A"/>
-          </w:rPr>
-          <w:t>Igorpcferreira</w:t>
-        </w:r>
-        <w:proofErr w:type="spellEnd"/>
       </w:hyperlink>
       <w:r>
         <w:rPr>
@@ -588,7 +572,7 @@
           </mc:Choice>
           <mc:Fallback>
             <w:pict>
-              <v:shape w14:anchorId="066CA05F" id="Graphic 6" o:spid="_x0000_s1026" style="position:absolute;margin-left:55.6pt;margin-top:23.95pt;width:484.1pt;height:.1pt;z-index:-15728640;visibility:visible;mso-wrap-style:square;mso-wrap-distance-left:0;mso-wrap-distance-top:0;mso-wrap-distance-right:0;mso-wrap-distance-bottom:0;mso-position-horizontal:absolute;mso-position-horizontal-relative:page;mso-position-vertical:absolute;mso-position-vertical-relative:text;v-text-anchor:top" coordsize="6148070,1270" o:gfxdata="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" path="m,l6147600,e" filled="f" strokecolor="#cad4e1" strokeweight=".65pt">
+              <v:shape w14:anchorId="066CA05F" id="Graphic 6" o:spid="_x0000_s1026" style="position:absolute;margin-left:55.6pt;margin-top:23.95pt;width:484.1pt;height:.1pt;z-index:-15728640;visibility:visible;mso-wrap-style:square;mso-wrap-distance-left:0;mso-wrap-distance-top:0;mso-wrap-distance-right:0;mso-wrap-distance-bottom:0;mso-position-horizontal:absolute;mso-position-horizontal-relative:page;mso-position-vertical:absolute;mso-position-vertical-relative:text;v-text-anchor:top" coordsize="6148070,1270" o:gfxdata="UEsDBBQABgAIAAAAIQC2gziS/gAAAOEBAAATAAAAW0NvbnRlbnRfVHlwZXNdLnhtbJSRQU7DMBBF 90jcwfIWJU67QAgl6YK0S0CoHGBkTxKLZGx5TGhvj5O2G0SRWNoz/78nu9wcxkFMGNg6quQqL6RA 0s5Y6ir5vt9lD1JwBDIwOMJKHpHlpr69KfdHjyxSmriSfYz+USnWPY7AufNIadK6MEJMx9ApD/oD OlTrorhX2lFEilmcO2RdNtjC5xDF9pCuTyYBB5bi6bQ4syoJ3g9WQ0ymaiLzg5KdCXlKLjvcW893 SUOqXwnz5DrgnHtJTxOsQfEKIT7DmDSUCaxw7Rqn8787ZsmRM9e2VmPeBN4uqYvTtW7jvijg9N/y JsXecLq0q+WD6m8AAAD//wMAUEsDBBQABgAIAAAAIQA4/SH/1gAAAJQBAAALAAAAX3JlbHMvLnJl bHOkkMFqwzAMhu+DvYPRfXGawxijTi+j0GvpHsDYimMaW0Yy2fr2M4PBMnrbUb/Q94l/f/hMi1qR JVI2sOt6UJgd+ZiDgffL8ekFlFSbvV0oo4EbChzGx4f9GRdb25HMsYhqlCwG5lrLq9biZkxWOiqY 22YiTra2kYMu1l1tQD30/bPm3wwYN0x18gb45AdQl1tp5j/sFB2T0FQ7R0nTNEV3j6o9feQzro1i OWA14Fm+Q8a1a8+Bvu/d/dMb2JY5uiPbhG/ktn4cqGU/er3pcvwCAAD//wMAUEsDBBQABgAIAAAA IQC0MKBRFAIAAFsEAAAOAAAAZHJzL2Uyb0RvYy54bWysVEtv2zAMvg/YfxB0X+wEbVoYcYoiWYcB RVegGXZWZDk2JosapcTOvx8lP5J1t2EXgRJp6ntQXj10jWYnha4Gk/P5LOVMGQlFbQ45/757+nTP mfPCFEKDUTk/K8cf1h8/rFqbqQVUoAuFjJoYl7U255X3NksSJyvVCDcDqwwlS8BGeNriISlQtNS9 0ckiTZdJC1hYBKmco9Ntn+Tr2L8slfTfytIpz3TOCZuPK8Z1H9ZkvRLZAYWtajnAEP+AohG1oUun VlvhBTti/VerppYIDko/k9AkUJa1VJEDsZmn79i8VcKqyIXEcXaSyf2/tvLl9GZfMUB39hnkT0eK JK112ZQJGzfUdCU2oZaAsy6qeJ5UVJ1nkg6X85v79I7ElpSbLygKLUU2fiuPzn9REPuI07PzvQfF GIlqjGRnxhDJyeChjh56zshD5Iw83PceWuHDdwFcCFl7ARLOGjipHcSsf4ecoF2y2lxXEZW7ZUpU RpZU21dQEK6JxKar6fCanDYBxf3i9jaOhgNdF0+11gGFw8N+o5GdBJHaPG5vPs8Hmf4os+j8Vriq r4upoUybwafemmDSHorzK7KWpjnn7tdRoOJMfzU0LmH0xwDHYD8G6PUG4gOJAtGdu+6HQMvC9Tn3 5OwLjMMostG0oMFUG7408Hj0UNbB0ThDPaJhQxMc5RpeW3gi1/tYdfknrH8DAAD//wMAUEsDBBQA BgAIAAAAIQBrFjND3QAAAAoBAAAPAAAAZHJzL2Rvd25yZXYueG1sTI/BTsMwDIbvSLxDZCQuiKWt JtZ1TSeEmODK2AO4jddWS5zSZGv39mQnOP72p9+fy+1sjbjQ6HvHCtJFAoK4cbrnVsHhe/ecg/AB WaNxTAqu5GFb3d+VWGg38Rdd9qEVsYR9gQq6EIZCSt90ZNEv3EAcd0c3Wgwxjq3UI06x3BqZJcmL tNhzvNDhQG8dNaf92So4/dS98R8m4FRTvnv/PFyzp0Spx4f5dQMi0Bz+YLjpR3WoolPtzqy9MDGn aRZRBcvVGsQNSFbrJYg6TvIUZFXK/y9UvwAAAP//AwBQSwECLQAUAAYACAAAACEAtoM4kv4AAADh AQAAEwAAAAAAAAAAAAAAAAAAAAAAW0NvbnRlbnRfVHlwZXNdLnhtbFBLAQItABQABgAIAAAAIQA4 /SH/1gAAAJQBAAALAAAAAAAAAAAAAAAAAC8BAABfcmVscy8ucmVsc1BLAQItABQABgAIAAAAIQC0 MKBRFAIAAFsEAAAOAAAAAAAAAAAAAAAAAC4CAABkcnMvZTJvRG9jLnhtbFBLAQItABQABgAIAAAA IQBrFjND3QAAAAoBAAAPAAAAAAAAAAAAAAAAAG4EAABkcnMvZG93bnJldi54bWxQSwUGAAAAAAQA BADzAAAAeAUAAAAA " path="m,l6147600,e" filled="f" strokecolor="#cad4e1" strokeweight=".65pt">
                 <v:path arrowok="t"/>
                 <w10:wrap type="topAndBottom" anchorx="page"/>
               </v:shape>
@@ -632,1255 +616,7 @@
           <w:color w:val="111826"/>
           <w:w w:val="115"/>
         </w:rPr>
-        <w:t>Desenvolvedor</w:t>
-      </w:r>
-      <w:r>
-        <w:rPr>
-          <w:color w:val="111826"/>
-          <w:spacing w:val="-5"/>
-          <w:w w:val="115"/>
-        </w:rPr>
-        <w:t xml:space="preserve"> </w:t>
-      </w:r>
-      <w:proofErr w:type="spellStart"/>
-      <w:r>
-        <w:rPr>
-          <w:color w:val="111826"/>
-          <w:w w:val="115"/>
-        </w:rPr>
-        <w:t>Full</w:t>
-      </w:r>
-      <w:proofErr w:type="spellEnd"/>
-      <w:r>
-        <w:rPr>
-          <w:color w:val="111826"/>
-          <w:spacing w:val="-5"/>
-          <w:w w:val="115"/>
-        </w:rPr>
-        <w:t xml:space="preserve"> </w:t>
-      </w:r>
-      <w:proofErr w:type="spellStart"/>
-      <w:r>
-        <w:rPr>
-          <w:color w:val="111826"/>
-          <w:w w:val="115"/>
-        </w:rPr>
-        <w:t>Stack</w:t>
-      </w:r>
-      <w:proofErr w:type="spellEnd"/>
-      <w:r>
-        <w:rPr>
-          <w:color w:val="111826"/>
-          <w:spacing w:val="-5"/>
-          <w:w w:val="115"/>
-        </w:rPr>
-        <w:t xml:space="preserve"> </w:t>
-      </w:r>
-      <w:r>
-        <w:rPr>
-          <w:color w:val="111826"/>
-          <w:w w:val="115"/>
-        </w:rPr>
-        <w:t>Pleno</w:t>
-      </w:r>
-      <w:r>
-        <w:rPr>
-          <w:color w:val="111826"/>
-          <w:spacing w:val="-5"/>
-          <w:w w:val="115"/>
-        </w:rPr>
-        <w:t xml:space="preserve"> </w:t>
-      </w:r>
-      <w:r>
-        <w:rPr>
-          <w:color w:val="111826"/>
-          <w:w w:val="115"/>
-        </w:rPr>
-        <w:t>com</w:t>
-      </w:r>
-      <w:r>
-        <w:rPr>
-          <w:color w:val="111826"/>
-          <w:spacing w:val="-5"/>
-          <w:w w:val="115"/>
-        </w:rPr>
-        <w:t xml:space="preserve"> </w:t>
-      </w:r>
-      <w:r>
-        <w:rPr>
-          <w:color w:val="111826"/>
-          <w:w w:val="115"/>
-        </w:rPr>
-        <w:t>mais</w:t>
-      </w:r>
-      <w:r>
-        <w:rPr>
-          <w:color w:val="111826"/>
-          <w:spacing w:val="-5"/>
-          <w:w w:val="115"/>
-        </w:rPr>
-        <w:t xml:space="preserve"> </w:t>
-      </w:r>
-      <w:r>
-        <w:rPr>
-          <w:color w:val="111826"/>
-          <w:w w:val="115"/>
-        </w:rPr>
-        <w:t>de</w:t>
-      </w:r>
-      <w:r>
-        <w:rPr>
-          <w:color w:val="111826"/>
-          <w:spacing w:val="-5"/>
-          <w:w w:val="115"/>
-        </w:rPr>
-        <w:t xml:space="preserve"> </w:t>
-      </w:r>
-      <w:r>
-        <w:rPr>
-          <w:color w:val="111826"/>
-          <w:w w:val="115"/>
-        </w:rPr>
-        <w:t>quatro</w:t>
-      </w:r>
-      <w:r>
-        <w:rPr>
-          <w:color w:val="111826"/>
-          <w:spacing w:val="-5"/>
-          <w:w w:val="115"/>
-        </w:rPr>
-        <w:t xml:space="preserve"> </w:t>
-      </w:r>
-      <w:r>
-        <w:rPr>
-          <w:color w:val="111826"/>
-          <w:w w:val="115"/>
-        </w:rPr>
-        <w:t>anos</w:t>
-      </w:r>
-      <w:r>
-        <w:rPr>
-          <w:color w:val="111826"/>
-          <w:spacing w:val="-5"/>
-          <w:w w:val="115"/>
-        </w:rPr>
-        <w:t xml:space="preserve"> </w:t>
-      </w:r>
-      <w:r>
-        <w:rPr>
-          <w:color w:val="111826"/>
-          <w:w w:val="115"/>
-        </w:rPr>
-        <w:t>de</w:t>
-      </w:r>
-      <w:r>
-        <w:rPr>
-          <w:color w:val="111826"/>
-          <w:spacing w:val="-5"/>
-          <w:w w:val="115"/>
-        </w:rPr>
-        <w:t xml:space="preserve"> </w:t>
-      </w:r>
-      <w:r>
-        <w:rPr>
-          <w:color w:val="111826"/>
-          <w:w w:val="115"/>
-        </w:rPr>
-        <w:t>experiência</w:t>
-      </w:r>
-      <w:r>
-        <w:rPr>
-          <w:color w:val="111826"/>
-          <w:spacing w:val="-5"/>
-          <w:w w:val="115"/>
-        </w:rPr>
-        <w:t xml:space="preserve"> </w:t>
-      </w:r>
-      <w:r>
-        <w:rPr>
-          <w:color w:val="111826"/>
-          <w:w w:val="115"/>
-        </w:rPr>
-        <w:t>profissional</w:t>
-      </w:r>
-      <w:r>
-        <w:rPr>
-          <w:color w:val="111826"/>
-          <w:spacing w:val="-5"/>
-          <w:w w:val="115"/>
-        </w:rPr>
-        <w:t xml:space="preserve"> </w:t>
-      </w:r>
-      <w:r>
-        <w:rPr>
-          <w:color w:val="111826"/>
-          <w:w w:val="115"/>
-        </w:rPr>
-        <w:t>em</w:t>
-      </w:r>
-      <w:r>
-        <w:rPr>
-          <w:color w:val="111826"/>
-          <w:spacing w:val="-5"/>
-          <w:w w:val="115"/>
-        </w:rPr>
-        <w:t xml:space="preserve"> </w:t>
-      </w:r>
-      <w:r>
-        <w:rPr>
-          <w:color w:val="111826"/>
-          <w:w w:val="115"/>
-        </w:rPr>
-        <w:t>tecnologia</w:t>
-      </w:r>
-      <w:r>
-        <w:rPr>
-          <w:color w:val="111826"/>
-          <w:spacing w:val="-5"/>
-          <w:w w:val="115"/>
-        </w:rPr>
-        <w:t xml:space="preserve"> </w:t>
-      </w:r>
-      <w:r>
-        <w:rPr>
-          <w:color w:val="111826"/>
-          <w:w w:val="115"/>
-        </w:rPr>
-        <w:t>e</w:t>
-      </w:r>
-      <w:r>
-        <w:rPr>
-          <w:color w:val="111826"/>
-          <w:spacing w:val="-5"/>
-          <w:w w:val="115"/>
-        </w:rPr>
-        <w:t xml:space="preserve"> </w:t>
-      </w:r>
-      <w:r>
-        <w:rPr>
-          <w:color w:val="111826"/>
-          <w:w w:val="115"/>
-        </w:rPr>
-        <w:t>trajetória contínua</w:t>
-      </w:r>
-      <w:r>
-        <w:rPr>
-          <w:color w:val="111826"/>
-          <w:spacing w:val="-2"/>
-          <w:w w:val="115"/>
-        </w:rPr>
-        <w:t xml:space="preserve"> </w:t>
-      </w:r>
-      <w:r>
-        <w:rPr>
-          <w:color w:val="111826"/>
-          <w:w w:val="115"/>
-        </w:rPr>
-        <w:t>em</w:t>
-      </w:r>
-      <w:r>
-        <w:rPr>
-          <w:color w:val="111826"/>
-          <w:spacing w:val="-2"/>
-          <w:w w:val="115"/>
-        </w:rPr>
-        <w:t xml:space="preserve"> </w:t>
-      </w:r>
-      <w:r>
-        <w:rPr>
-          <w:color w:val="111826"/>
-          <w:w w:val="115"/>
-        </w:rPr>
-        <w:t>desenvolvimento</w:t>
-      </w:r>
-      <w:r>
-        <w:rPr>
-          <w:color w:val="111826"/>
-          <w:spacing w:val="-2"/>
-          <w:w w:val="115"/>
-        </w:rPr>
-        <w:t xml:space="preserve"> </w:t>
-      </w:r>
-      <w:r>
-        <w:rPr>
-          <w:color w:val="111826"/>
-          <w:w w:val="115"/>
-        </w:rPr>
-        <w:t>de</w:t>
-      </w:r>
-      <w:r>
-        <w:rPr>
-          <w:color w:val="111826"/>
-          <w:spacing w:val="-2"/>
-          <w:w w:val="115"/>
-        </w:rPr>
-        <w:t xml:space="preserve"> </w:t>
-      </w:r>
-      <w:r>
-        <w:rPr>
-          <w:color w:val="111826"/>
-          <w:w w:val="115"/>
-        </w:rPr>
-        <w:t>software</w:t>
-      </w:r>
-      <w:r>
-        <w:rPr>
-          <w:color w:val="111826"/>
-          <w:spacing w:val="-2"/>
-          <w:w w:val="115"/>
-        </w:rPr>
-        <w:t xml:space="preserve"> </w:t>
-      </w:r>
-      <w:r>
-        <w:rPr>
-          <w:color w:val="111826"/>
-          <w:w w:val="115"/>
-        </w:rPr>
-        <w:t>desde</w:t>
-      </w:r>
-      <w:r>
-        <w:rPr>
-          <w:color w:val="111826"/>
-          <w:spacing w:val="-2"/>
-          <w:w w:val="115"/>
-        </w:rPr>
-        <w:t xml:space="preserve"> </w:t>
-      </w:r>
-      <w:r>
-        <w:rPr>
-          <w:color w:val="111826"/>
-          <w:w w:val="115"/>
-        </w:rPr>
-        <w:t>2022.</w:t>
-      </w:r>
-      <w:r>
-        <w:rPr>
-          <w:color w:val="111826"/>
-          <w:spacing w:val="-2"/>
-          <w:w w:val="115"/>
-        </w:rPr>
-        <w:t xml:space="preserve"> </w:t>
-      </w:r>
-      <w:r>
-        <w:rPr>
-          <w:color w:val="111826"/>
-          <w:w w:val="115"/>
-        </w:rPr>
-        <w:t xml:space="preserve">Integra a equipe da </w:t>
-      </w:r>
-      <w:proofErr w:type="spellStart"/>
-      <w:r>
-        <w:rPr>
-          <w:color w:val="111826"/>
-          <w:w w:val="115"/>
-        </w:rPr>
-        <w:t>Minsait</w:t>
-      </w:r>
-      <w:proofErr w:type="spellEnd"/>
-      <w:r>
-        <w:rPr>
-          <w:color w:val="111826"/>
-          <w:w w:val="115"/>
-        </w:rPr>
-        <w:t>, empresa do Grupo Indra (Espanha), participando do desenvolvimento de sistemas corporativos de grande porte nas áreas de saúde pública, trânsito e defesa</w:t>
-      </w:r>
-      <w:r>
-        <w:rPr>
-          <w:color w:val="111826"/>
-          <w:w w:val="115"/>
-        </w:rPr>
-        <w:t>.</w:t>
-      </w:r>
-      <w:r>
-        <w:rPr>
-          <w:color w:val="111826"/>
-          <w:spacing w:val="-14"/>
-          <w:w w:val="115"/>
-        </w:rPr>
-        <w:t xml:space="preserve"> </w:t>
-      </w:r>
-      <w:r>
-        <w:rPr>
-          <w:color w:val="111826"/>
-          <w:w w:val="115"/>
-        </w:rPr>
-        <w:t>Experiência</w:t>
-      </w:r>
-      <w:r>
-        <w:rPr>
-          <w:color w:val="111826"/>
-          <w:spacing w:val="-14"/>
-          <w:w w:val="115"/>
-        </w:rPr>
-        <w:t xml:space="preserve"> </w:t>
-      </w:r>
-      <w:r>
-        <w:rPr>
-          <w:color w:val="111826"/>
-          <w:w w:val="115"/>
-        </w:rPr>
-        <w:t>sólida</w:t>
-      </w:r>
-      <w:r>
-        <w:rPr>
-          <w:color w:val="111826"/>
-          <w:spacing w:val="-14"/>
-          <w:w w:val="115"/>
-        </w:rPr>
-        <w:t xml:space="preserve"> </w:t>
-      </w:r>
-      <w:r>
-        <w:rPr>
-          <w:color w:val="111826"/>
-          <w:w w:val="115"/>
-        </w:rPr>
-        <w:t>no</w:t>
-      </w:r>
-      <w:r>
-        <w:rPr>
-          <w:color w:val="111826"/>
-          <w:spacing w:val="-14"/>
-          <w:w w:val="115"/>
-        </w:rPr>
-        <w:t xml:space="preserve"> </w:t>
-      </w:r>
-      <w:r>
-        <w:rPr>
-          <w:color w:val="111826"/>
-          <w:w w:val="115"/>
-        </w:rPr>
-        <w:t>ecossistema</w:t>
-      </w:r>
-      <w:r>
-        <w:rPr>
-          <w:color w:val="111826"/>
-          <w:spacing w:val="-13"/>
-          <w:w w:val="115"/>
-        </w:rPr>
-        <w:t xml:space="preserve"> </w:t>
-      </w:r>
-      <w:r>
-        <w:rPr>
-          <w:color w:val="111826"/>
-          <w:w w:val="115"/>
-        </w:rPr>
-        <w:t>Java,</w:t>
-      </w:r>
-      <w:r>
-        <w:rPr>
-          <w:color w:val="111826"/>
-          <w:spacing w:val="-11"/>
-          <w:w w:val="115"/>
-        </w:rPr>
-        <w:t xml:space="preserve"> </w:t>
-      </w:r>
-      <w:r>
-        <w:rPr>
-          <w:color w:val="111826"/>
-          <w:w w:val="115"/>
-        </w:rPr>
-        <w:t>Spring</w:t>
-      </w:r>
-      <w:r>
-        <w:rPr>
-          <w:color w:val="111826"/>
-          <w:spacing w:val="-11"/>
-          <w:w w:val="115"/>
-        </w:rPr>
-        <w:t xml:space="preserve"> </w:t>
-      </w:r>
-      <w:proofErr w:type="spellStart"/>
-      <w:r>
-        <w:rPr>
-          <w:color w:val="111826"/>
-          <w:w w:val="115"/>
-        </w:rPr>
-        <w:t>Boot</w:t>
-      </w:r>
-      <w:proofErr w:type="spellEnd"/>
-      <w:r>
-        <w:rPr>
-          <w:color w:val="111826"/>
-          <w:w w:val="115"/>
-        </w:rPr>
-        <w:t>,</w:t>
-      </w:r>
-      <w:r>
-        <w:rPr>
-          <w:color w:val="111826"/>
-          <w:spacing w:val="-11"/>
-          <w:w w:val="115"/>
-        </w:rPr>
-        <w:t xml:space="preserve"> </w:t>
-      </w:r>
-      <w:proofErr w:type="spellStart"/>
-      <w:r>
-        <w:rPr>
-          <w:color w:val="111826"/>
-          <w:w w:val="115"/>
-        </w:rPr>
-        <w:t>Quarkus</w:t>
-      </w:r>
-      <w:proofErr w:type="spellEnd"/>
-      <w:r>
-        <w:rPr>
-          <w:color w:val="111826"/>
-          <w:w w:val="115"/>
-        </w:rPr>
-        <w:t>,</w:t>
-      </w:r>
-      <w:r>
-        <w:rPr>
-          <w:color w:val="111826"/>
-          <w:spacing w:val="-11"/>
-          <w:w w:val="115"/>
-        </w:rPr>
-        <w:t xml:space="preserve"> </w:t>
-      </w:r>
-      <w:r>
-        <w:rPr>
-          <w:color w:val="111826"/>
-          <w:w w:val="115"/>
-        </w:rPr>
-        <w:t>Angular,</w:t>
-      </w:r>
-      <w:r>
-        <w:rPr>
-          <w:color w:val="111826"/>
-          <w:spacing w:val="-11"/>
-          <w:w w:val="115"/>
-        </w:rPr>
-        <w:t xml:space="preserve"> </w:t>
-      </w:r>
-      <w:proofErr w:type="spellStart"/>
-      <w:r>
-        <w:rPr>
-          <w:color w:val="111826"/>
-          <w:w w:val="115"/>
-        </w:rPr>
-        <w:t>Vue</w:t>
-      </w:r>
-      <w:proofErr w:type="spellEnd"/>
-      <w:r>
-        <w:rPr>
-          <w:color w:val="111826"/>
-          <w:w w:val="115"/>
-        </w:rPr>
-        <w:t>,</w:t>
-      </w:r>
-      <w:r>
-        <w:rPr>
-          <w:color w:val="111826"/>
-          <w:spacing w:val="-11"/>
-          <w:w w:val="115"/>
-        </w:rPr>
-        <w:t xml:space="preserve"> </w:t>
-      </w:r>
-      <w:proofErr w:type="spellStart"/>
-      <w:r>
-        <w:rPr>
-          <w:color w:val="111826"/>
-          <w:w w:val="115"/>
-        </w:rPr>
-        <w:t>TypeScript</w:t>
-      </w:r>
-      <w:proofErr w:type="spellEnd"/>
-      <w:r>
-        <w:rPr>
-          <w:color w:val="111826"/>
-          <w:w w:val="115"/>
-        </w:rPr>
-        <w:t>,</w:t>
-      </w:r>
-      <w:r>
-        <w:rPr>
-          <w:color w:val="111826"/>
-          <w:spacing w:val="-11"/>
-          <w:w w:val="115"/>
-        </w:rPr>
-        <w:t xml:space="preserve"> </w:t>
-      </w:r>
-      <w:proofErr w:type="spellStart"/>
-      <w:r>
-        <w:rPr>
-          <w:color w:val="111826"/>
-          <w:w w:val="115"/>
-        </w:rPr>
-        <w:t>PostgreSQL</w:t>
-      </w:r>
-      <w:proofErr w:type="spellEnd"/>
-      <w:r>
-        <w:rPr>
-          <w:color w:val="111826"/>
-          <w:spacing w:val="-11"/>
-          <w:w w:val="115"/>
-        </w:rPr>
-        <w:t xml:space="preserve"> </w:t>
-      </w:r>
-      <w:r>
-        <w:rPr>
-          <w:color w:val="111826"/>
-          <w:w w:val="115"/>
-        </w:rPr>
-        <w:t>e</w:t>
-      </w:r>
-      <w:r>
-        <w:rPr>
-          <w:color w:val="111826"/>
-          <w:spacing w:val="-11"/>
-          <w:w w:val="115"/>
-        </w:rPr>
-        <w:t xml:space="preserve"> </w:t>
-      </w:r>
-      <w:r>
-        <w:rPr>
-          <w:color w:val="111826"/>
-          <w:w w:val="115"/>
-        </w:rPr>
-        <w:t>Oracle.</w:t>
-      </w:r>
-      <w:r>
-        <w:rPr>
-          <w:color w:val="111826"/>
-          <w:spacing w:val="-11"/>
-          <w:w w:val="115"/>
-        </w:rPr>
-        <w:t xml:space="preserve"> </w:t>
-      </w:r>
-      <w:r>
-        <w:rPr>
-          <w:color w:val="111826"/>
-          <w:w w:val="115"/>
-        </w:rPr>
-        <w:t>Participa</w:t>
-      </w:r>
-      <w:r>
-        <w:rPr>
-          <w:color w:val="111826"/>
-          <w:spacing w:val="-11"/>
-          <w:w w:val="115"/>
-        </w:rPr>
-        <w:t xml:space="preserve"> </w:t>
-      </w:r>
-      <w:r>
-        <w:rPr>
-          <w:color w:val="111826"/>
-          <w:w w:val="115"/>
-        </w:rPr>
-        <w:t>da modernização do SINGRA 2</w:t>
-      </w:r>
-      <w:r>
-        <w:rPr>
-          <w:color w:val="111826"/>
-          <w:w w:val="115"/>
-        </w:rPr>
-        <w:t xml:space="preserve"> (Marinha do Brasil)</w:t>
-      </w:r>
-      <w:r>
-        <w:rPr>
-          <w:color w:val="111826"/>
-          <w:w w:val="115"/>
-        </w:rPr>
-        <w:t xml:space="preserve">, migrando uma arquitetura legada baseada em Angular 6 e DWR para Angular 21, </w:t>
-      </w:r>
-      <w:proofErr w:type="spellStart"/>
-      <w:r>
-        <w:rPr>
-          <w:color w:val="111826"/>
-          <w:w w:val="115"/>
-        </w:rPr>
-        <w:t>APIs</w:t>
-      </w:r>
-      <w:proofErr w:type="spellEnd"/>
-      <w:r>
-        <w:rPr>
-          <w:color w:val="111826"/>
-          <w:w w:val="115"/>
-        </w:rPr>
-        <w:t xml:space="preserve"> REST/JSON</w:t>
-      </w:r>
-      <w:r>
-        <w:rPr>
-          <w:color w:val="111826"/>
-          <w:spacing w:val="-7"/>
-          <w:w w:val="115"/>
-        </w:rPr>
-        <w:t xml:space="preserve"> </w:t>
-      </w:r>
-      <w:r>
-        <w:rPr>
-          <w:color w:val="111826"/>
-          <w:w w:val="115"/>
-        </w:rPr>
-        <w:t>com</w:t>
-      </w:r>
-      <w:r>
-        <w:rPr>
-          <w:color w:val="111826"/>
-          <w:spacing w:val="-7"/>
-          <w:w w:val="115"/>
-        </w:rPr>
-        <w:t xml:space="preserve"> </w:t>
-      </w:r>
-      <w:r>
-        <w:rPr>
-          <w:color w:val="111826"/>
-          <w:w w:val="115"/>
-        </w:rPr>
-        <w:t>JWT</w:t>
-      </w:r>
-      <w:r>
-        <w:rPr>
-          <w:color w:val="111826"/>
-          <w:spacing w:val="-7"/>
-          <w:w w:val="115"/>
-        </w:rPr>
-        <w:t xml:space="preserve"> </w:t>
-      </w:r>
-      <w:proofErr w:type="spellStart"/>
-      <w:r>
-        <w:rPr>
-          <w:color w:val="111826"/>
-          <w:w w:val="115"/>
-        </w:rPr>
-        <w:t>Bearer</w:t>
-      </w:r>
-      <w:proofErr w:type="spellEnd"/>
-      <w:r>
-        <w:rPr>
-          <w:color w:val="111826"/>
-          <w:spacing w:val="-7"/>
-          <w:w w:val="115"/>
-        </w:rPr>
-        <w:t xml:space="preserve"> </w:t>
-      </w:r>
-      <w:r>
-        <w:rPr>
-          <w:color w:val="111826"/>
-          <w:w w:val="115"/>
-        </w:rPr>
-        <w:t>e</w:t>
-      </w:r>
-      <w:r>
-        <w:rPr>
-          <w:color w:val="111826"/>
-          <w:spacing w:val="-7"/>
-          <w:w w:val="115"/>
-        </w:rPr>
-        <w:t xml:space="preserve"> </w:t>
-      </w:r>
-      <w:r>
-        <w:rPr>
-          <w:color w:val="111826"/>
-          <w:w w:val="115"/>
-        </w:rPr>
-        <w:t>Spring</w:t>
-      </w:r>
-      <w:r>
-        <w:rPr>
-          <w:color w:val="111826"/>
-          <w:spacing w:val="-7"/>
-          <w:w w:val="115"/>
-        </w:rPr>
-        <w:t xml:space="preserve"> </w:t>
-      </w:r>
-      <w:proofErr w:type="spellStart"/>
-      <w:r>
-        <w:rPr>
-          <w:color w:val="111826"/>
-          <w:w w:val="115"/>
-        </w:rPr>
-        <w:t>Boot</w:t>
-      </w:r>
-      <w:proofErr w:type="spellEnd"/>
-      <w:r>
-        <w:rPr>
-          <w:color w:val="111826"/>
-          <w:spacing w:val="-7"/>
-          <w:w w:val="115"/>
-        </w:rPr>
-        <w:t xml:space="preserve"> </w:t>
-      </w:r>
-      <w:r>
-        <w:rPr>
-          <w:color w:val="111826"/>
-          <w:w w:val="115"/>
-        </w:rPr>
-        <w:t>4</w:t>
-      </w:r>
-      <w:r>
-        <w:rPr>
-          <w:color w:val="111826"/>
-          <w:spacing w:val="-7"/>
-          <w:w w:val="115"/>
-        </w:rPr>
-        <w:t xml:space="preserve"> </w:t>
-      </w:r>
-      <w:r>
-        <w:rPr>
-          <w:color w:val="111826"/>
-          <w:w w:val="115"/>
-        </w:rPr>
-        <w:t>com</w:t>
-      </w:r>
-      <w:r>
-        <w:rPr>
-          <w:color w:val="111826"/>
-          <w:spacing w:val="-7"/>
-          <w:w w:val="115"/>
-        </w:rPr>
-        <w:t xml:space="preserve"> </w:t>
-      </w:r>
-      <w:r>
-        <w:rPr>
-          <w:color w:val="111826"/>
-          <w:w w:val="115"/>
-        </w:rPr>
-        <w:t>Java</w:t>
-      </w:r>
-      <w:r>
-        <w:rPr>
-          <w:color w:val="111826"/>
-          <w:spacing w:val="-7"/>
-          <w:w w:val="115"/>
-        </w:rPr>
-        <w:t xml:space="preserve"> </w:t>
-      </w:r>
-      <w:r>
-        <w:rPr>
-          <w:color w:val="111826"/>
-          <w:w w:val="115"/>
-        </w:rPr>
-        <w:t>25.</w:t>
-      </w:r>
-      <w:r>
-        <w:rPr>
-          <w:color w:val="111826"/>
-          <w:spacing w:val="-7"/>
-          <w:w w:val="115"/>
-        </w:rPr>
-        <w:t xml:space="preserve"> </w:t>
-      </w:r>
-      <w:r>
-        <w:rPr>
-          <w:color w:val="111826"/>
-          <w:w w:val="115"/>
-        </w:rPr>
-        <w:t>Atuação</w:t>
-      </w:r>
-      <w:r>
-        <w:rPr>
-          <w:color w:val="111826"/>
-          <w:spacing w:val="-7"/>
-          <w:w w:val="115"/>
-        </w:rPr>
-        <w:t xml:space="preserve"> </w:t>
-      </w:r>
-      <w:r>
-        <w:rPr>
-          <w:color w:val="111826"/>
-          <w:w w:val="115"/>
-        </w:rPr>
-        <w:t>com</w:t>
-      </w:r>
-      <w:r>
-        <w:rPr>
-          <w:color w:val="111826"/>
-          <w:spacing w:val="-7"/>
-          <w:w w:val="115"/>
-        </w:rPr>
-        <w:t xml:space="preserve"> </w:t>
-      </w:r>
-      <w:proofErr w:type="spellStart"/>
-      <w:r>
-        <w:rPr>
-          <w:color w:val="111826"/>
-          <w:w w:val="115"/>
-        </w:rPr>
-        <w:t>SonarQube</w:t>
-      </w:r>
-      <w:proofErr w:type="spellEnd"/>
-      <w:r>
-        <w:rPr>
-          <w:color w:val="111826"/>
-          <w:w w:val="115"/>
-        </w:rPr>
-        <w:t>,</w:t>
-      </w:r>
-      <w:r>
-        <w:rPr>
-          <w:color w:val="111826"/>
-          <w:spacing w:val="-7"/>
-          <w:w w:val="115"/>
-        </w:rPr>
-        <w:t xml:space="preserve"> </w:t>
-      </w:r>
-      <w:r>
-        <w:rPr>
-          <w:color w:val="111826"/>
-          <w:w w:val="115"/>
-        </w:rPr>
-        <w:t>testes</w:t>
-      </w:r>
-      <w:r>
-        <w:rPr>
-          <w:color w:val="111826"/>
-          <w:spacing w:val="-7"/>
-          <w:w w:val="115"/>
-        </w:rPr>
-        <w:t xml:space="preserve"> </w:t>
-      </w:r>
-      <w:r>
-        <w:rPr>
-          <w:color w:val="111826"/>
-          <w:w w:val="115"/>
-        </w:rPr>
-        <w:t>automatizados,</w:t>
-      </w:r>
-      <w:r>
-        <w:rPr>
-          <w:color w:val="111826"/>
-          <w:spacing w:val="-7"/>
-          <w:w w:val="115"/>
-        </w:rPr>
-        <w:t xml:space="preserve"> </w:t>
-      </w:r>
-      <w:r>
-        <w:rPr>
-          <w:color w:val="111826"/>
-          <w:w w:val="115"/>
-        </w:rPr>
-        <w:t>análise técnica,</w:t>
-      </w:r>
-      <w:r>
-        <w:rPr>
-          <w:color w:val="111826"/>
-          <w:spacing w:val="-11"/>
-          <w:w w:val="115"/>
-        </w:rPr>
-        <w:t xml:space="preserve"> </w:t>
-      </w:r>
-      <w:r>
-        <w:rPr>
-          <w:color w:val="111826"/>
-          <w:w w:val="115"/>
-        </w:rPr>
-        <w:t>regras</w:t>
-      </w:r>
-      <w:r>
-        <w:rPr>
-          <w:color w:val="111826"/>
-          <w:spacing w:val="-11"/>
-          <w:w w:val="115"/>
-        </w:rPr>
-        <w:t xml:space="preserve"> </w:t>
-      </w:r>
-      <w:r>
-        <w:rPr>
-          <w:color w:val="111826"/>
-          <w:w w:val="115"/>
-        </w:rPr>
-        <w:t>de</w:t>
-      </w:r>
-      <w:r>
-        <w:rPr>
-          <w:color w:val="111826"/>
-          <w:spacing w:val="-11"/>
-          <w:w w:val="115"/>
-        </w:rPr>
-        <w:t xml:space="preserve"> </w:t>
-      </w:r>
-      <w:r>
-        <w:rPr>
-          <w:color w:val="111826"/>
-          <w:w w:val="115"/>
-        </w:rPr>
-        <w:t>negócio,</w:t>
-      </w:r>
-      <w:r>
-        <w:rPr>
-          <w:color w:val="111826"/>
-          <w:spacing w:val="-11"/>
-          <w:w w:val="115"/>
-        </w:rPr>
-        <w:t xml:space="preserve"> </w:t>
-      </w:r>
-      <w:r>
-        <w:rPr>
-          <w:color w:val="111826"/>
-          <w:w w:val="115"/>
-        </w:rPr>
-        <w:t>integrações,</w:t>
-      </w:r>
-      <w:r>
-        <w:rPr>
-          <w:color w:val="111826"/>
-          <w:spacing w:val="-11"/>
-          <w:w w:val="115"/>
-        </w:rPr>
-        <w:t xml:space="preserve"> </w:t>
-      </w:r>
-      <w:r>
-        <w:rPr>
-          <w:color w:val="111826"/>
-          <w:w w:val="115"/>
-        </w:rPr>
-        <w:t>bancos</w:t>
-      </w:r>
-      <w:r>
-        <w:rPr>
-          <w:color w:val="111826"/>
-          <w:spacing w:val="-11"/>
-          <w:w w:val="115"/>
-        </w:rPr>
-        <w:t xml:space="preserve"> </w:t>
-      </w:r>
-      <w:r>
-        <w:rPr>
-          <w:color w:val="111826"/>
-          <w:w w:val="115"/>
-        </w:rPr>
-        <w:t>relacionais</w:t>
-      </w:r>
-      <w:r>
-        <w:rPr>
-          <w:color w:val="111826"/>
-          <w:spacing w:val="-11"/>
-          <w:w w:val="115"/>
-        </w:rPr>
-        <w:t xml:space="preserve"> </w:t>
-      </w:r>
-      <w:r>
-        <w:rPr>
-          <w:color w:val="111826"/>
-          <w:w w:val="115"/>
-        </w:rPr>
-        <w:t>e</w:t>
-      </w:r>
-      <w:r>
-        <w:rPr>
-          <w:color w:val="111826"/>
-          <w:spacing w:val="-11"/>
-          <w:w w:val="115"/>
-        </w:rPr>
-        <w:t xml:space="preserve"> </w:t>
-      </w:r>
-      <w:r>
-        <w:rPr>
-          <w:color w:val="111826"/>
-          <w:w w:val="115"/>
-        </w:rPr>
-        <w:t>metodologias</w:t>
-      </w:r>
-      <w:r>
-        <w:rPr>
-          <w:color w:val="111826"/>
-          <w:spacing w:val="-11"/>
-          <w:w w:val="115"/>
-        </w:rPr>
-        <w:t xml:space="preserve"> </w:t>
-      </w:r>
-      <w:r>
-        <w:rPr>
-          <w:color w:val="111826"/>
-          <w:w w:val="115"/>
-        </w:rPr>
-        <w:t>ágeis.</w:t>
-      </w:r>
-      <w:r>
-        <w:rPr>
-          <w:color w:val="111826"/>
-          <w:spacing w:val="-11"/>
-          <w:w w:val="115"/>
-        </w:rPr>
-        <w:t xml:space="preserve"> </w:t>
-      </w:r>
-      <w:r>
-        <w:rPr>
-          <w:color w:val="111826"/>
-          <w:w w:val="115"/>
-        </w:rPr>
-        <w:t>Em</w:t>
-      </w:r>
-      <w:r>
-        <w:rPr>
-          <w:color w:val="111826"/>
-          <w:spacing w:val="-11"/>
-          <w:w w:val="115"/>
-        </w:rPr>
-        <w:t xml:space="preserve"> </w:t>
-      </w:r>
-      <w:r>
-        <w:rPr>
-          <w:color w:val="111826"/>
-          <w:w w:val="115"/>
-        </w:rPr>
-        <w:t>projetos</w:t>
-      </w:r>
-      <w:r>
-        <w:rPr>
-          <w:color w:val="111826"/>
-          <w:spacing w:val="-11"/>
-          <w:w w:val="115"/>
-        </w:rPr>
-        <w:t xml:space="preserve"> </w:t>
-      </w:r>
-      <w:r>
-        <w:rPr>
-          <w:color w:val="111826"/>
-          <w:w w:val="115"/>
-        </w:rPr>
-        <w:t>próprios,</w:t>
-      </w:r>
-      <w:r>
-        <w:rPr>
-          <w:color w:val="111826"/>
-          <w:spacing w:val="-11"/>
-          <w:w w:val="115"/>
-        </w:rPr>
-        <w:t xml:space="preserve"> </w:t>
-      </w:r>
-      <w:r>
-        <w:rPr>
-          <w:color w:val="111826"/>
-          <w:w w:val="115"/>
-        </w:rPr>
-        <w:t>desenvolve produtos</w:t>
-      </w:r>
-      <w:r>
-        <w:rPr>
-          <w:color w:val="111826"/>
-          <w:spacing w:val="-4"/>
-          <w:w w:val="115"/>
-        </w:rPr>
-        <w:t xml:space="preserve"> </w:t>
-      </w:r>
-      <w:r>
-        <w:rPr>
-          <w:color w:val="111826"/>
-          <w:w w:val="115"/>
-        </w:rPr>
-        <w:t>web</w:t>
-      </w:r>
-      <w:r>
-        <w:rPr>
-          <w:color w:val="111826"/>
-          <w:spacing w:val="-4"/>
-          <w:w w:val="115"/>
-        </w:rPr>
-        <w:t xml:space="preserve"> </w:t>
-      </w:r>
-      <w:r>
-        <w:rPr>
-          <w:color w:val="111826"/>
-          <w:w w:val="115"/>
-        </w:rPr>
-        <w:t>orientados</w:t>
-      </w:r>
-      <w:r>
-        <w:rPr>
-          <w:color w:val="111826"/>
-          <w:spacing w:val="-4"/>
-          <w:w w:val="115"/>
-        </w:rPr>
-        <w:t xml:space="preserve"> </w:t>
-      </w:r>
-      <w:r>
-        <w:rPr>
-          <w:color w:val="111826"/>
-          <w:w w:val="115"/>
-        </w:rPr>
-        <w:t>a</w:t>
-      </w:r>
-      <w:r>
-        <w:rPr>
-          <w:color w:val="111826"/>
-          <w:spacing w:val="-4"/>
-          <w:w w:val="115"/>
-        </w:rPr>
-        <w:t xml:space="preserve"> </w:t>
-      </w:r>
-      <w:r>
-        <w:rPr>
-          <w:color w:val="111826"/>
-          <w:w w:val="115"/>
-        </w:rPr>
-        <w:t>privacidade,</w:t>
-      </w:r>
-      <w:r>
-        <w:rPr>
-          <w:color w:val="111826"/>
-          <w:spacing w:val="-4"/>
-          <w:w w:val="115"/>
-        </w:rPr>
-        <w:t xml:space="preserve"> </w:t>
-      </w:r>
-      <w:r>
-        <w:rPr>
-          <w:color w:val="111826"/>
-          <w:w w:val="115"/>
-        </w:rPr>
-        <w:t>performance,</w:t>
-      </w:r>
-      <w:r>
-        <w:rPr>
-          <w:color w:val="111826"/>
-          <w:spacing w:val="-4"/>
-          <w:w w:val="115"/>
-        </w:rPr>
-        <w:t xml:space="preserve"> </w:t>
-      </w:r>
-      <w:r>
-        <w:rPr>
-          <w:color w:val="111826"/>
-          <w:w w:val="115"/>
-        </w:rPr>
-        <w:t>acessibilidade</w:t>
-      </w:r>
-      <w:r>
-        <w:rPr>
-          <w:color w:val="111826"/>
-          <w:spacing w:val="-4"/>
-          <w:w w:val="115"/>
-        </w:rPr>
-        <w:t xml:space="preserve"> </w:t>
-      </w:r>
-      <w:r>
-        <w:rPr>
-          <w:color w:val="111826"/>
-          <w:w w:val="115"/>
-        </w:rPr>
-        <w:t>e</w:t>
-      </w:r>
-      <w:r>
-        <w:rPr>
-          <w:color w:val="111826"/>
-          <w:spacing w:val="-4"/>
-          <w:w w:val="115"/>
-        </w:rPr>
-        <w:t xml:space="preserve"> </w:t>
-      </w:r>
-      <w:r>
-        <w:rPr>
-          <w:color w:val="111826"/>
-          <w:w w:val="115"/>
-        </w:rPr>
-        <w:t>qualidade</w:t>
-      </w:r>
-      <w:r>
-        <w:rPr>
-          <w:color w:val="111826"/>
-          <w:spacing w:val="-4"/>
-          <w:w w:val="115"/>
-        </w:rPr>
-        <w:t xml:space="preserve"> </w:t>
-      </w:r>
-      <w:r>
-        <w:rPr>
-          <w:color w:val="111826"/>
-          <w:w w:val="115"/>
-        </w:rPr>
-        <w:t>mensurável.</w:t>
+        <w:t xml:space="preserve">Desenvolvedor Full Stack Pleno com mais de quatro anos de experiência profissional em tecnologia e trajetória contínua em desenvolvimento de software desde 2022. Integra a equipe da Minsait, empresa do Grupo Indra (Espanha), participando do desenvolvimento de sistemas corporativos de grande porte nas áreas de saúde pública, trânsito e defesa. Experiência sólida no ecossistema Java, Spring Boot, Quarkus, Angular, Vue, TypeScript, PostgreSQL e Oracle. Participa da modernização do SINGRA 2 (Marinha do Brasil), migrando uma arquitetura frontend legada para Angular 21, APIs REST/JSON com JWT Bearer e Spring Boot 4 com Java 25. Atuação com SonarQube, testes automatizados, análise técnica, regras de negócio, integrações, bancos relacionais e metodologias ágeis. Em projetos próprios, desenvolve produtos web orientados a privacidade, performance, acessibilidade e qualidade mensurável.</w:t>
       </w:r>
     </w:p>
     <w:p>
@@ -1958,7 +694,7 @@
           </mc:Choice>
           <mc:Fallback>
             <w:pict>
-              <v:shape w14:anchorId="472E61C2" id="Graphic 7" o:spid="_x0000_s1026" style="position:absolute;margin-left:55.6pt;margin-top:22.5pt;width:484.1pt;height:.1pt;z-index:-15728128;visibility:visible;mso-wrap-style:square;mso-wrap-distance-left:0;mso-wrap-distance-top:0;mso-wrap-distance-right:0;mso-wrap-distance-bottom:0;mso-position-horizontal:absolute;mso-position-horizontal-relative:page;mso-position-vertical:absolute;mso-position-vertical-relative:text;v-text-anchor:top" coordsize="6148070,1270" o:gfxdata="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" path="m,l6147600,e" filled="f" strokecolor="#cad4e1" strokeweight=".65pt">
+              <v:shape w14:anchorId="472E61C2" id="Graphic 7" o:spid="_x0000_s1026" style="position:absolute;margin-left:55.6pt;margin-top:22.5pt;width:484.1pt;height:.1pt;z-index:-15728128;visibility:visible;mso-wrap-style:square;mso-wrap-distance-left:0;mso-wrap-distance-top:0;mso-wrap-distance-right:0;mso-wrap-distance-bottom:0;mso-position-horizontal:absolute;mso-position-horizontal-relative:page;mso-position-vertical:absolute;mso-position-vertical-relative:text;v-text-anchor:top" coordsize="6148070,1270" o:gfxdata="UEsDBBQABgAIAAAAIQC2gziS/gAAAOEBAAATAAAAW0NvbnRlbnRfVHlwZXNdLnhtbJSRQU7DMBBF 90jcwfIWJU67QAgl6YK0S0CoHGBkTxKLZGx5TGhvj5O2G0SRWNoz/78nu9wcxkFMGNg6quQqL6RA 0s5Y6ir5vt9lD1JwBDIwOMJKHpHlpr69KfdHjyxSmriSfYz+USnWPY7AufNIadK6MEJMx9ApD/oD OlTrorhX2lFEilmcO2RdNtjC5xDF9pCuTyYBB5bi6bQ4syoJ3g9WQ0ymaiLzg5KdCXlKLjvcW893 SUOqXwnz5DrgnHtJTxOsQfEKIT7DmDSUCaxw7Rqn8787ZsmRM9e2VmPeBN4uqYvTtW7jvijg9N/y JsXecLq0q+WD6m8AAAD//wMAUEsDBBQABgAIAAAAIQA4/SH/1gAAAJQBAAALAAAAX3JlbHMvLnJl bHOkkMFqwzAMhu+DvYPRfXGawxijTi+j0GvpHsDYimMaW0Yy2fr2M4PBMnrbUb/Q94l/f/hMi1qR JVI2sOt6UJgd+ZiDgffL8ekFlFSbvV0oo4EbChzGx4f9GRdb25HMsYhqlCwG5lrLq9biZkxWOiqY 22YiTra2kYMu1l1tQD30/bPm3wwYN0x18gb45AdQl1tp5j/sFB2T0FQ7R0nTNEV3j6o9feQzro1i OWA14Fm+Q8a1a8+Bvu/d/dMb2JY5uiPbhG/ktn4cqGU/er3pcvwCAAD//wMAUEsDBBQABgAIAAAA IQC0MKBRFAIAAFsEAAAOAAAAZHJzL2Uyb0RvYy54bWysVEtv2zAMvg/YfxB0X+wEbVoYcYoiWYcB RVegGXZWZDk2JosapcTOvx8lP5J1t2EXgRJp6ntQXj10jWYnha4Gk/P5LOVMGQlFbQ45/757+nTP mfPCFEKDUTk/K8cf1h8/rFqbqQVUoAuFjJoYl7U255X3NksSJyvVCDcDqwwlS8BGeNriISlQtNS9 0ckiTZdJC1hYBKmco9Ntn+Tr2L8slfTfytIpz3TOCZuPK8Z1H9ZkvRLZAYWtajnAEP+AohG1oUun VlvhBTti/VerppYIDko/k9AkUJa1VJEDsZmn79i8VcKqyIXEcXaSyf2/tvLl9GZfMUB39hnkT0eK JK112ZQJGzfUdCU2oZaAsy6qeJ5UVJ1nkg6X85v79I7ElpSbLygKLUU2fiuPzn9REPuI07PzvQfF GIlqjGRnxhDJyeChjh56zshD5Iw83PceWuHDdwFcCFl7ARLOGjipHcSsf4ecoF2y2lxXEZW7ZUpU RpZU21dQEK6JxKar6fCanDYBxf3i9jaOhgNdF0+11gGFw8N+o5GdBJHaPG5vPs8Hmf4os+j8Vriq r4upoUybwafemmDSHorzK7KWpjnn7tdRoOJMfzU0LmH0xwDHYD8G6PUG4gOJAtGdu+6HQMvC9Tn3 5OwLjMMostG0oMFUG7408Hj0UNbB0ThDPaJhQxMc5RpeW3gi1/tYdfknrH8DAAD//wMAUEsDBBQA BgAIAAAAIQCL0QLK3AAAAAoBAAAPAAAAZHJzL2Rvd25yZXYueG1sTI/NTsMwEITvSLyDtUhcELUT FWhDnAohKri29AE2yTaJ6p8Qu0369mxOcJzZT7Mz+WayRlxoCJ13GpKFAkGu8nXnGg2H7+3jCkSI 6Go03pGGKwXYFLc3OWa1H92OLvvYCA5xIUMNbYx9JmWoWrIYFr4nx7ejHyxGlkMj6wFHDrdGpko9 S4ud4w8t9vTeUnXan62G00/ZmfBpIo4lrbYfX4dr+qC0vr+b3l5BRJriHwxzfa4OBXcq/dnVQRjW SZIyqmH5xJtmQL2slyDK2UlBFrn8P6H4BQAA//8DAFBLAQItABQABgAIAAAAIQC2gziS/gAAAOEB AAATAAAAAAAAAAAAAAAAAAAAAABbQ29udGVudF9UeXBlc10ueG1sUEsBAi0AFAAGAAgAAAAhADj9 If/WAAAAlAEAAAsAAAAAAAAAAAAAAAAALwEAAF9yZWxzLy5yZWxzUEsBAi0AFAAGAAgAAAAhALQw oFEUAgAAWwQAAA4AAAAAAAAAAAAAAAAALgIAAGRycy9lMm9Eb2MueG1sUEsBAi0AFAAGAAgAAAAh AIvRAsrcAAAACgEAAA8AAAAAAAAAAAAAAAAAbgQAAGRycy9kb3ducmV2LnhtbFBLBQYAAAAABAAE APMAAAB3BQAAAAA= " path="m,l6147600,e" filled="f" strokecolor="#cad4e1" strokeweight=".65pt">
                 <v:path arrowok="t"/>
                 <w10:wrap type="topAndBottom" anchorx="page"/>
               </v:shape>
@@ -1996,368 +732,12 @@
         <w:spacing w:before="77" w:line="343" w:lineRule="auto"/>
         <w:ind w:left="120" w:firstLine="0"/>
       </w:pPr>
-      <w:proofErr w:type="spellStart"/>
-      <w:r>
-        <w:rPr>
-          <w:color w:val="111826"/>
-          <w:w w:val="110"/>
-        </w:rPr>
-        <w:t>Backend</w:t>
-      </w:r>
-      <w:proofErr w:type="spellEnd"/>
-      <w:r>
-        <w:rPr>
-          <w:color w:val="111826"/>
-          <w:w w:val="110"/>
-        </w:rPr>
-        <w:t>:</w:t>
-      </w:r>
-      <w:r>
-        <w:rPr>
-          <w:color w:val="111826"/>
-          <w:spacing w:val="-10"/>
-          <w:w w:val="110"/>
-        </w:rPr>
-        <w:t xml:space="preserve"> </w:t>
-      </w:r>
-      <w:r>
-        <w:rPr>
-          <w:color w:val="111826"/>
-          <w:w w:val="110"/>
-        </w:rPr>
-        <w:t>Java</w:t>
-      </w:r>
-      <w:r>
-        <w:rPr>
-          <w:color w:val="111826"/>
-          <w:spacing w:val="-10"/>
-          <w:w w:val="110"/>
-        </w:rPr>
-        <w:t xml:space="preserve"> </w:t>
-      </w:r>
-      <w:r>
-        <w:rPr>
-          <w:color w:val="111826"/>
-          <w:w w:val="110"/>
-        </w:rPr>
-        <w:t>11/21/25,</w:t>
-      </w:r>
-      <w:r>
-        <w:rPr>
-          <w:color w:val="111826"/>
-          <w:spacing w:val="-10"/>
-          <w:w w:val="110"/>
-        </w:rPr>
-        <w:t xml:space="preserve"> </w:t>
-      </w:r>
-      <w:r>
-        <w:rPr>
-          <w:color w:val="111826"/>
-          <w:w w:val="110"/>
-        </w:rPr>
-        <w:t>Spring</w:t>
-      </w:r>
-      <w:r>
-        <w:rPr>
-          <w:color w:val="111826"/>
-          <w:spacing w:val="-10"/>
-          <w:w w:val="110"/>
-        </w:rPr>
-        <w:t xml:space="preserve"> </w:t>
-      </w:r>
-      <w:proofErr w:type="spellStart"/>
-      <w:r>
-        <w:rPr>
-          <w:color w:val="111826"/>
-          <w:w w:val="110"/>
-        </w:rPr>
-        <w:t>Boot</w:t>
-      </w:r>
-      <w:proofErr w:type="spellEnd"/>
-      <w:r>
-        <w:rPr>
-          <w:color w:val="111826"/>
-          <w:spacing w:val="-10"/>
-          <w:w w:val="110"/>
-        </w:rPr>
-        <w:t xml:space="preserve"> </w:t>
-      </w:r>
-      <w:r>
-        <w:rPr>
-          <w:color w:val="111826"/>
-          <w:w w:val="110"/>
-        </w:rPr>
-        <w:t>2/3/4,</w:t>
-      </w:r>
-      <w:r>
-        <w:rPr>
-          <w:color w:val="111826"/>
-          <w:spacing w:val="-10"/>
-          <w:w w:val="110"/>
-        </w:rPr>
-        <w:t xml:space="preserve"> </w:t>
-      </w:r>
-      <w:proofErr w:type="spellStart"/>
-      <w:r>
-        <w:rPr>
-          <w:color w:val="111826"/>
-          <w:w w:val="110"/>
-        </w:rPr>
-        <w:t>Quarkus</w:t>
-      </w:r>
-      <w:proofErr w:type="spellEnd"/>
-      <w:r>
-        <w:rPr>
-          <w:color w:val="111826"/>
-          <w:w w:val="110"/>
-        </w:rPr>
-        <w:t>,</w:t>
-      </w:r>
-      <w:r>
-        <w:rPr>
-          <w:color w:val="111826"/>
-          <w:spacing w:val="-10"/>
-          <w:w w:val="110"/>
-        </w:rPr>
-        <w:t xml:space="preserve"> </w:t>
-      </w:r>
-      <w:proofErr w:type="spellStart"/>
-      <w:r>
-        <w:rPr>
-          <w:color w:val="111826"/>
-          <w:w w:val="110"/>
-        </w:rPr>
-        <w:t>APIs</w:t>
-      </w:r>
-      <w:proofErr w:type="spellEnd"/>
-      <w:r>
-        <w:rPr>
-          <w:color w:val="111826"/>
-          <w:spacing w:val="-10"/>
-          <w:w w:val="110"/>
-        </w:rPr>
-        <w:t xml:space="preserve"> </w:t>
-      </w:r>
-      <w:r>
-        <w:rPr>
-          <w:color w:val="111826"/>
-          <w:w w:val="110"/>
-        </w:rPr>
-        <w:t>REST,</w:t>
-      </w:r>
-      <w:r>
-        <w:rPr>
-          <w:color w:val="111826"/>
-          <w:spacing w:val="-10"/>
-          <w:w w:val="110"/>
-        </w:rPr>
-        <w:t xml:space="preserve"> </w:t>
-      </w:r>
-      <w:r>
-        <w:rPr>
-          <w:color w:val="111826"/>
-          <w:w w:val="110"/>
-        </w:rPr>
-        <w:t>JPA/</w:t>
-      </w:r>
-      <w:proofErr w:type="spellStart"/>
-      <w:r>
-        <w:rPr>
-          <w:color w:val="111826"/>
-          <w:w w:val="110"/>
-        </w:rPr>
-        <w:t>Hibernate</w:t>
-      </w:r>
-      <w:proofErr w:type="spellEnd"/>
-      <w:r>
-        <w:rPr>
-          <w:color w:val="111826"/>
-          <w:w w:val="110"/>
-        </w:rPr>
-        <w:t>,</w:t>
-      </w:r>
-      <w:r>
-        <w:rPr>
-          <w:color w:val="111826"/>
-          <w:spacing w:val="-10"/>
-          <w:w w:val="110"/>
-        </w:rPr>
-        <w:t xml:space="preserve"> </w:t>
-      </w:r>
-      <w:proofErr w:type="spellStart"/>
-      <w:r>
-        <w:rPr>
-          <w:color w:val="111826"/>
-          <w:w w:val="110"/>
-        </w:rPr>
-        <w:t>Maven</w:t>
-      </w:r>
-      <w:proofErr w:type="spellEnd"/>
-      <w:r>
-        <w:rPr>
-          <w:color w:val="111826"/>
-          <w:w w:val="110"/>
-        </w:rPr>
-        <w:t>,</w:t>
-      </w:r>
-      <w:r>
-        <w:rPr>
-          <w:color w:val="111826"/>
-          <w:spacing w:val="-10"/>
-          <w:w w:val="110"/>
-        </w:rPr>
-        <w:t xml:space="preserve"> </w:t>
-      </w:r>
-      <w:proofErr w:type="spellStart"/>
-      <w:r>
-        <w:rPr>
-          <w:color w:val="111826"/>
-          <w:w w:val="110"/>
-        </w:rPr>
-        <w:t>MapStruct</w:t>
-      </w:r>
-      <w:proofErr w:type="spellEnd"/>
-      <w:r>
-        <w:rPr>
-          <w:color w:val="111826"/>
-          <w:w w:val="110"/>
-        </w:rPr>
-        <w:t>,</w:t>
-      </w:r>
-      <w:r>
-        <w:rPr>
-          <w:color w:val="111826"/>
-          <w:spacing w:val="-10"/>
-          <w:w w:val="110"/>
-        </w:rPr>
-        <w:t xml:space="preserve"> </w:t>
-      </w:r>
-      <w:r>
-        <w:rPr>
-          <w:color w:val="111826"/>
-          <w:w w:val="110"/>
-        </w:rPr>
-        <w:t>Node.js,</w:t>
-      </w:r>
-      <w:r>
-        <w:rPr>
-          <w:color w:val="111826"/>
-          <w:spacing w:val="-10"/>
-          <w:w w:val="110"/>
-        </w:rPr>
-        <w:t xml:space="preserve"> </w:t>
-      </w:r>
-      <w:proofErr w:type="spellStart"/>
-      <w:r>
-        <w:rPr>
-          <w:color w:val="111826"/>
-          <w:w w:val="110"/>
-        </w:rPr>
-        <w:t>NestJS</w:t>
-      </w:r>
-      <w:proofErr w:type="spellEnd"/>
-      <w:r>
-        <w:rPr>
-          <w:color w:val="111826"/>
-          <w:w w:val="110"/>
-        </w:rPr>
-        <w:t xml:space="preserve"> </w:t>
-      </w:r>
-      <w:proofErr w:type="spellStart"/>
-      <w:r>
-        <w:rPr>
-          <w:color w:val="111826"/>
-          <w:w w:val="110"/>
-        </w:rPr>
-        <w:t>Frontend</w:t>
-      </w:r>
-      <w:proofErr w:type="spellEnd"/>
-      <w:r>
-        <w:rPr>
-          <w:color w:val="111826"/>
-          <w:w w:val="110"/>
-        </w:rPr>
-        <w:t xml:space="preserve">: </w:t>
-      </w:r>
-      <w:proofErr w:type="spellStart"/>
-      <w:r>
-        <w:rPr>
-          <w:color w:val="111826"/>
-          <w:w w:val="110"/>
-        </w:rPr>
-        <w:t>AngularJS</w:t>
-      </w:r>
-      <w:proofErr w:type="spellEnd"/>
-      <w:r>
-        <w:rPr>
-          <w:color w:val="111826"/>
-          <w:w w:val="110"/>
-        </w:rPr>
-        <w:t xml:space="preserve">, Angular 6/21, </w:t>
-      </w:r>
-      <w:proofErr w:type="spellStart"/>
-      <w:r>
-        <w:rPr>
-          <w:color w:val="111826"/>
-          <w:w w:val="110"/>
-        </w:rPr>
-        <w:t>React</w:t>
-      </w:r>
-      <w:proofErr w:type="spellEnd"/>
-      <w:r>
-        <w:rPr>
-          <w:color w:val="111826"/>
-          <w:w w:val="110"/>
-        </w:rPr>
-        <w:t xml:space="preserve"> 19, Next.js 16, </w:t>
-      </w:r>
-      <w:proofErr w:type="spellStart"/>
-      <w:r>
-        <w:rPr>
-          <w:color w:val="111826"/>
-          <w:w w:val="110"/>
-        </w:rPr>
-        <w:t>Vue</w:t>
-      </w:r>
-      <w:proofErr w:type="spellEnd"/>
-      <w:r>
-        <w:rPr>
-          <w:color w:val="111826"/>
-          <w:w w:val="110"/>
-        </w:rPr>
-        <w:t xml:space="preserve"> 2, </w:t>
-      </w:r>
-      <w:proofErr w:type="spellStart"/>
-      <w:r>
-        <w:rPr>
-          <w:color w:val="111826"/>
-          <w:w w:val="110"/>
-        </w:rPr>
-        <w:t>TypeScript</w:t>
-      </w:r>
-      <w:proofErr w:type="spellEnd"/>
-      <w:r>
-        <w:rPr>
-          <w:color w:val="111826"/>
-          <w:w w:val="110"/>
-        </w:rPr>
-        <w:t xml:space="preserve">, JavaScript, HTML, CSS, </w:t>
-      </w:r>
-      <w:proofErr w:type="spellStart"/>
-      <w:r>
-        <w:rPr>
-          <w:color w:val="111826"/>
-          <w:w w:val="110"/>
-        </w:rPr>
-        <w:t>Tailwind</w:t>
-      </w:r>
-      <w:proofErr w:type="spellEnd"/>
-      <w:r>
-        <w:rPr>
-          <w:color w:val="111826"/>
-          <w:w w:val="110"/>
-        </w:rPr>
-        <w:t xml:space="preserve"> CSS</w:t>
+      <w:r>
+        <w:rPr>
+          <w:color w:val="111826"/>
+          <w:w w:val="110"/>
+        </w:rPr>
+        <w:t xml:space="preserve">Backend: Java 11/21/25, Spring Boot 2/3/4, Quarkus, APIs REST, JPA/Hibernate, Maven, MapStruct, Node.js, NestJS Frontend: AngularJS, Angular 17/21, React 19, Next.js 16, Vue 2, TypeScript, JavaScript, HTML, CSS, Tailwind CSS</w:t>
       </w:r>
     </w:p>
     <w:p>
@@ -2411,21 +791,12 @@
         </w:rPr>
         <w:t xml:space="preserve"> </w:t>
       </w:r>
-      <w:proofErr w:type="spellStart"/>
-      <w:r>
-        <w:rPr>
-          <w:color w:val="111826"/>
-          <w:w w:val="110"/>
-        </w:rPr>
-        <w:t>PostgreSQL</w:t>
-      </w:r>
-      <w:proofErr w:type="spellEnd"/>
-      <w:r>
-        <w:rPr>
-          <w:color w:val="111826"/>
-          <w:w w:val="110"/>
-        </w:rPr>
-        <w:t>,</w:t>
+      <w:r>
+        <w:rPr>
+          <w:color w:val="111826"/>
+          <w:w w:val="110"/>
+        </w:rPr>
+        <w:t>PostgreSQL,</w:t>
       </w:r>
       <w:r>
         <w:rPr>
@@ -2525,21 +896,12 @@
         </w:rPr>
         <w:t xml:space="preserve"> </w:t>
       </w:r>
-      <w:proofErr w:type="spellStart"/>
-      <w:r>
-        <w:rPr>
-          <w:color w:val="111826"/>
-          <w:w w:val="110"/>
-        </w:rPr>
-        <w:t>Flyway</w:t>
-      </w:r>
-      <w:proofErr w:type="spellEnd"/>
-      <w:r>
-        <w:rPr>
-          <w:color w:val="111826"/>
-          <w:w w:val="110"/>
-        </w:rPr>
-        <w:t>,</w:t>
+      <w:r>
+        <w:rPr>
+          <w:color w:val="111826"/>
+          <w:w w:val="110"/>
+        </w:rPr>
+        <w:t>Flyway,</w:t>
       </w:r>
       <w:r>
         <w:rPr>
@@ -2549,21 +911,12 @@
         </w:rPr>
         <w:t xml:space="preserve"> </w:t>
       </w:r>
-      <w:proofErr w:type="spellStart"/>
-      <w:r>
-        <w:rPr>
-          <w:color w:val="111826"/>
-          <w:w w:val="110"/>
-        </w:rPr>
-        <w:t>Git</w:t>
-      </w:r>
-      <w:proofErr w:type="spellEnd"/>
-      <w:r>
-        <w:rPr>
-          <w:color w:val="111826"/>
-          <w:w w:val="110"/>
-        </w:rPr>
-        <w:t>,</w:t>
+      <w:r>
+        <w:rPr>
+          <w:color w:val="111826"/>
+          <w:w w:val="110"/>
+        </w:rPr>
+        <w:t>Git,</w:t>
       </w:r>
       <w:r>
         <w:rPr>
@@ -2573,37 +926,12 @@
         </w:rPr>
         <w:t xml:space="preserve"> </w:t>
       </w:r>
-      <w:proofErr w:type="spellStart"/>
-      <w:r>
-        <w:rPr>
-          <w:color w:val="111826"/>
-          <w:w w:val="110"/>
-        </w:rPr>
-        <w:t>Bitbucket</w:t>
-      </w:r>
-      <w:proofErr w:type="spellEnd"/>
-      <w:r>
-        <w:rPr>
-          <w:color w:val="111826"/>
-          <w:w w:val="110"/>
-        </w:rPr>
-        <w:t>/</w:t>
-      </w:r>
-      <w:proofErr w:type="spellStart"/>
-      <w:r>
-        <w:rPr>
-          <w:color w:val="111826"/>
-          <w:w w:val="110"/>
-        </w:rPr>
-        <w:t>GitLab</w:t>
-      </w:r>
-      <w:proofErr w:type="spellEnd"/>
-      <w:r>
-        <w:rPr>
-          <w:color w:val="111826"/>
-          <w:w w:val="110"/>
-        </w:rPr>
-        <w:t>,</w:t>
+      <w:r>
+        <w:rPr>
+          <w:color w:val="111826"/>
+          <w:w w:val="110"/>
+        </w:rPr>
+        <w:t>Bitbucket/GitLab,</w:t>
       </w:r>
       <w:r>
         <w:rPr>
@@ -2613,23 +941,13 @@
         </w:rPr>
         <w:t xml:space="preserve"> </w:t>
       </w:r>
-      <w:proofErr w:type="spellStart"/>
-      <w:r>
-        <w:rPr>
-          <w:color w:val="111826"/>
-          <w:w w:val="110"/>
-        </w:rPr>
-        <w:t>Jenkins</w:t>
-      </w:r>
-      <w:proofErr w:type="spellEnd"/>
-      <w:r>
-        <w:rPr>
-          <w:color w:val="111826"/>
-          <w:w w:val="110"/>
-        </w:rPr>
-        <w:t xml:space="preserve">, </w:t>
-      </w:r>
-      <w:proofErr w:type="gramStart"/>
+      <w:r>
+        <w:rPr>
+          <w:color w:val="111826"/>
+          <w:w w:val="110"/>
+        </w:rPr>
+        <w:t xml:space="preserve">Jenkins, </w:t>
+      </w:r>
       <w:r>
         <w:rPr>
           <w:color w:val="111826"/>
@@ -2638,7 +956,6 @@
         </w:rPr>
         <w:t>Bamboo</w:t>
       </w:r>
-      <w:proofErr w:type="gramEnd"/>
     </w:p>
     <w:p>
       <w:pPr>
@@ -2691,21 +1008,12 @@
         </w:rPr>
         <w:t xml:space="preserve"> </w:t>
       </w:r>
-      <w:proofErr w:type="spellStart"/>
-      <w:r>
-        <w:rPr>
-          <w:color w:val="111826"/>
-          <w:w w:val="110"/>
-        </w:rPr>
-        <w:t>SonarQube</w:t>
-      </w:r>
-      <w:proofErr w:type="spellEnd"/>
-      <w:r>
-        <w:rPr>
-          <w:color w:val="111826"/>
-          <w:w w:val="110"/>
-        </w:rPr>
-        <w:t>,</w:t>
+      <w:r>
+        <w:rPr>
+          <w:color w:val="111826"/>
+          <w:w w:val="110"/>
+        </w:rPr>
+        <w:t>SonarQube,</w:t>
       </w:r>
       <w:r>
         <w:rPr>
@@ -2715,21 +1023,12 @@
         </w:rPr>
         <w:t xml:space="preserve"> </w:t>
       </w:r>
-      <w:proofErr w:type="spellStart"/>
-      <w:r>
-        <w:rPr>
-          <w:color w:val="111826"/>
-          <w:w w:val="110"/>
-        </w:rPr>
-        <w:t>JUnit</w:t>
-      </w:r>
-      <w:proofErr w:type="spellEnd"/>
-      <w:r>
-        <w:rPr>
-          <w:color w:val="111826"/>
-          <w:w w:val="110"/>
-        </w:rPr>
-        <w:t>,</w:t>
+      <w:r>
+        <w:rPr>
+          <w:color w:val="111826"/>
+          <w:w w:val="110"/>
+        </w:rPr>
+        <w:t>JUnit,</w:t>
       </w:r>
       <w:r>
         <w:rPr>
@@ -2739,21 +1038,12 @@
         </w:rPr>
         <w:t xml:space="preserve"> </w:t>
       </w:r>
-      <w:proofErr w:type="spellStart"/>
-      <w:r>
-        <w:rPr>
-          <w:color w:val="111826"/>
-          <w:w w:val="110"/>
-        </w:rPr>
-        <w:t>Vitest</w:t>
-      </w:r>
-      <w:proofErr w:type="spellEnd"/>
-      <w:r>
-        <w:rPr>
-          <w:color w:val="111826"/>
-          <w:w w:val="110"/>
-        </w:rPr>
-        <w:t>,</w:t>
+      <w:r>
+        <w:rPr>
+          <w:color w:val="111826"/>
+          <w:w w:val="110"/>
+        </w:rPr>
+        <w:t>Vitest,</w:t>
       </w:r>
       <w:r>
         <w:rPr>
@@ -2763,21 +1053,12 @@
         </w:rPr>
         <w:t xml:space="preserve"> </w:t>
       </w:r>
-      <w:proofErr w:type="spellStart"/>
-      <w:r>
-        <w:rPr>
-          <w:color w:val="111826"/>
-          <w:w w:val="110"/>
-        </w:rPr>
-        <w:t>Playwright</w:t>
-      </w:r>
-      <w:proofErr w:type="spellEnd"/>
-      <w:r>
-        <w:rPr>
-          <w:color w:val="111826"/>
-          <w:w w:val="110"/>
-        </w:rPr>
-        <w:t>,</w:t>
+      <w:r>
+        <w:rPr>
+          <w:color w:val="111826"/>
+          <w:w w:val="110"/>
+        </w:rPr>
+        <w:t>Playwright,</w:t>
       </w:r>
       <w:r>
         <w:rPr>
@@ -2817,7 +1098,6 @@
         </w:rPr>
         <w:t xml:space="preserve"> </w:t>
       </w:r>
-      <w:proofErr w:type="spellStart"/>
       <w:r>
         <w:rPr>
           <w:color w:val="111826"/>
@@ -2825,7 +1105,6 @@
         </w:rPr>
         <w:t>Clean</w:t>
       </w:r>
-      <w:proofErr w:type="spellEnd"/>
       <w:r>
         <w:rPr>
           <w:color w:val="111826"/>
@@ -2834,21 +1113,12 @@
         </w:rPr>
         <w:t xml:space="preserve"> </w:t>
       </w:r>
-      <w:proofErr w:type="spellStart"/>
-      <w:r>
-        <w:rPr>
-          <w:color w:val="111826"/>
-          <w:w w:val="110"/>
-        </w:rPr>
-        <w:t>Architecture</w:t>
-      </w:r>
-      <w:proofErr w:type="spellEnd"/>
-      <w:r>
-        <w:rPr>
-          <w:color w:val="111826"/>
-          <w:w w:val="110"/>
-        </w:rPr>
-        <w:t>,</w:t>
+      <w:r>
+        <w:rPr>
+          <w:color w:val="111826"/>
+          <w:w w:val="110"/>
+        </w:rPr>
+        <w:t>Architecture,</w:t>
       </w:r>
       <w:r>
         <w:rPr>
@@ -2863,33 +1133,8 @@
           <w:color w:val="111826"/>
           <w:w w:val="110"/>
         </w:rPr>
-        <w:t xml:space="preserve">DDD, </w:t>
-      </w:r>
-      <w:proofErr w:type="spellStart"/>
-      <w:r>
-        <w:rPr>
-          <w:color w:val="111826"/>
-          <w:w w:val="110"/>
-        </w:rPr>
-        <w:t>Strategy</w:t>
-      </w:r>
-      <w:proofErr w:type="spellEnd"/>
-      <w:r>
-        <w:rPr>
-          <w:color w:val="111826"/>
-          <w:w w:val="110"/>
-        </w:rPr>
-        <w:t>, Agile/</w:t>
-      </w:r>
-      <w:proofErr w:type="spellStart"/>
-      <w:r>
-        <w:rPr>
-          <w:color w:val="111826"/>
-          <w:w w:val="110"/>
-        </w:rPr>
-        <w:t>Scrum</w:t>
-      </w:r>
-      <w:proofErr w:type="spellEnd"/>
+        <w:t xml:space="preserve">DDD, Strategy, Agile/Scrum</w:t>
+      </w:r>
     </w:p>
     <w:p>
       <w:pPr>
@@ -2967,7 +1212,7 @@
           </mc:Choice>
           <mc:Fallback>
             <w:pict>
-              <v:shape w14:anchorId="303774CD" id="Graphic 8" o:spid="_x0000_s1026" style="position:absolute;margin-left:55.6pt;margin-top:22.45pt;width:484.1pt;height:.1pt;z-index:-15727616;visibility:visible;mso-wrap-style:square;mso-wrap-distance-left:0;mso-wrap-distance-top:0;mso-wrap-distance-right:0;mso-wrap-distance-bottom:0;mso-position-horizontal:absolute;mso-position-horizontal-relative:page;mso-position-vertical:absolute;mso-position-vertical-relative:text;v-text-anchor:top" coordsize="6148070,1270" o:gfxdata="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" path="m,l6147600,e" filled="f" strokecolor="#cad4e1" strokeweight=".65pt">
+              <v:shape w14:anchorId="303774CD" id="Graphic 8" o:spid="_x0000_s1026" style="position:absolute;margin-left:55.6pt;margin-top:22.45pt;width:484.1pt;height:.1pt;z-index:-15727616;visibility:visible;mso-wrap-style:square;mso-wrap-distance-left:0;mso-wrap-distance-top:0;mso-wrap-distance-right:0;mso-wrap-distance-bottom:0;mso-position-horizontal:absolute;mso-position-horizontal-relative:page;mso-position-vertical:absolute;mso-position-vertical-relative:text;v-text-anchor:top" coordsize="6148070,1270" o:gfxdata="UEsDBBQABgAIAAAAIQC2gziS/gAAAOEBAAATAAAAW0NvbnRlbnRfVHlwZXNdLnhtbJSRQU7DMBBF 90jcwfIWJU67QAgl6YK0S0CoHGBkTxKLZGx5TGhvj5O2G0SRWNoz/78nu9wcxkFMGNg6quQqL6RA 0s5Y6ir5vt9lD1JwBDIwOMJKHpHlpr69KfdHjyxSmriSfYz+USnWPY7AufNIadK6MEJMx9ApD/oD OlTrorhX2lFEilmcO2RdNtjC5xDF9pCuTyYBB5bi6bQ4syoJ3g9WQ0ymaiLzg5KdCXlKLjvcW893 SUOqXwnz5DrgnHtJTxOsQfEKIT7DmDSUCaxw7Rqn8787ZsmRM9e2VmPeBN4uqYvTtW7jvijg9N/y JsXecLq0q+WD6m8AAAD//wMAUEsDBBQABgAIAAAAIQA4/SH/1gAAAJQBAAALAAAAX3JlbHMvLnJl bHOkkMFqwzAMhu+DvYPRfXGawxijTi+j0GvpHsDYimMaW0Yy2fr2M4PBMnrbUb/Q94l/f/hMi1qR JVI2sOt6UJgd+ZiDgffL8ekFlFSbvV0oo4EbChzGx4f9GRdb25HMsYhqlCwG5lrLq9biZkxWOiqY 22YiTra2kYMu1l1tQD30/bPm3wwYN0x18gb45AdQl1tp5j/sFB2T0FQ7R0nTNEV3j6o9feQzro1i OWA14Fm+Q8a1a8+Bvu/d/dMb2JY5uiPbhG/ktn4cqGU/er3pcvwCAAD//wMAUEsDBBQABgAIAAAA IQC0MKBRFAIAAFsEAAAOAAAAZHJzL2Uyb0RvYy54bWysVEtv2zAMvg/YfxB0X+wEbVoYcYoiWYcB RVegGXZWZDk2JosapcTOvx8lP5J1t2EXgRJp6ntQXj10jWYnha4Gk/P5LOVMGQlFbQ45/757+nTP mfPCFEKDUTk/K8cf1h8/rFqbqQVUoAuFjJoYl7U255X3NksSJyvVCDcDqwwlS8BGeNriISlQtNS9 0ckiTZdJC1hYBKmco9Ntn+Tr2L8slfTfytIpz3TOCZuPK8Z1H9ZkvRLZAYWtajnAEP+AohG1oUun VlvhBTti/VerppYIDko/k9AkUJa1VJEDsZmn79i8VcKqyIXEcXaSyf2/tvLl9GZfMUB39hnkT0eK JK112ZQJGzfUdCU2oZaAsy6qeJ5UVJ1nkg6X85v79I7ElpSbLygKLUU2fiuPzn9REPuI07PzvQfF GIlqjGRnxhDJyeChjh56zshD5Iw83PceWuHDdwFcCFl7ARLOGjipHcSsf4ecoF2y2lxXEZW7ZUpU RpZU21dQEK6JxKar6fCanDYBxf3i9jaOhgNdF0+11gGFw8N+o5GdBJHaPG5vPs8Hmf4os+j8Vriq r4upoUybwafemmDSHorzK7KWpjnn7tdRoOJMfzU0LmH0xwDHYD8G6PUG4gOJAtGdu+6HQMvC9Tn3 5OwLjMMostG0oMFUG7408Hj0UNbB0ThDPaJhQxMc5RpeW3gi1/tYdfknrH8DAAD//wMAUEsDBBQA BgAIAAAAIQChEIq43QAAAAoBAAAPAAAAZHJzL2Rvd25yZXYueG1sTI/LTsNADEX3SPzDyEhsUDtJ FKANmVQIUcGW0g9wMm4SdR4hM23Sv8ddwfLaR9fH5Wa2RpxpDL13CtJlAoJc43XvWgX77+1iBSJE dBqNd6TgQgE21e1NiYX2k/ui8y62gktcKFBBF+NQSBmajiyGpR/I8e7gR4uR49hKPeLE5dbILEme pMXe8YUOB3rrqDnuTlbB8afuTfgwEaeaVtv3z/0le0iUur+bX19ARJrjHwxXfVaHip1qf3I6CMM5 TTNGFeT5GsQVSJ7XOYiaJ48pyKqU/1+ofgEAAP//AwBQSwECLQAUAAYACAAAACEAtoM4kv4AAADh AQAAEwAAAAAAAAAAAAAAAAAAAAAAW0NvbnRlbnRfVHlwZXNdLnhtbFBLAQItABQABgAIAAAAIQA4 /SH/1gAAAJQBAAALAAAAAAAAAAAAAAAAAC8BAABfcmVscy8ucmVsc1BLAQItABQABgAIAAAAIQC0 MKBRFAIAAFsEAAAOAAAAAAAAAAAAAAAAAC4CAABkcnMvZTJvRG9jLnhtbFBLAQItABQABgAIAAAA IQChEIq43QAAAAoBAAAPAAAAAAAAAAAAAAAAAG4EAABkcnMvZG93bnJldi54bWxQSwUGAAAAAAQA BADzAAAAeAUAAAAA " path="m,l6147600,e" filled="f" strokecolor="#cad4e1" strokeweight=".65pt">
                 <v:path arrowok="t"/>
                 <w10:wrap type="topAndBottom" anchorx="page"/>
               </v:shape>
@@ -3102,7 +1347,6 @@
         </w:rPr>
         <w:t xml:space="preserve"> </w:t>
       </w:r>
-      <w:proofErr w:type="spellStart"/>
       <w:r>
         <w:rPr>
           <w:b/>
@@ -3112,7 +1356,6 @@
         </w:rPr>
         <w:t>Full</w:t>
       </w:r>
-      <w:proofErr w:type="spellEnd"/>
       <w:r>
         <w:rPr>
           <w:b/>
@@ -3123,7 +1366,6 @@
         </w:rPr>
         <w:t xml:space="preserve"> </w:t>
       </w:r>
-      <w:proofErr w:type="spellStart"/>
       <w:r>
         <w:rPr>
           <w:b/>
@@ -3133,7 +1375,6 @@
         </w:rPr>
         <w:t>Stack</w:t>
       </w:r>
-      <w:proofErr w:type="spellEnd"/>
       <w:r>
         <w:rPr>
           <w:b/>
@@ -3449,97 +1690,7 @@
           <w:w w:val="110"/>
           <w:sz w:val="16"/>
         </w:rPr>
-        <w:t xml:space="preserve">Implementação de </w:t>
-      </w:r>
-      <w:proofErr w:type="spellStart"/>
-      <w:r>
-        <w:rPr>
-          <w:color w:val="111826"/>
-          <w:w w:val="110"/>
-          <w:sz w:val="16"/>
-        </w:rPr>
-        <w:t>APIs</w:t>
-      </w:r>
-      <w:proofErr w:type="spellEnd"/>
-      <w:r>
-        <w:rPr>
-          <w:color w:val="111826"/>
-          <w:w w:val="110"/>
-          <w:sz w:val="16"/>
-        </w:rPr>
-        <w:t xml:space="preserve">, regras de negócio, validações, integrações e acesso a dados com Java, Spring </w:t>
-      </w:r>
-      <w:proofErr w:type="spellStart"/>
-      <w:r>
-        <w:rPr>
-          <w:color w:val="111826"/>
-          <w:w w:val="110"/>
-          <w:sz w:val="16"/>
-        </w:rPr>
-        <w:t>Boot</w:t>
-      </w:r>
-      <w:proofErr w:type="spellEnd"/>
-      <w:r>
-        <w:rPr>
-          <w:color w:val="111826"/>
-          <w:w w:val="110"/>
-          <w:sz w:val="16"/>
-        </w:rPr>
-        <w:t xml:space="preserve"> e </w:t>
-      </w:r>
-      <w:proofErr w:type="spellStart"/>
-      <w:r>
-        <w:rPr>
-          <w:color w:val="111826"/>
-          <w:w w:val="110"/>
-          <w:sz w:val="16"/>
-        </w:rPr>
-        <w:t>Quarkus</w:t>
-      </w:r>
-      <w:proofErr w:type="spellEnd"/>
-      <w:r>
-        <w:rPr>
-          <w:color w:val="111826"/>
-          <w:w w:val="110"/>
-          <w:sz w:val="16"/>
-        </w:rPr>
-        <w:t xml:space="preserve">, além de interfaces com Angular, </w:t>
-      </w:r>
-      <w:proofErr w:type="spellStart"/>
-      <w:r>
-        <w:rPr>
-          <w:color w:val="111826"/>
-          <w:w w:val="110"/>
-          <w:sz w:val="16"/>
-        </w:rPr>
-        <w:t>Vue</w:t>
-      </w:r>
-      <w:proofErr w:type="spellEnd"/>
-      <w:r>
-        <w:rPr>
-          <w:color w:val="111826"/>
-          <w:w w:val="110"/>
-          <w:sz w:val="16"/>
-        </w:rPr>
-        <w:t xml:space="preserve"> e </w:t>
-      </w:r>
-      <w:proofErr w:type="spellStart"/>
-      <w:r>
-        <w:rPr>
-          <w:color w:val="111826"/>
-          <w:w w:val="110"/>
-          <w:sz w:val="16"/>
-        </w:rPr>
-        <w:t>TypeScript</w:t>
-      </w:r>
-      <w:proofErr w:type="spellEnd"/>
-      <w:r>
-        <w:rPr>
-          <w:color w:val="111826"/>
-          <w:w w:val="110"/>
-          <w:sz w:val="16"/>
-        </w:rPr>
-        <w:t>.</w:t>
+        <w:t xml:space="preserve">Implementação de APIs, regras de negócio, validações, integrações e acesso a dados com Java, Spring Boot e Quarkus, além de interfaces com Angular, Vue e TypeScript.</w:t>
       </w:r>
     </w:p>
     <w:p>
@@ -3565,25 +1716,7 @@
           <w:w w:val="110"/>
           <w:sz w:val="16"/>
         </w:rPr>
-        <w:t xml:space="preserve">Criação, análise e otimização de consultas SQL em </w:t>
-      </w:r>
-      <w:proofErr w:type="spellStart"/>
-      <w:r>
-        <w:rPr>
-          <w:color w:val="111826"/>
-          <w:w w:val="110"/>
-          <w:sz w:val="16"/>
-        </w:rPr>
-        <w:t>PostgreSQL</w:t>
-      </w:r>
-      <w:proofErr w:type="spellEnd"/>
-      <w:r>
-        <w:rPr>
-          <w:color w:val="111826"/>
-          <w:w w:val="110"/>
-          <w:sz w:val="16"/>
-        </w:rPr>
-        <w:t xml:space="preserve"> e Oracle, com foco em consistência, rastreabilidade e </w:t>
+        <w:t xml:space="preserve">Criação, análise e otimização de consultas SQL em PostgreSQL e Oracle, com foco em consistência, rastreabilidade e </w:t>
       </w:r>
       <w:r>
         <w:rPr>
@@ -3618,25 +1751,7 @@
           <w:w w:val="110"/>
           <w:sz w:val="16"/>
         </w:rPr>
-        <w:t xml:space="preserve">Atuação simultânea em </w:t>
-      </w:r>
-      <w:proofErr w:type="spellStart"/>
-      <w:r>
-        <w:rPr>
-          <w:color w:val="111826"/>
-          <w:w w:val="110"/>
-          <w:sz w:val="16"/>
-        </w:rPr>
-        <w:t>stacks</w:t>
-      </w:r>
-      <w:proofErr w:type="spellEnd"/>
-      <w:r>
-        <w:rPr>
-          <w:color w:val="111826"/>
-          <w:w w:val="110"/>
-          <w:sz w:val="16"/>
-        </w:rPr>
-        <w:t xml:space="preserve"> legadas e modernas, contribuindo para evoluções incrementais e migrações tecnológicas sem perda das regras de negócio existentes.</w:t>
+        <w:t xml:space="preserve">Atuação simultânea em stacks legadas e modernas, contribuindo para evoluções incrementais e migrações tecnológicas sem perda das regras de negócio existentes.</w:t>
       </w:r>
     </w:p>
     <w:p>
@@ -3662,61 +1777,7 @@
           <w:w w:val="110"/>
           <w:sz w:val="16"/>
         </w:rPr>
-        <w:t xml:space="preserve">Responsável pela execução e acompanhamento do </w:t>
-      </w:r>
-      <w:proofErr w:type="spellStart"/>
-      <w:r>
-        <w:rPr>
-          <w:color w:val="111826"/>
-          <w:w w:val="110"/>
-          <w:sz w:val="16"/>
-        </w:rPr>
-        <w:t>SonarQube</w:t>
-      </w:r>
-      <w:proofErr w:type="spellEnd"/>
-      <w:r>
-        <w:rPr>
-          <w:color w:val="111826"/>
-          <w:w w:val="110"/>
-          <w:sz w:val="16"/>
-        </w:rPr>
-        <w:t xml:space="preserve"> no projeto da Marinha, apoiando a identificação de vulnerabilidades, </w:t>
-      </w:r>
-      <w:proofErr w:type="spellStart"/>
-      <w:r>
-        <w:rPr>
-          <w:color w:val="111826"/>
-          <w:w w:val="110"/>
-          <w:sz w:val="16"/>
-        </w:rPr>
-        <w:t>code</w:t>
-      </w:r>
-      <w:proofErr w:type="spellEnd"/>
-      <w:r>
-        <w:rPr>
-          <w:color w:val="111826"/>
-          <w:w w:val="110"/>
-          <w:sz w:val="16"/>
-        </w:rPr>
-        <w:t xml:space="preserve"> </w:t>
-      </w:r>
-      <w:proofErr w:type="spellStart"/>
-      <w:r>
-        <w:rPr>
-          <w:color w:val="111826"/>
-          <w:w w:val="110"/>
-          <w:sz w:val="16"/>
-        </w:rPr>
-        <w:t>smells</w:t>
-      </w:r>
-      <w:proofErr w:type="spellEnd"/>
-      <w:r>
-        <w:rPr>
-          <w:color w:val="111826"/>
-          <w:w w:val="110"/>
-          <w:sz w:val="16"/>
-        </w:rPr>
-        <w:t>, duplicações e débito técnico.</w:t>
+        <w:t xml:space="preserve">Análise estática de código com SonarQube no projeto da Marinha, apoiando a evolução contínua da qualidade e da manutenibilidade.</w:t>
       </w:r>
     </w:p>
     <w:p>
@@ -3904,23 +1965,13 @@
         </w:rPr>
         <w:t xml:space="preserve"> </w:t>
       </w:r>
-      <w:proofErr w:type="spellStart"/>
-      <w:r>
-        <w:rPr>
-          <w:color w:val="111826"/>
-          <w:w w:val="110"/>
-          <w:sz w:val="16"/>
-        </w:rPr>
-        <w:t>dailies</w:t>
-      </w:r>
-      <w:proofErr w:type="spellEnd"/>
-      <w:r>
-        <w:rPr>
-          <w:color w:val="111826"/>
-          <w:w w:val="110"/>
-          <w:sz w:val="16"/>
-        </w:rPr>
-        <w:t>,</w:t>
+      <w:r>
+        <w:rPr>
+          <w:color w:val="111826"/>
+          <w:w w:val="110"/>
+          <w:sz w:val="16"/>
+        </w:rPr>
+        <w:t>dailies,</w:t>
       </w:r>
       <w:r>
         <w:rPr>
@@ -3931,34 +1982,14 @@
         </w:rPr>
         <w:t xml:space="preserve"> </w:t>
       </w:r>
-      <w:proofErr w:type="spellStart"/>
-      <w:r>
-        <w:rPr>
-          <w:color w:val="111826"/>
-          <w:w w:val="110"/>
-          <w:sz w:val="16"/>
-        </w:rPr>
-        <w:t>plannings</w:t>
-      </w:r>
-      <w:proofErr w:type="spellEnd"/>
-      <w:r>
-        <w:rPr>
-          <w:color w:val="111826"/>
-          <w:w w:val="110"/>
-          <w:sz w:val="16"/>
-        </w:rPr>
-        <w:t xml:space="preserve">, </w:t>
-      </w:r>
-      <w:proofErr w:type="spellStart"/>
-      <w:r>
-        <w:rPr>
-          <w:color w:val="111826"/>
-          <w:w w:val="110"/>
-          <w:sz w:val="16"/>
-        </w:rPr>
-        <w:t>reviews</w:t>
-      </w:r>
-      <w:proofErr w:type="spellEnd"/>
+      <w:r>
+        <w:rPr>
+          <w:color w:val="111826"/>
+          <w:w w:val="110"/>
+          <w:sz w:val="16"/>
+        </w:rPr>
+        <w:t xml:space="preserve">plannings, reviews</w:t>
+      </w:r>
       <w:r>
         <w:rPr>
           <w:color w:val="111826"/>
@@ -3985,7 +2016,6 @@
         </w:rPr>
         <w:t xml:space="preserve"> </w:t>
       </w:r>
-      <w:proofErr w:type="spellStart"/>
       <w:r>
         <w:rPr>
           <w:color w:val="111826"/>
@@ -3993,17 +2023,7 @@
           <w:w w:val="110"/>
           <w:sz w:val="16"/>
         </w:rPr>
-        <w:t>retrospectivas</w:t>
-      </w:r>
-      <w:proofErr w:type="spellEnd"/>
-      <w:r>
-        <w:rPr>
-          <w:color w:val="111826"/>
-          <w:spacing w:val="-2"/>
-          <w:w w:val="110"/>
-          <w:sz w:val="16"/>
-        </w:rPr>
-        <w:t>.</w:t>
+        <w:t>retrospectivas.</w:t>
       </w:r>
     </w:p>
     <w:p>
@@ -4057,185 +2077,7 @@
           <w:w w:val="110"/>
           <w:sz w:val="16"/>
         </w:rPr>
-        <w:t xml:space="preserve">Modernização do SINGRA 2 </w:t>
-      </w:r>
-      <w:r>
-        <w:rPr>
-          <w:color w:val="111826"/>
-          <w:sz w:val="16"/>
-        </w:rPr>
-        <w:t xml:space="preserve">/ </w:t>
-      </w:r>
-      <w:r>
-        <w:rPr>
-          <w:color w:val="111826"/>
-          <w:w w:val="110"/>
-          <w:sz w:val="16"/>
-        </w:rPr>
-        <w:t xml:space="preserve">SINGRA21 </w:t>
-      </w:r>
-      <w:r>
-        <w:rPr>
-          <w:color w:val="111826"/>
-          <w:sz w:val="16"/>
-        </w:rPr>
-        <w:t xml:space="preserve">| </w:t>
-      </w:r>
-      <w:r>
-        <w:rPr>
-          <w:color w:val="111826"/>
-          <w:w w:val="110"/>
-          <w:sz w:val="16"/>
-        </w:rPr>
-        <w:t xml:space="preserve">13/04/2026 - atual </w:t>
-      </w:r>
-      <w:r>
-        <w:rPr>
-          <w:color w:val="111826"/>
-          <w:sz w:val="16"/>
-        </w:rPr>
-        <w:t xml:space="preserve">| </w:t>
-      </w:r>
-      <w:r>
-        <w:rPr>
-          <w:color w:val="111826"/>
-          <w:w w:val="110"/>
-          <w:sz w:val="16"/>
-        </w:rPr>
-        <w:t>MAR-</w:t>
-      </w:r>
-      <w:proofErr w:type="spellStart"/>
-      <w:r>
-        <w:rPr>
-          <w:color w:val="111826"/>
-          <w:w w:val="110"/>
-          <w:sz w:val="16"/>
-        </w:rPr>
-        <w:t>DAbM</w:t>
-      </w:r>
-      <w:proofErr w:type="spellEnd"/>
-      <w:r>
-        <w:rPr>
-          <w:color w:val="111826"/>
-          <w:w w:val="110"/>
-          <w:sz w:val="16"/>
-        </w:rPr>
-        <w:t xml:space="preserve"> </w:t>
-      </w:r>
-      <w:r>
-        <w:rPr>
-          <w:color w:val="111826"/>
-          <w:sz w:val="16"/>
-        </w:rPr>
-        <w:t xml:space="preserve">/ </w:t>
-      </w:r>
-      <w:r>
-        <w:rPr>
-          <w:color w:val="111826"/>
-          <w:w w:val="110"/>
-          <w:sz w:val="16"/>
-        </w:rPr>
-        <w:t xml:space="preserve">Marinha do Brasil: Migração do </w:t>
-      </w:r>
-      <w:proofErr w:type="spellStart"/>
-      <w:proofErr w:type="gramStart"/>
-      <w:r>
-        <w:rPr>
-          <w:color w:val="111826"/>
-          <w:w w:val="110"/>
-          <w:sz w:val="16"/>
-        </w:rPr>
-        <w:t>frontend</w:t>
-      </w:r>
-      <w:proofErr w:type="spellEnd"/>
-      <w:r>
-        <w:rPr>
-          <w:color w:val="111826"/>
-          <w:w w:val="110"/>
-          <w:sz w:val="16"/>
-        </w:rPr>
-        <w:t xml:space="preserve"> Angular</w:t>
-      </w:r>
-      <w:proofErr w:type="gramEnd"/>
-      <w:r>
-        <w:rPr>
-          <w:color w:val="111826"/>
-          <w:w w:val="110"/>
-          <w:sz w:val="16"/>
-        </w:rPr>
-        <w:t xml:space="preserve"> 6 com DWR para Angular 21 e </w:t>
-      </w:r>
-      <w:proofErr w:type="spellStart"/>
-      <w:r>
-        <w:rPr>
-          <w:color w:val="111826"/>
-          <w:w w:val="110"/>
-          <w:sz w:val="16"/>
-        </w:rPr>
-        <w:t>APIs</w:t>
-      </w:r>
-      <w:proofErr w:type="spellEnd"/>
-      <w:r>
-        <w:rPr>
-          <w:color w:val="111826"/>
-          <w:w w:val="110"/>
-          <w:sz w:val="16"/>
-        </w:rPr>
-        <w:t xml:space="preserve"> REST/JSON com JWT </w:t>
-      </w:r>
-      <w:proofErr w:type="spellStart"/>
-      <w:r>
-        <w:rPr>
-          <w:color w:val="111826"/>
-          <w:w w:val="110"/>
-          <w:sz w:val="16"/>
-        </w:rPr>
-        <w:t>Bearer</w:t>
-      </w:r>
-      <w:proofErr w:type="spellEnd"/>
-      <w:r>
-        <w:rPr>
-          <w:color w:val="111826"/>
-          <w:w w:val="110"/>
-          <w:sz w:val="16"/>
-        </w:rPr>
-        <w:t xml:space="preserve">; atualização do </w:t>
-      </w:r>
-      <w:proofErr w:type="spellStart"/>
-      <w:r>
-        <w:rPr>
-          <w:color w:val="111826"/>
-          <w:w w:val="110"/>
-          <w:sz w:val="16"/>
-        </w:rPr>
-        <w:t>backend</w:t>
-      </w:r>
-      <w:proofErr w:type="spellEnd"/>
-      <w:r>
-        <w:rPr>
-          <w:color w:val="111826"/>
-          <w:w w:val="110"/>
-          <w:sz w:val="16"/>
-        </w:rPr>
-        <w:t xml:space="preserve"> para Java 25 e Spring </w:t>
-      </w:r>
-      <w:proofErr w:type="spellStart"/>
-      <w:r>
-        <w:rPr>
-          <w:color w:val="111826"/>
-          <w:w w:val="110"/>
-          <w:sz w:val="16"/>
-        </w:rPr>
-        <w:t>Boot</w:t>
-      </w:r>
-      <w:proofErr w:type="spellEnd"/>
-      <w:r>
-        <w:rPr>
-          <w:color w:val="111826"/>
-          <w:w w:val="110"/>
-          <w:sz w:val="16"/>
-        </w:rPr>
-        <w:t xml:space="preserve"> 4, preservando as camadas de serviço, negócio e persistência. Node.js 20.19.0 e Oracle.</w:t>
+        <w:t xml:space="preserve">Modernização do SINGRA 2 | abr 2026 - atual | Marinha do Brasil: Migração de uma arquitetura frontend legada para Angular 21 e APIs REST/JSON com JWT Bearer; atualização do backend para Java 25 e Spring Boot 4, preservando as camadas de serviço, negócio e persistência. Oracle.</w:t>
       </w:r>
     </w:p>
     <w:p>
@@ -4262,124 +2104,7 @@
           <w:w w:val="105"/>
           <w:sz w:val="16"/>
         </w:rPr>
-        <w:t xml:space="preserve">SINGRA 2 legado </w:t>
-      </w:r>
-      <w:r>
-        <w:rPr>
-          <w:color w:val="111826"/>
-          <w:sz w:val="16"/>
-        </w:rPr>
-        <w:t xml:space="preserve">| </w:t>
-      </w:r>
-      <w:r>
-        <w:rPr>
-          <w:color w:val="111826"/>
-          <w:w w:val="105"/>
-          <w:sz w:val="16"/>
-        </w:rPr>
-        <w:t xml:space="preserve">10/09/2025 - 10/04/2026 </w:t>
-      </w:r>
-      <w:r>
-        <w:rPr>
-          <w:color w:val="111826"/>
-          <w:sz w:val="16"/>
-        </w:rPr>
-        <w:t xml:space="preserve">| </w:t>
-      </w:r>
-      <w:r>
-        <w:rPr>
-          <w:color w:val="111826"/>
-          <w:w w:val="105"/>
-          <w:sz w:val="16"/>
-        </w:rPr>
-        <w:t>MAR-</w:t>
-      </w:r>
-      <w:proofErr w:type="spellStart"/>
-      <w:r>
-        <w:rPr>
-          <w:color w:val="111826"/>
-          <w:w w:val="105"/>
-          <w:sz w:val="16"/>
-        </w:rPr>
-        <w:t>DAbM</w:t>
-      </w:r>
-      <w:proofErr w:type="spellEnd"/>
-      <w:r>
-        <w:rPr>
-          <w:color w:val="111826"/>
-          <w:w w:val="105"/>
-          <w:sz w:val="16"/>
-        </w:rPr>
-        <w:t xml:space="preserve"> </w:t>
-      </w:r>
-      <w:r>
-        <w:rPr>
-          <w:color w:val="111826"/>
-          <w:sz w:val="16"/>
-        </w:rPr>
-        <w:t xml:space="preserve">/ </w:t>
-      </w:r>
-      <w:r>
-        <w:rPr>
-          <w:color w:val="111826"/>
-          <w:w w:val="105"/>
-          <w:sz w:val="16"/>
-        </w:rPr>
-        <w:t xml:space="preserve">Marinha do Brasil: Evolução e sustentação de módulos corporativos em Java 21, Spring </w:t>
-      </w:r>
-      <w:proofErr w:type="spellStart"/>
-      <w:r>
-        <w:rPr>
-          <w:color w:val="111826"/>
-          <w:w w:val="105"/>
-          <w:sz w:val="16"/>
-        </w:rPr>
-        <w:t>Boot</w:t>
-      </w:r>
-      <w:proofErr w:type="spellEnd"/>
-      <w:r>
-        <w:rPr>
-          <w:color w:val="111826"/>
-          <w:w w:val="105"/>
-          <w:sz w:val="16"/>
-        </w:rPr>
-        <w:t xml:space="preserve"> 2.x, Angular 6.1.0, Node.js 10.16.0 e Oracle, com comunicação DWR, Redis, </w:t>
-      </w:r>
-      <w:proofErr w:type="spellStart"/>
-      <w:r>
-        <w:rPr>
-          <w:color w:val="111826"/>
-          <w:w w:val="105"/>
-          <w:sz w:val="16"/>
-        </w:rPr>
-        <w:t>Caffeine</w:t>
-      </w:r>
-      <w:proofErr w:type="spellEnd"/>
-      <w:r>
-        <w:rPr>
-          <w:color w:val="111826"/>
-          <w:w w:val="105"/>
-          <w:sz w:val="16"/>
-        </w:rPr>
-        <w:t xml:space="preserve"> e </w:t>
-      </w:r>
-      <w:proofErr w:type="spellStart"/>
-      <w:r>
-        <w:rPr>
-          <w:color w:val="111826"/>
-          <w:w w:val="105"/>
-          <w:sz w:val="16"/>
-        </w:rPr>
-        <w:t>Guava</w:t>
-      </w:r>
-      <w:proofErr w:type="spellEnd"/>
-      <w:r>
-        <w:rPr>
-          <w:color w:val="111826"/>
-          <w:w w:val="105"/>
-          <w:sz w:val="16"/>
-        </w:rPr>
-        <w:t>.</w:t>
+        <w:t xml:space="preserve">SINGRA 2 (arquitetura anterior) | set 2025 - abr 2026 | Marinha do Brasil: Evolução e sustentação de módulos corporativos em stack legada Java, Spring Boot e Angular com Oracle, incluindo camadas de cache e de sessão.</w:t>
       </w:r>
     </w:p>
     <w:p>
@@ -4405,109 +2130,7 @@
           <w:w w:val="110"/>
           <w:sz w:val="16"/>
         </w:rPr>
-        <w:t xml:space="preserve">SIDOAR </w:t>
-      </w:r>
-      <w:r>
-        <w:rPr>
-          <w:color w:val="111826"/>
-          <w:sz w:val="16"/>
-        </w:rPr>
-        <w:t xml:space="preserve">| </w:t>
-      </w:r>
-      <w:r>
-        <w:rPr>
-          <w:color w:val="111826"/>
-          <w:w w:val="110"/>
-          <w:sz w:val="16"/>
-        </w:rPr>
-        <w:t xml:space="preserve">12/04/2025 - 10/09/2025 </w:t>
-      </w:r>
-      <w:r>
-        <w:rPr>
-          <w:color w:val="111826"/>
-          <w:sz w:val="16"/>
-        </w:rPr>
-        <w:t xml:space="preserve">| </w:t>
-      </w:r>
-      <w:r>
-        <w:rPr>
-          <w:color w:val="111826"/>
-          <w:w w:val="110"/>
-          <w:sz w:val="16"/>
-        </w:rPr>
-        <w:t xml:space="preserve">Secretaria de Estado da Saúde de Goiás: Sistema Integrado de Doação de Órgãos e Avaliação de </w:t>
-      </w:r>
-      <w:proofErr w:type="spellStart"/>
-      <w:r>
-        <w:rPr>
-          <w:color w:val="111826"/>
-          <w:w w:val="110"/>
-          <w:sz w:val="16"/>
-        </w:rPr>
-        <w:t>Receptores</w:t>
-      </w:r>
-      <w:proofErr w:type="spellEnd"/>
-      <w:r>
-        <w:rPr>
-          <w:color w:val="111826"/>
-          <w:w w:val="110"/>
-          <w:sz w:val="16"/>
-        </w:rPr>
-        <w:t xml:space="preserve">. Java 11, Spring </w:t>
-      </w:r>
-      <w:proofErr w:type="spellStart"/>
-      <w:r>
-        <w:rPr>
-          <w:color w:val="111826"/>
-          <w:w w:val="110"/>
-          <w:sz w:val="16"/>
-        </w:rPr>
-        <w:t>Boot</w:t>
-      </w:r>
-      <w:proofErr w:type="spellEnd"/>
-      <w:r>
-        <w:rPr>
-          <w:color w:val="111826"/>
-          <w:w w:val="110"/>
-          <w:sz w:val="16"/>
-        </w:rPr>
-        <w:t xml:space="preserve">, </w:t>
-      </w:r>
-      <w:proofErr w:type="spellStart"/>
-      <w:r>
-        <w:rPr>
-          <w:color w:val="111826"/>
-          <w:w w:val="110"/>
-          <w:sz w:val="16"/>
-        </w:rPr>
-        <w:t>AngularJS</w:t>
-      </w:r>
-      <w:proofErr w:type="spellEnd"/>
-      <w:r>
-        <w:rPr>
-          <w:color w:val="111826"/>
-          <w:w w:val="110"/>
-          <w:sz w:val="16"/>
-        </w:rPr>
-        <w:t xml:space="preserve"> e </w:t>
-      </w:r>
-      <w:proofErr w:type="spellStart"/>
-      <w:r>
-        <w:rPr>
-          <w:color w:val="111826"/>
-          <w:w w:val="110"/>
-          <w:sz w:val="16"/>
-        </w:rPr>
-        <w:t>PostgreSQL</w:t>
-      </w:r>
-      <w:proofErr w:type="spellEnd"/>
-      <w:r>
-        <w:rPr>
-          <w:color w:val="111826"/>
-          <w:w w:val="110"/>
-          <w:sz w:val="16"/>
-        </w:rPr>
-        <w:t>.</w:t>
+        <w:t xml:space="preserve">SIDOAR | abr 2025 - set 2025 | Secretaria de Estado da Saúde de Goiás: Sistema Integrado de Doação de Órgãos e Avaliação de Receptores. Java 11, Spring Boot, AngularJS e PostgreSQL.</w:t>
       </w:r>
     </w:p>
     <w:p>
@@ -4533,91 +2156,7 @@
           <w:w w:val="110"/>
           <w:sz w:val="16"/>
         </w:rPr>
-        <w:t xml:space="preserve">SRIE </w:t>
-      </w:r>
-      <w:r>
-        <w:rPr>
-          <w:color w:val="111826"/>
-          <w:sz w:val="16"/>
-        </w:rPr>
-        <w:t xml:space="preserve">| </w:t>
-      </w:r>
-      <w:r>
-        <w:rPr>
-          <w:color w:val="111826"/>
-          <w:w w:val="110"/>
-          <w:sz w:val="16"/>
-        </w:rPr>
-        <w:t xml:space="preserve">10/12/2025 - 04/02/2026 </w:t>
-      </w:r>
-      <w:r>
-        <w:rPr>
-          <w:color w:val="111826"/>
-          <w:sz w:val="16"/>
-        </w:rPr>
-        <w:t xml:space="preserve">| </w:t>
-      </w:r>
-      <w:r>
-        <w:rPr>
-          <w:color w:val="111826"/>
-          <w:w w:val="110"/>
-          <w:sz w:val="16"/>
-        </w:rPr>
-        <w:t xml:space="preserve">Secretaria de Estado da Saúde de Goiás: Sistema de Imunológicos para Pessoas com Situações Especiais. Java 21, Spring </w:t>
-      </w:r>
-      <w:proofErr w:type="spellStart"/>
-      <w:r>
-        <w:rPr>
-          <w:color w:val="111826"/>
-          <w:w w:val="110"/>
-          <w:sz w:val="16"/>
-        </w:rPr>
-        <w:t>Boot</w:t>
-      </w:r>
-      <w:proofErr w:type="spellEnd"/>
-      <w:r>
-        <w:rPr>
-          <w:color w:val="111826"/>
-          <w:w w:val="110"/>
-          <w:sz w:val="16"/>
-        </w:rPr>
-        <w:t xml:space="preserve">, </w:t>
-      </w:r>
-      <w:proofErr w:type="spellStart"/>
-      <w:r>
-        <w:rPr>
-          <w:color w:val="111826"/>
-          <w:w w:val="110"/>
-          <w:sz w:val="16"/>
-        </w:rPr>
-        <w:t>AngularJS</w:t>
-      </w:r>
-      <w:proofErr w:type="spellEnd"/>
-      <w:r>
-        <w:rPr>
-          <w:color w:val="111826"/>
-          <w:w w:val="110"/>
-          <w:sz w:val="16"/>
-        </w:rPr>
-        <w:t xml:space="preserve"> e </w:t>
-      </w:r>
-      <w:proofErr w:type="spellStart"/>
-      <w:r>
-        <w:rPr>
-          <w:color w:val="111826"/>
-          <w:w w:val="110"/>
-          <w:sz w:val="16"/>
-        </w:rPr>
-        <w:t>PostgreSQL</w:t>
-      </w:r>
-      <w:proofErr w:type="spellEnd"/>
-      <w:r>
-        <w:rPr>
-          <w:color w:val="111826"/>
-          <w:w w:val="110"/>
-          <w:sz w:val="16"/>
-        </w:rPr>
-        <w:t>.</w:t>
+        <w:t xml:space="preserve">SRIE | dez 2025 - fev 2026 | Secretaria de Estado da Saúde de Goiás: Sistema de Imunológicos para Pessoas com Situações Especiais. Java 21, Spring Boot, AngularJS e PostgreSQL.</w:t>
       </w:r>
     </w:p>
     <w:p>
@@ -4643,116 +2182,7 @@
           <w:w w:val="105"/>
           <w:sz w:val="16"/>
         </w:rPr>
-        <w:t xml:space="preserve">BATEU - Cidadão/Policial </w:t>
-      </w:r>
-      <w:r>
-        <w:rPr>
-          <w:color w:val="111826"/>
-          <w:sz w:val="16"/>
-        </w:rPr>
-        <w:t>|</w:t>
-      </w:r>
-      <w:r>
-        <w:rPr>
-          <w:color w:val="111826"/>
-          <w:w w:val="105"/>
-          <w:sz w:val="16"/>
-        </w:rPr>
-        <w:t xml:space="preserve"> 02/05/2025 - 03/06/2025 </w:t>
-      </w:r>
-      <w:r>
-        <w:rPr>
-          <w:color w:val="111826"/>
-          <w:sz w:val="16"/>
-        </w:rPr>
-        <w:t>|</w:t>
-      </w:r>
-      <w:r>
-        <w:rPr>
-          <w:color w:val="111826"/>
-          <w:w w:val="105"/>
-          <w:sz w:val="16"/>
-        </w:rPr>
-        <w:t xml:space="preserve"> CELEPAR: Registro Estadual de Sinistros de Trânsito</w:t>
-      </w:r>
-      <w:r>
-        <w:rPr>
-          <w:color w:val="111826"/>
-          <w:w w:val="105"/>
-          <w:sz w:val="16"/>
-        </w:rPr>
-        <w:t xml:space="preserve"> (Polícia Militar do Paraná)</w:t>
-      </w:r>
-      <w:r>
-        <w:rPr>
-          <w:color w:val="111826"/>
-          <w:w w:val="105"/>
-          <w:sz w:val="16"/>
-        </w:rPr>
-        <w:t>. Java 21,</w:t>
-      </w:r>
-      <w:r>
-        <w:rPr>
-          <w:color w:val="111826"/>
-          <w:spacing w:val="80"/>
-          <w:w w:val="105"/>
-          <w:sz w:val="16"/>
-        </w:rPr>
-        <w:t xml:space="preserve"> </w:t>
-      </w:r>
-      <w:proofErr w:type="spellStart"/>
-      <w:r>
-        <w:rPr>
-          <w:color w:val="111826"/>
-          <w:w w:val="105"/>
-          <w:sz w:val="16"/>
-        </w:rPr>
-        <w:t>Quarkus</w:t>
-      </w:r>
-      <w:proofErr w:type="spellEnd"/>
-      <w:r>
-        <w:rPr>
-          <w:color w:val="111826"/>
-          <w:w w:val="105"/>
-          <w:sz w:val="16"/>
-        </w:rPr>
-        <w:t xml:space="preserve">, </w:t>
-      </w:r>
-      <w:proofErr w:type="spellStart"/>
-      <w:r>
-        <w:rPr>
-          <w:color w:val="111826"/>
-          <w:w w:val="105"/>
-          <w:sz w:val="16"/>
-        </w:rPr>
-        <w:t>Vue</w:t>
-      </w:r>
-      <w:proofErr w:type="spellEnd"/>
-      <w:r>
-        <w:rPr>
-          <w:color w:val="111826"/>
-          <w:w w:val="105"/>
-          <w:sz w:val="16"/>
-        </w:rPr>
-        <w:t xml:space="preserve"> e </w:t>
-      </w:r>
-      <w:proofErr w:type="spellStart"/>
-      <w:r>
-        <w:rPr>
-          <w:color w:val="111826"/>
-          <w:w w:val="105"/>
-          <w:sz w:val="16"/>
-        </w:rPr>
-        <w:t>PostgreSQL</w:t>
-      </w:r>
-      <w:proofErr w:type="spellEnd"/>
-      <w:r>
-        <w:rPr>
-          <w:color w:val="111826"/>
-          <w:w w:val="105"/>
-          <w:sz w:val="16"/>
-        </w:rPr>
-        <w:t>.</w:t>
+        <w:t xml:space="preserve">BATEU - Cidadão/Policial | mai 2025 - jun 2025 | CELEPAR: Registro Estadual de Sinistros de Trânsito (Polícia Militar do Paraná). Java 21, Quarkus, Vue e PostgreSQL.</w:t>
       </w:r>
     </w:p>
     <w:p>
@@ -4778,382 +2208,7 @@
           <w:w w:val="105"/>
           <w:sz w:val="16"/>
         </w:rPr>
-        <w:t>SISESG</w:t>
-      </w:r>
-      <w:r>
-        <w:rPr>
-          <w:color w:val="111826"/>
-          <w:spacing w:val="20"/>
-          <w:w w:val="105"/>
-          <w:sz w:val="16"/>
-        </w:rPr>
-        <w:t xml:space="preserve"> </w:t>
-      </w:r>
-      <w:r>
-        <w:rPr>
-          <w:color w:val="111826"/>
-          <w:sz w:val="16"/>
-        </w:rPr>
-        <w:t>|</w:t>
-      </w:r>
-      <w:r>
-        <w:rPr>
-          <w:color w:val="111826"/>
-          <w:spacing w:val="20"/>
-          <w:w w:val="105"/>
-          <w:sz w:val="16"/>
-        </w:rPr>
-        <w:t xml:space="preserve"> </w:t>
-      </w:r>
-      <w:r>
-        <w:rPr>
-          <w:color w:val="111826"/>
-          <w:w w:val="105"/>
-          <w:sz w:val="16"/>
-        </w:rPr>
-        <w:t>25/03/2025</w:t>
-      </w:r>
-      <w:r>
-        <w:rPr>
-          <w:color w:val="111826"/>
-          <w:spacing w:val="20"/>
-          <w:w w:val="105"/>
-          <w:sz w:val="16"/>
-        </w:rPr>
-        <w:t xml:space="preserve"> </w:t>
-      </w:r>
-      <w:r>
-        <w:rPr>
-          <w:color w:val="111826"/>
-          <w:w w:val="105"/>
-          <w:sz w:val="16"/>
-        </w:rPr>
-        <w:t>-</w:t>
-      </w:r>
-      <w:r>
-        <w:rPr>
-          <w:color w:val="111826"/>
-          <w:spacing w:val="20"/>
-          <w:w w:val="105"/>
-          <w:sz w:val="16"/>
-        </w:rPr>
-        <w:t xml:space="preserve"> </w:t>
-      </w:r>
-      <w:r>
-        <w:rPr>
-          <w:color w:val="111826"/>
-          <w:w w:val="105"/>
-          <w:sz w:val="16"/>
-        </w:rPr>
-        <w:t>12/04/2025</w:t>
-      </w:r>
-      <w:r>
-        <w:rPr>
-          <w:color w:val="111826"/>
-          <w:spacing w:val="20"/>
-          <w:w w:val="105"/>
-          <w:sz w:val="16"/>
-        </w:rPr>
-        <w:t xml:space="preserve"> </w:t>
-      </w:r>
-      <w:r>
-        <w:rPr>
-          <w:color w:val="111826"/>
-          <w:sz w:val="16"/>
-        </w:rPr>
-        <w:t>|</w:t>
-      </w:r>
-      <w:r>
-        <w:rPr>
-          <w:color w:val="111826"/>
-          <w:spacing w:val="20"/>
-          <w:w w:val="105"/>
-          <w:sz w:val="16"/>
-        </w:rPr>
-        <w:t xml:space="preserve"> </w:t>
-      </w:r>
-      <w:r>
-        <w:rPr>
-          <w:color w:val="111826"/>
-          <w:w w:val="105"/>
-          <w:sz w:val="16"/>
-        </w:rPr>
-        <w:t>Secretaria</w:t>
-      </w:r>
-      <w:r>
-        <w:rPr>
-          <w:color w:val="111826"/>
-          <w:spacing w:val="20"/>
-          <w:w w:val="105"/>
-          <w:sz w:val="16"/>
-        </w:rPr>
-        <w:t xml:space="preserve"> </w:t>
-      </w:r>
-      <w:r>
-        <w:rPr>
-          <w:color w:val="111826"/>
-          <w:w w:val="105"/>
-          <w:sz w:val="16"/>
-        </w:rPr>
-        <w:t>de</w:t>
-      </w:r>
-      <w:r>
-        <w:rPr>
-          <w:color w:val="111826"/>
-          <w:spacing w:val="20"/>
-          <w:w w:val="105"/>
-          <w:sz w:val="16"/>
-        </w:rPr>
-        <w:t xml:space="preserve"> </w:t>
-      </w:r>
-      <w:r>
-        <w:rPr>
-          <w:color w:val="111826"/>
-          <w:w w:val="105"/>
-          <w:sz w:val="16"/>
-        </w:rPr>
-        <w:t>Estado</w:t>
-      </w:r>
-      <w:r>
-        <w:rPr>
-          <w:color w:val="111826"/>
-          <w:spacing w:val="20"/>
-          <w:w w:val="105"/>
-          <w:sz w:val="16"/>
-        </w:rPr>
-        <w:t xml:space="preserve"> </w:t>
-      </w:r>
-      <w:r>
-        <w:rPr>
-          <w:color w:val="111826"/>
-          <w:w w:val="105"/>
-          <w:sz w:val="16"/>
-        </w:rPr>
-        <w:t>da</w:t>
-      </w:r>
-      <w:r>
-        <w:rPr>
-          <w:color w:val="111826"/>
-          <w:spacing w:val="20"/>
-          <w:w w:val="105"/>
-          <w:sz w:val="16"/>
-        </w:rPr>
-        <w:t xml:space="preserve"> </w:t>
-      </w:r>
-      <w:r>
-        <w:rPr>
-          <w:color w:val="111826"/>
-          <w:w w:val="105"/>
-          <w:sz w:val="16"/>
-        </w:rPr>
-        <w:t>Saúde</w:t>
-      </w:r>
-      <w:r>
-        <w:rPr>
-          <w:color w:val="111826"/>
-          <w:spacing w:val="20"/>
-          <w:w w:val="105"/>
-          <w:sz w:val="16"/>
-        </w:rPr>
-        <w:t xml:space="preserve"> </w:t>
-      </w:r>
-      <w:r>
-        <w:rPr>
-          <w:color w:val="111826"/>
-          <w:w w:val="105"/>
-          <w:sz w:val="16"/>
-        </w:rPr>
-        <w:t>de</w:t>
-      </w:r>
-      <w:r>
-        <w:rPr>
-          <w:color w:val="111826"/>
-          <w:spacing w:val="20"/>
-          <w:w w:val="105"/>
-          <w:sz w:val="16"/>
-        </w:rPr>
-        <w:t xml:space="preserve"> </w:t>
-      </w:r>
-      <w:r>
-        <w:rPr>
-          <w:color w:val="111826"/>
-          <w:w w:val="105"/>
-          <w:sz w:val="16"/>
-        </w:rPr>
-        <w:t>Goiás:</w:t>
-      </w:r>
-      <w:r>
-        <w:rPr>
-          <w:color w:val="111826"/>
-          <w:spacing w:val="20"/>
-          <w:w w:val="105"/>
-          <w:sz w:val="16"/>
-        </w:rPr>
-        <w:t xml:space="preserve"> </w:t>
-      </w:r>
-      <w:r>
-        <w:rPr>
-          <w:color w:val="111826"/>
-          <w:w w:val="105"/>
-          <w:sz w:val="16"/>
-        </w:rPr>
-        <w:t>Sistema</w:t>
-      </w:r>
-      <w:r>
-        <w:rPr>
-          <w:color w:val="111826"/>
-          <w:spacing w:val="20"/>
-          <w:w w:val="105"/>
-          <w:sz w:val="16"/>
-        </w:rPr>
-        <w:t xml:space="preserve"> </w:t>
-      </w:r>
-      <w:r>
-        <w:rPr>
-          <w:color w:val="111826"/>
-          <w:w w:val="105"/>
-          <w:sz w:val="16"/>
-        </w:rPr>
-        <w:t>da</w:t>
-      </w:r>
-      <w:r>
-        <w:rPr>
-          <w:color w:val="111826"/>
-          <w:spacing w:val="20"/>
-          <w:w w:val="105"/>
-          <w:sz w:val="16"/>
-        </w:rPr>
-        <w:t xml:space="preserve"> </w:t>
-      </w:r>
-      <w:r>
-        <w:rPr>
-          <w:color w:val="111826"/>
-          <w:w w:val="105"/>
-          <w:sz w:val="16"/>
-        </w:rPr>
-        <w:t>Escola</w:t>
-      </w:r>
-      <w:r>
-        <w:rPr>
-          <w:color w:val="111826"/>
-          <w:spacing w:val="20"/>
-          <w:w w:val="105"/>
-          <w:sz w:val="16"/>
-        </w:rPr>
-        <w:t xml:space="preserve"> </w:t>
-      </w:r>
-      <w:r>
-        <w:rPr>
-          <w:color w:val="111826"/>
-          <w:w w:val="105"/>
-          <w:sz w:val="16"/>
-        </w:rPr>
-        <w:t>de</w:t>
-      </w:r>
-      <w:r>
-        <w:rPr>
-          <w:color w:val="111826"/>
-          <w:spacing w:val="20"/>
-          <w:w w:val="105"/>
-          <w:sz w:val="16"/>
-        </w:rPr>
-        <w:t xml:space="preserve"> </w:t>
-      </w:r>
-      <w:r>
-        <w:rPr>
-          <w:color w:val="111826"/>
-          <w:w w:val="105"/>
-          <w:sz w:val="16"/>
-        </w:rPr>
-        <w:t>Saúde.</w:t>
-      </w:r>
-      <w:r>
-        <w:rPr>
-          <w:color w:val="111826"/>
-          <w:spacing w:val="20"/>
-          <w:w w:val="105"/>
-          <w:sz w:val="16"/>
-        </w:rPr>
-        <w:t xml:space="preserve"> </w:t>
-      </w:r>
-      <w:r>
-        <w:rPr>
-          <w:color w:val="111826"/>
-          <w:w w:val="105"/>
-          <w:sz w:val="16"/>
-        </w:rPr>
-        <w:t>Java</w:t>
-      </w:r>
-      <w:r>
-        <w:rPr>
-          <w:color w:val="111826"/>
-          <w:spacing w:val="20"/>
-          <w:w w:val="105"/>
-          <w:sz w:val="16"/>
-        </w:rPr>
-        <w:t xml:space="preserve"> </w:t>
-      </w:r>
-      <w:r>
-        <w:rPr>
-          <w:color w:val="111826"/>
-          <w:w w:val="105"/>
-          <w:sz w:val="16"/>
-        </w:rPr>
-        <w:t xml:space="preserve">11, Spring </w:t>
-      </w:r>
-      <w:proofErr w:type="spellStart"/>
-      <w:r>
-        <w:rPr>
-          <w:color w:val="111826"/>
-          <w:w w:val="105"/>
-          <w:sz w:val="16"/>
-        </w:rPr>
-        <w:t>Boot</w:t>
-      </w:r>
-      <w:proofErr w:type="spellEnd"/>
-      <w:r>
-        <w:rPr>
-          <w:color w:val="111826"/>
-          <w:w w:val="105"/>
-          <w:sz w:val="16"/>
-        </w:rPr>
-        <w:t xml:space="preserve">, </w:t>
-      </w:r>
-      <w:proofErr w:type="spellStart"/>
-      <w:r>
-        <w:rPr>
-          <w:color w:val="111826"/>
-          <w:w w:val="105"/>
-          <w:sz w:val="16"/>
-        </w:rPr>
-        <w:t>AngularJS</w:t>
-      </w:r>
-      <w:proofErr w:type="spellEnd"/>
-      <w:r>
-        <w:rPr>
-          <w:color w:val="111826"/>
-          <w:w w:val="105"/>
-          <w:sz w:val="16"/>
-        </w:rPr>
-        <w:t xml:space="preserve"> e </w:t>
-      </w:r>
-      <w:proofErr w:type="spellStart"/>
-      <w:r>
-        <w:rPr>
-          <w:color w:val="111826"/>
-          <w:w w:val="105"/>
-          <w:sz w:val="16"/>
-        </w:rPr>
-        <w:t>PostgreSQL</w:t>
-      </w:r>
-      <w:proofErr w:type="spellEnd"/>
-      <w:r>
-        <w:rPr>
-          <w:color w:val="111826"/>
-          <w:w w:val="105"/>
-          <w:sz w:val="16"/>
-        </w:rPr>
-        <w:t>.</w:t>
+        <w:t xml:space="preserve">SISESG | mar 2025 - abr 2025 | Secretaria de Estado da Saúde de Goiás: Sistema da Escola de Saúde. Java 11, Spring Boot, AngularJS e PostgreSQL.</w:t>
       </w:r>
     </w:p>
     <w:p>
@@ -5221,7 +2276,6 @@
         </w:rPr>
         <w:t xml:space="preserve"> </w:t>
       </w:r>
-      <w:proofErr w:type="spellStart"/>
       <w:r>
         <w:rPr>
           <w:b/>
@@ -5231,7 +2285,6 @@
         </w:rPr>
         <w:t>Full</w:t>
       </w:r>
-      <w:proofErr w:type="spellEnd"/>
       <w:r>
         <w:rPr>
           <w:b/>
@@ -5242,7 +2295,6 @@
         </w:rPr>
         <w:t xml:space="preserve"> </w:t>
       </w:r>
-      <w:proofErr w:type="spellStart"/>
       <w:r>
         <w:rPr>
           <w:b/>
@@ -5252,7 +2304,6 @@
         </w:rPr>
         <w:t>Stack</w:t>
       </w:r>
-      <w:proofErr w:type="spellEnd"/>
       <w:r>
         <w:rPr>
           <w:b/>
@@ -5435,9 +2486,17 @@
           <w:w w:val="110"/>
           <w:sz w:val="16"/>
         </w:rPr>
-        <w:t xml:space="preserve">Desenvolvedor </w:t>
-      </w:r>
-      <w:proofErr w:type="spellStart"/>
+        <w:t xml:space="preserve">Desenvolvedor Full Stack Júnior: abr 2024 - mar 2025 Desenvolvedor</w:t>
+      </w:r>
+      <w:r>
+        <w:rPr>
+          <w:color w:val="111826"/>
+          <w:spacing w:val="3"/>
+          <w:w w:val="110"/>
+          <w:sz w:val="16"/>
+        </w:rPr>
+        <w:t xml:space="preserve"> </w:t>
+      </w:r>
       <w:r>
         <w:rPr>
           <w:color w:val="111826"/>
@@ -5446,16 +2505,15 @@
         </w:rPr>
         <w:t>Full</w:t>
       </w:r>
-      <w:proofErr w:type="spellEnd"/>
-      <w:r>
-        <w:rPr>
-          <w:color w:val="111826"/>
-          <w:w w:val="110"/>
-          <w:sz w:val="16"/>
-        </w:rPr>
-        <w:t xml:space="preserve"> </w:t>
-      </w:r>
-      <w:proofErr w:type="spellStart"/>
+      <w:r>
+        <w:rPr>
+          <w:color w:val="111826"/>
+          <w:spacing w:val="3"/>
+          <w:w w:val="110"/>
+          <w:sz w:val="16"/>
+        </w:rPr>
+        <w:t xml:space="preserve"> </w:t>
+      </w:r>
       <w:r>
         <w:rPr>
           <w:color w:val="111826"/>
@@ -5464,16 +2522,83 @@
         </w:rPr>
         <w:t>Stack</w:t>
       </w:r>
-      <w:proofErr w:type="spellEnd"/>
-      <w:r>
-        <w:rPr>
-          <w:color w:val="111826"/>
-          <w:w w:val="110"/>
-          <w:sz w:val="16"/>
-        </w:rPr>
-        <w:t xml:space="preserve"> Júnior: </w:t>
-      </w:r>
-      <w:proofErr w:type="spellStart"/>
+      <w:r>
+        <w:rPr>
+          <w:color w:val="111826"/>
+          <w:spacing w:val="4"/>
+          <w:w w:val="110"/>
+          <w:sz w:val="16"/>
+        </w:rPr>
+        <w:t xml:space="preserve"> </w:t>
+      </w:r>
+      <w:r>
+        <w:rPr>
+          <w:color w:val="111826"/>
+          <w:w w:val="110"/>
+          <w:sz w:val="16"/>
+        </w:rPr>
+        <w:t>Trainee:</w:t>
+      </w:r>
+      <w:r>
+        <w:rPr>
+          <w:color w:val="111826"/>
+          <w:spacing w:val="3"/>
+          <w:w w:val="110"/>
+          <w:sz w:val="16"/>
+        </w:rPr>
+        <w:t xml:space="preserve"> </w:t>
+      </w:r>
+      <w:r>
+        <w:rPr>
+          <w:color w:val="111826"/>
+          <w:w w:val="110"/>
+          <w:sz w:val="16"/>
+        </w:rPr>
+        <w:t>jun</w:t>
+      </w:r>
+      <w:r>
+        <w:rPr>
+          <w:color w:val="111826"/>
+          <w:spacing w:val="4"/>
+          <w:w w:val="110"/>
+          <w:sz w:val="16"/>
+        </w:rPr>
+        <w:t xml:space="preserve"> </w:t>
+      </w:r>
+      <w:r>
+        <w:rPr>
+          <w:color w:val="111826"/>
+          <w:w w:val="110"/>
+          <w:sz w:val="16"/>
+        </w:rPr>
+        <w:t>2023</w:t>
+      </w:r>
+      <w:r>
+        <w:rPr>
+          <w:color w:val="111826"/>
+          <w:spacing w:val="3"/>
+          <w:w w:val="110"/>
+          <w:sz w:val="16"/>
+        </w:rPr>
+        <w:t xml:space="preserve"> </w:t>
+      </w:r>
+      <w:r>
+        <w:rPr>
+          <w:color w:val="111826"/>
+          <w:w w:val="110"/>
+          <w:sz w:val="16"/>
+        </w:rPr>
+        <w:t>-</w:t>
+      </w:r>
+      <w:r>
+        <w:rPr>
+          <w:color w:val="111826"/>
+          <w:spacing w:val="4"/>
+          <w:w w:val="110"/>
+          <w:sz w:val="16"/>
+        </w:rPr>
+        <w:t xml:space="preserve"> </w:t>
+      </w:r>
       <w:r>
         <w:rPr>
           <w:color w:val="111826"/>
@@ -5482,142 +2607,6 @@
         </w:rPr>
         <w:t>abr</w:t>
       </w:r>
-      <w:proofErr w:type="spellEnd"/>
-      <w:r>
-        <w:rPr>
-          <w:color w:val="111826"/>
-          <w:w w:val="110"/>
-          <w:sz w:val="16"/>
-        </w:rPr>
-        <w:t xml:space="preserve"> 2024 - mar 2025 Desenvolvedor</w:t>
-      </w:r>
-      <w:r>
-        <w:rPr>
-          <w:color w:val="111826"/>
-          <w:spacing w:val="3"/>
-          <w:w w:val="110"/>
-          <w:sz w:val="16"/>
-        </w:rPr>
-        <w:t xml:space="preserve"> </w:t>
-      </w:r>
-      <w:proofErr w:type="spellStart"/>
-      <w:r>
-        <w:rPr>
-          <w:color w:val="111826"/>
-          <w:w w:val="110"/>
-          <w:sz w:val="16"/>
-        </w:rPr>
-        <w:t>Full</w:t>
-      </w:r>
-      <w:proofErr w:type="spellEnd"/>
-      <w:r>
-        <w:rPr>
-          <w:color w:val="111826"/>
-          <w:spacing w:val="3"/>
-          <w:w w:val="110"/>
-          <w:sz w:val="16"/>
-        </w:rPr>
-        <w:t xml:space="preserve"> </w:t>
-      </w:r>
-      <w:proofErr w:type="spellStart"/>
-      <w:r>
-        <w:rPr>
-          <w:color w:val="111826"/>
-          <w:w w:val="110"/>
-          <w:sz w:val="16"/>
-        </w:rPr>
-        <w:t>Stack</w:t>
-      </w:r>
-      <w:proofErr w:type="spellEnd"/>
-      <w:r>
-        <w:rPr>
-          <w:color w:val="111826"/>
-          <w:spacing w:val="4"/>
-          <w:w w:val="110"/>
-          <w:sz w:val="16"/>
-        </w:rPr>
-        <w:t xml:space="preserve"> </w:t>
-      </w:r>
-      <w:r>
-        <w:rPr>
-          <w:color w:val="111826"/>
-          <w:w w:val="110"/>
-          <w:sz w:val="16"/>
-        </w:rPr>
-        <w:t>Trainee:</w:t>
-      </w:r>
-      <w:r>
-        <w:rPr>
-          <w:color w:val="111826"/>
-          <w:spacing w:val="3"/>
-          <w:w w:val="110"/>
-          <w:sz w:val="16"/>
-        </w:rPr>
-        <w:t xml:space="preserve"> </w:t>
-      </w:r>
-      <w:proofErr w:type="spellStart"/>
-      <w:r>
-        <w:rPr>
-          <w:color w:val="111826"/>
-          <w:w w:val="110"/>
-          <w:sz w:val="16"/>
-        </w:rPr>
-        <w:t>jun</w:t>
-      </w:r>
-      <w:proofErr w:type="spellEnd"/>
-      <w:r>
-        <w:rPr>
-          <w:color w:val="111826"/>
-          <w:spacing w:val="4"/>
-          <w:w w:val="110"/>
-          <w:sz w:val="16"/>
-        </w:rPr>
-        <w:t xml:space="preserve"> </w:t>
-      </w:r>
-      <w:r>
-        <w:rPr>
-          <w:color w:val="111826"/>
-          <w:w w:val="110"/>
-          <w:sz w:val="16"/>
-        </w:rPr>
-        <w:t>2023</w:t>
-      </w:r>
-      <w:r>
-        <w:rPr>
-          <w:color w:val="111826"/>
-          <w:spacing w:val="3"/>
-          <w:w w:val="110"/>
-          <w:sz w:val="16"/>
-        </w:rPr>
-        <w:t xml:space="preserve"> </w:t>
-      </w:r>
-      <w:r>
-        <w:rPr>
-          <w:color w:val="111826"/>
-          <w:w w:val="110"/>
-          <w:sz w:val="16"/>
-        </w:rPr>
-        <w:t>-</w:t>
-      </w:r>
-      <w:r>
-        <w:rPr>
-          <w:color w:val="111826"/>
-          <w:spacing w:val="4"/>
-          <w:w w:val="110"/>
-          <w:sz w:val="16"/>
-        </w:rPr>
-        <w:t xml:space="preserve"> </w:t>
-      </w:r>
-      <w:proofErr w:type="spellStart"/>
-      <w:r>
-        <w:rPr>
-          <w:color w:val="111826"/>
-          <w:w w:val="110"/>
-          <w:sz w:val="16"/>
-        </w:rPr>
-        <w:t>abr</w:t>
-      </w:r>
-      <w:proofErr w:type="spellEnd"/>
       <w:r>
         <w:rPr>
           <w:color w:val="111826"/>
@@ -5658,7 +2647,6 @@
         </w:rPr>
         <w:t xml:space="preserve"> </w:t>
       </w:r>
-      <w:proofErr w:type="spellStart"/>
       <w:r>
         <w:rPr>
           <w:color w:val="111826"/>
@@ -5666,7 +2654,6 @@
         </w:rPr>
         <w:t>Full</w:t>
       </w:r>
-      <w:proofErr w:type="spellEnd"/>
       <w:r>
         <w:rPr>
           <w:color w:val="111826"/>
@@ -5675,7 +2662,6 @@
         </w:rPr>
         <w:t xml:space="preserve"> </w:t>
       </w:r>
-      <w:proofErr w:type="spellStart"/>
       <w:r>
         <w:rPr>
           <w:color w:val="111826"/>
@@ -5683,7 +2669,6 @@
         </w:rPr>
         <w:t>Stack</w:t>
       </w:r>
-      <w:proofErr w:type="spellEnd"/>
       <w:r>
         <w:rPr>
           <w:color w:val="111826"/>
@@ -5752,7 +2737,6 @@
         </w:rPr>
         <w:t xml:space="preserve"> </w:t>
       </w:r>
-      <w:proofErr w:type="spellStart"/>
       <w:r>
         <w:rPr>
           <w:color w:val="111826"/>
@@ -5760,7 +2744,6 @@
         </w:rPr>
         <w:t>jun</w:t>
       </w:r>
-      <w:proofErr w:type="spellEnd"/>
       <w:r>
         <w:rPr>
           <w:color w:val="111826"/>
@@ -5801,43 +2784,7 @@
           <w:w w:val="110"/>
           <w:sz w:val="16"/>
         </w:rPr>
-        <w:t xml:space="preserve">Progressão interna de Estagiário para Trainee e Desenvolvedor </w:t>
-      </w:r>
-      <w:proofErr w:type="spellStart"/>
-      <w:r>
-        <w:rPr>
-          <w:color w:val="111826"/>
-          <w:w w:val="110"/>
-          <w:sz w:val="16"/>
-        </w:rPr>
-        <w:t>Full</w:t>
-      </w:r>
-      <w:proofErr w:type="spellEnd"/>
-      <w:r>
-        <w:rPr>
-          <w:color w:val="111826"/>
-          <w:w w:val="110"/>
-          <w:sz w:val="16"/>
-        </w:rPr>
-        <w:t xml:space="preserve"> </w:t>
-      </w:r>
-      <w:proofErr w:type="spellStart"/>
-      <w:r>
-        <w:rPr>
-          <w:color w:val="111826"/>
-          <w:w w:val="110"/>
-          <w:sz w:val="16"/>
-        </w:rPr>
-        <w:t>Stack</w:t>
-      </w:r>
-      <w:proofErr w:type="spellEnd"/>
-      <w:r>
-        <w:rPr>
-          <w:color w:val="111826"/>
-          <w:w w:val="110"/>
-          <w:sz w:val="16"/>
-        </w:rPr>
-        <w:t xml:space="preserve"> Júnior, ampliando autonomia e responsabilidade em demandas de maior complexidade.</w:t>
+        <w:t xml:space="preserve">Progressão interna de Estagiário para Trainee e Desenvolvedor Full Stack Júnior, ampliando autonomia e responsabilidade em demandas de maior complexidade.</w:t>
       </w:r>
     </w:p>
     <w:p>
@@ -5863,79 +2810,7 @@
           <w:w w:val="110"/>
           <w:sz w:val="16"/>
         </w:rPr>
-        <w:t xml:space="preserve">Desenvolvimento e evolução do </w:t>
-      </w:r>
-      <w:proofErr w:type="spellStart"/>
-      <w:r>
-        <w:rPr>
-          <w:color w:val="111826"/>
-          <w:w w:val="110"/>
-          <w:sz w:val="16"/>
-        </w:rPr>
-        <w:t>DocNix</w:t>
-      </w:r>
-      <w:proofErr w:type="spellEnd"/>
-      <w:r>
-        <w:rPr>
-          <w:color w:val="111826"/>
-          <w:w w:val="110"/>
-          <w:sz w:val="16"/>
-        </w:rPr>
-        <w:t xml:space="preserve">, plataforma de gestão integrada da qualidade, </w:t>
-      </w:r>
-      <w:proofErr w:type="gramStart"/>
-      <w:r>
-        <w:rPr>
-          <w:color w:val="111826"/>
-          <w:w w:val="110"/>
-          <w:sz w:val="16"/>
-        </w:rPr>
-        <w:t>excelência organizacional</w:t>
-      </w:r>
-      <w:proofErr w:type="gramEnd"/>
-      <w:r>
-        <w:rPr>
-          <w:color w:val="111826"/>
-          <w:w w:val="110"/>
-          <w:sz w:val="16"/>
-        </w:rPr>
-        <w:t xml:space="preserve"> e processos corporativos, com Java, Spring </w:t>
-      </w:r>
-      <w:proofErr w:type="spellStart"/>
-      <w:r>
-        <w:rPr>
-          <w:color w:val="111826"/>
-          <w:w w:val="110"/>
-          <w:sz w:val="16"/>
-        </w:rPr>
-        <w:t>Boot</w:t>
-      </w:r>
-      <w:proofErr w:type="spellEnd"/>
-      <w:r>
-        <w:rPr>
-          <w:color w:val="111826"/>
-          <w:w w:val="110"/>
-          <w:sz w:val="16"/>
-        </w:rPr>
-        <w:t xml:space="preserve">, </w:t>
-      </w:r>
-      <w:proofErr w:type="spellStart"/>
-      <w:r>
-        <w:rPr>
-          <w:color w:val="111826"/>
-          <w:w w:val="110"/>
-          <w:sz w:val="16"/>
-        </w:rPr>
-        <w:t>AngularJS</w:t>
-      </w:r>
-      <w:proofErr w:type="spellEnd"/>
-      <w:r>
-        <w:rPr>
-          <w:color w:val="111826"/>
-          <w:w w:val="110"/>
-          <w:sz w:val="16"/>
-        </w:rPr>
-        <w:t xml:space="preserve"> e Angular 17.</w:t>
+        <w:t xml:space="preserve">Desenvolvimento e evolução do DocNix, plataforma de gestão integrada da qualidade, excelência organizacional e processos corporativos, com Java, Spring Boot, AngularJS e Angular 17.</w:t>
       </w:r>
     </w:p>
     <w:p>
@@ -5980,25 +2855,7 @@
           <w:sz w:val="16"/>
         </w:rPr>
         <w:lastRenderedPageBreak/>
-        <w:t xml:space="preserve">Implementação e manutenção de </w:t>
-      </w:r>
-      <w:proofErr w:type="spellStart"/>
-      <w:r>
-        <w:rPr>
-          <w:color w:val="111826"/>
-          <w:w w:val="110"/>
-          <w:sz w:val="16"/>
-        </w:rPr>
-        <w:t>APIs</w:t>
-      </w:r>
-      <w:proofErr w:type="spellEnd"/>
-      <w:r>
-        <w:rPr>
-          <w:color w:val="111826"/>
-          <w:w w:val="110"/>
-          <w:sz w:val="16"/>
-        </w:rPr>
-        <w:t>, regras de negócio, processamento de dados, comunicação entre módulos, componentes reutilizáveis, diretivas e melhorias de UX.</w:t>
+        <w:t xml:space="preserve">Implementação e manutenção de APIs, regras de negócio, processamento de dados, comunicação entre módulos, componentes reutilizáveis, diretivas e melhorias de UX.</w:t>
       </w:r>
     </w:p>
     <w:p>
@@ -6024,43 +2881,7 @@
           <w:w w:val="110"/>
           <w:sz w:val="16"/>
         </w:rPr>
-        <w:t xml:space="preserve">Criação e otimização de consultas SQL em </w:t>
-      </w:r>
-      <w:proofErr w:type="spellStart"/>
-      <w:r>
-        <w:rPr>
-          <w:color w:val="111826"/>
-          <w:w w:val="110"/>
-          <w:sz w:val="16"/>
-        </w:rPr>
-        <w:t>PostgreSQL</w:t>
-      </w:r>
-      <w:proofErr w:type="spellEnd"/>
-      <w:r>
-        <w:rPr>
-          <w:color w:val="111826"/>
-          <w:w w:val="110"/>
-          <w:sz w:val="16"/>
-        </w:rPr>
-        <w:t xml:space="preserve">, Oracle e </w:t>
-      </w:r>
-      <w:proofErr w:type="spellStart"/>
-      <w:r>
-        <w:rPr>
-          <w:color w:val="111826"/>
-          <w:w w:val="110"/>
-          <w:sz w:val="16"/>
-        </w:rPr>
-        <w:t>MySQL</w:t>
-      </w:r>
-      <w:proofErr w:type="spellEnd"/>
-      <w:r>
-        <w:rPr>
-          <w:color w:val="111826"/>
-          <w:w w:val="110"/>
-          <w:sz w:val="16"/>
-        </w:rPr>
-        <w:t>, além da análise e correção de incidentes reais de clientes em homologação e produção.</w:t>
+        <w:t xml:space="preserve">Criação e otimização de consultas SQL em PostgreSQL, Oracle e MySQL, além da análise e correção de incidentes reais de clientes em homologação e produção.</w:t>
       </w:r>
     </w:p>
     <w:p>
@@ -6216,7 +3037,6 @@
         </w:rPr>
         <w:t xml:space="preserve"> </w:t>
       </w:r>
-      <w:proofErr w:type="spellStart"/>
       <w:r>
         <w:rPr>
           <w:color w:val="111826"/>
@@ -6225,7 +3045,6 @@
         </w:rPr>
         <w:t>Git</w:t>
       </w:r>
-      <w:proofErr w:type="spellEnd"/>
       <w:r>
         <w:rPr>
           <w:color w:val="111826"/>
@@ -6452,7 +3271,6 @@
         </w:rPr>
         <w:t xml:space="preserve"> </w:t>
       </w:r>
-      <w:proofErr w:type="spellStart"/>
       <w:r>
         <w:rPr>
           <w:b/>
@@ -6462,7 +3280,6 @@
         </w:rPr>
         <w:t>abr</w:t>
       </w:r>
-      <w:proofErr w:type="spellEnd"/>
       <w:r>
         <w:rPr>
           <w:b/>
@@ -6511,7 +3328,6 @@
         </w:rPr>
         <w:t xml:space="preserve"> </w:t>
       </w:r>
-      <w:proofErr w:type="spellStart"/>
       <w:r>
         <w:rPr>
           <w:b/>
@@ -6521,7 +3337,6 @@
         </w:rPr>
         <w:t>jul</w:t>
       </w:r>
-      <w:proofErr w:type="spellEnd"/>
       <w:r>
         <w:rPr>
           <w:b/>
@@ -6823,7 +3638,7 @@
           </mc:Choice>
           <mc:Fallback>
             <w:pict>
-              <v:shape w14:anchorId="6666178A" id="Graphic 9" o:spid="_x0000_s1026" style="position:absolute;margin-left:55.6pt;margin-top:23.1pt;width:484.1pt;height:.1pt;z-index:-15727104;visibility:visible;mso-wrap-style:square;mso-wrap-distance-left:0;mso-wrap-distance-top:0;mso-wrap-distance-right:0;mso-wrap-distance-bottom:0;mso-position-horizontal:absolute;mso-position-horizontal-relative:page;mso-position-vertical:absolute;mso-position-vertical-relative:text;v-text-anchor:top" coordsize="6148070,1270" o:gfxdata="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" path="m,l6147600,e" filled="f" strokecolor="#cad4e1" strokeweight=".65pt">
+              <v:shape w14:anchorId="6666178A" id="Graphic 9" o:spid="_x0000_s1026" style="position:absolute;margin-left:55.6pt;margin-top:23.1pt;width:484.1pt;height:.1pt;z-index:-15727104;visibility:visible;mso-wrap-style:square;mso-wrap-distance-left:0;mso-wrap-distance-top:0;mso-wrap-distance-right:0;mso-wrap-distance-bottom:0;mso-position-horizontal:absolute;mso-position-horizontal-relative:page;mso-position-vertical:absolute;mso-position-vertical-relative:text;v-text-anchor:top" coordsize="6148070,1270" o:gfxdata="UEsDBBQABgAIAAAAIQC2gziS/gAAAOEBAAATAAAAW0NvbnRlbnRfVHlwZXNdLnhtbJSRQU7DMBBF 90jcwfIWJU67QAgl6YK0S0CoHGBkTxKLZGx5TGhvj5O2G0SRWNoz/78nu9wcxkFMGNg6quQqL6RA 0s5Y6ir5vt9lD1JwBDIwOMJKHpHlpr69KfdHjyxSmriSfYz+USnWPY7AufNIadK6MEJMx9ApD/oD OlTrorhX2lFEilmcO2RdNtjC5xDF9pCuTyYBB5bi6bQ4syoJ3g9WQ0ymaiLzg5KdCXlKLjvcW893 SUOqXwnz5DrgnHtJTxOsQfEKIT7DmDSUCaxw7Rqn8787ZsmRM9e2VmPeBN4uqYvTtW7jvijg9N/y JsXecLq0q+WD6m8AAAD//wMAUEsDBBQABgAIAAAAIQA4/SH/1gAAAJQBAAALAAAAX3JlbHMvLnJl bHOkkMFqwzAMhu+DvYPRfXGawxijTi+j0GvpHsDYimMaW0Yy2fr2M4PBMnrbUb/Q94l/f/hMi1qR JVI2sOt6UJgd+ZiDgffL8ekFlFSbvV0oo4EbChzGx4f9GRdb25HMsYhqlCwG5lrLq9biZkxWOiqY 22YiTra2kYMu1l1tQD30/bPm3wwYN0x18gb45AdQl1tp5j/sFB2T0FQ7R0nTNEV3j6o9feQzro1i OWA14Fm+Q8a1a8+Bvu/d/dMb2JY5uiPbhG/ktn4cqGU/er3pcvwCAAD//wMAUEsDBBQABgAIAAAA IQC0MKBRFAIAAFsEAAAOAAAAZHJzL2Uyb0RvYy54bWysVEtv2zAMvg/YfxB0X+wEbVoYcYoiWYcB RVegGXZWZDk2JosapcTOvx8lP5J1t2EXgRJp6ntQXj10jWYnha4Gk/P5LOVMGQlFbQ45/757+nTP mfPCFEKDUTk/K8cf1h8/rFqbqQVUoAuFjJoYl7U255X3NksSJyvVCDcDqwwlS8BGeNriISlQtNS9 0ckiTZdJC1hYBKmco9Ntn+Tr2L8slfTfytIpz3TOCZuPK8Z1H9ZkvRLZAYWtajnAEP+AohG1oUun VlvhBTti/VerppYIDko/k9AkUJa1VJEDsZmn79i8VcKqyIXEcXaSyf2/tvLl9GZfMUB39hnkT0eK JK112ZQJGzfUdCU2oZaAsy6qeJ5UVJ1nkg6X85v79I7ElpSbLygKLUU2fiuPzn9REPuI07PzvQfF GIlqjGRnxhDJyeChjh56zshD5Iw83PceWuHDdwFcCFl7ARLOGjipHcSsf4ecoF2y2lxXEZW7ZUpU RpZU21dQEK6JxKar6fCanDYBxf3i9jaOhgNdF0+11gGFw8N+o5GdBJHaPG5vPs8Hmf4os+j8Vriq r4upoUybwafemmDSHorzK7KWpjnn7tdRoOJMfzU0LmH0xwDHYD8G6PUG4gOJAtGdu+6HQMvC9Tn3 5OwLjMMostG0oMFUG7408Hj0UNbB0ThDPaJhQxMc5RpeW3gi1/tYdfknrH8DAAD//wMAUEsDBBQA BgAIAAAAIQBKvw5v3AAAAAoBAAAPAAAAZHJzL2Rvd25yZXYueG1sTI/BTsMwEETvSPyDtUhcEHUS RaWEOBVCVHCl7Qc48ZJEtdchdpv079mc4LSa3dHsm3I7OysuOIbek4J0lYBAarzpqVVwPOweNyBC 1GS09YQKrhhgW93elLowfqIvvOxjKziEQqEVdDEOhZSh6dDpsPIDEt++/eh0ZDm20ox64nBnZZYk a+l0T/yh0wO+ddic9men4PRT9zZ82KinGje798/jNXtIlLq/m19fQESc458ZFnxGh4qZan8mE4Rl naYZWxXka56LIXl6zkHUyyYHWZXyf4XqFwAA//8DAFBLAQItABQABgAIAAAAIQC2gziS/gAAAOEB AAATAAAAAAAAAAAAAAAAAAAAAABbQ29udGVudF9UeXBlc10ueG1sUEsBAi0AFAAGAAgAAAAhADj9 If/WAAAAlAEAAAsAAAAAAAAAAAAAAAAALwEAAF9yZWxzLy5yZWxzUEsBAi0AFAAGAAgAAAAhALQw oFEUAgAAWwQAAA4AAAAAAAAAAAAAAAAALgIAAGRycy9lMm9Eb2MueG1sUEsBAi0AFAAGAAgAAAAh AEq/Dm/cAAAACgEAAA8AAAAAAAAAAAAAAAAAbgQAAGRycy9kb3ducmV2LnhtbFBLBQYAAAAABAAE APMAAAB3BQAAAAA= " path="m,l6147600,e" filled="f" strokecolor="#cad4e1" strokeweight=".65pt">
                 <v:path arrowok="t"/>
                 <w10:wrap type="topAndBottom" anchorx="page"/>
               </v:shape>
@@ -6876,7 +3691,6 @@
         <w:jc w:val="both"/>
       </w:pPr>
       <w:hyperlink r:id="rId13">
-        <w:proofErr w:type="spellStart"/>
         <w:r>
           <w:rPr>
             <w:color w:val="111826"/>
@@ -6884,7 +3698,6 @@
           </w:rPr>
           <w:t>Kyber</w:t>
         </w:r>
-        <w:proofErr w:type="spellEnd"/>
         <w:r>
           <w:rPr>
             <w:color w:val="111826"/>
@@ -6893,7 +3706,6 @@
           </w:rPr>
           <w:t xml:space="preserve"> </w:t>
         </w:r>
-        <w:proofErr w:type="spellStart"/>
         <w:r>
           <w:rPr>
             <w:color w:val="111826"/>
@@ -6901,7 +3713,6 @@
           </w:rPr>
           <w:t>Tech</w:t>
         </w:r>
-        <w:proofErr w:type="spellEnd"/>
         <w:r>
           <w:rPr>
             <w:color w:val="111826"/>
@@ -6945,17 +3756,15 @@
           <w:sz w:val="16"/>
         </w:rPr>
       </w:pPr>
-      <w:proofErr w:type="spellStart"/>
-      <w:r>
-        <w:rPr>
-          <w:b/>
-          <w:color w:val="0890B1"/>
-          <w:w w:val="115"/>
-          <w:sz w:val="16"/>
-        </w:rPr>
-        <w:t>Co-fundador</w:t>
-      </w:r>
-      <w:proofErr w:type="spellEnd"/>
+      <w:r>
+        <w:rPr>
+          <w:b/>
+          <w:color w:val="0890B1"/>
+          <w:w w:val="115"/>
+          <w:sz w:val="16"/>
+        </w:rPr>
+        <w:t>Cofundador</w:t>
+      </w:r>
       <w:r>
         <w:rPr>
           <w:b/>
@@ -7004,7 +3813,6 @@
         </w:rPr>
         <w:t xml:space="preserve"> </w:t>
       </w:r>
-      <w:proofErr w:type="spellStart"/>
       <w:r>
         <w:rPr>
           <w:b/>
@@ -7014,7 +3822,6 @@
         </w:rPr>
         <w:t>Full</w:t>
       </w:r>
-      <w:proofErr w:type="spellEnd"/>
       <w:r>
         <w:rPr>
           <w:b/>
@@ -7025,7 +3832,6 @@
         </w:rPr>
         <w:t xml:space="preserve"> </w:t>
       </w:r>
-      <w:proofErr w:type="spellStart"/>
       <w:r>
         <w:rPr>
           <w:b/>
@@ -7035,7 +3841,6 @@
         </w:rPr>
         <w:t>Stack</w:t>
       </w:r>
-      <w:proofErr w:type="spellEnd"/>
       <w:r>
         <w:rPr>
           <w:b/>
@@ -7582,7 +4387,6 @@
         <w:spacing w:before="108"/>
       </w:pPr>
       <w:hyperlink r:id="rId14">
-        <w:proofErr w:type="spellStart"/>
         <w:r>
           <w:rPr>
             <w:color w:val="111826"/>
@@ -7590,7 +4394,6 @@
           </w:rPr>
           <w:t>Compressify</w:t>
         </w:r>
-        <w:proofErr w:type="spellEnd"/>
         <w:r>
           <w:rPr>
             <w:color w:val="111826"/>
@@ -7614,7 +4417,6 @@
           </w:rPr>
           <w:t xml:space="preserve"> </w:t>
         </w:r>
-        <w:proofErr w:type="spellStart"/>
         <w:r>
           <w:rPr>
             <w:color w:val="111826"/>
@@ -7630,7 +4432,6 @@
           </w:rPr>
           <w:t>free.vercel.app</w:t>
         </w:r>
-        <w:proofErr w:type="spellEnd"/>
       </w:hyperlink>
     </w:p>
     <w:p>
@@ -7974,7 +4775,6 @@
         </w:rPr>
         <w:t xml:space="preserve"> </w:t>
       </w:r>
-      <w:proofErr w:type="spellStart"/>
       <w:r>
         <w:rPr>
           <w:color w:val="111826"/>
@@ -7983,7 +4783,6 @@
         </w:rPr>
         <w:t>WebP</w:t>
       </w:r>
-      <w:proofErr w:type="spellEnd"/>
       <w:r>
         <w:rPr>
           <w:color w:val="111826"/>
@@ -8067,43 +4866,7 @@
           <w:w w:val="110"/>
           <w:sz w:val="16"/>
         </w:rPr>
-        <w:t xml:space="preserve">processamento ocorre no cliente com Web </w:t>
-      </w:r>
-      <w:proofErr w:type="spellStart"/>
-      <w:r>
-        <w:rPr>
-          <w:color w:val="111826"/>
-          <w:w w:val="110"/>
-          <w:sz w:val="16"/>
-        </w:rPr>
-        <w:t>Workers</w:t>
-      </w:r>
-      <w:proofErr w:type="spellEnd"/>
-      <w:r>
-        <w:rPr>
-          <w:color w:val="111826"/>
-          <w:w w:val="110"/>
-          <w:sz w:val="16"/>
-        </w:rPr>
-        <w:t xml:space="preserve"> e </w:t>
-      </w:r>
-      <w:proofErr w:type="spellStart"/>
-      <w:r>
-        <w:rPr>
-          <w:color w:val="111826"/>
-          <w:w w:val="110"/>
-          <w:sz w:val="16"/>
-        </w:rPr>
-        <w:t>WebAssembly</w:t>
-      </w:r>
-      <w:proofErr w:type="spellEnd"/>
-      <w:r>
-        <w:rPr>
-          <w:color w:val="111826"/>
-          <w:w w:val="110"/>
-          <w:sz w:val="16"/>
-        </w:rPr>
-        <w:t>, sem envio de arquivos para servidores.</w:t>
+        <w:t xml:space="preserve">processamento ocorre no cliente com Web Workers e WebAssembly, sem envio de arquivos para servidores.</w:t>
       </w:r>
     </w:p>
     <w:p>
@@ -8129,61 +4892,7 @@
           <w:w w:val="110"/>
           <w:sz w:val="16"/>
         </w:rPr>
-        <w:t xml:space="preserve">389 testes unitários e de integração, 115 testes E2E em </w:t>
-      </w:r>
-      <w:proofErr w:type="spellStart"/>
-      <w:r>
-        <w:rPr>
-          <w:color w:val="111826"/>
-          <w:w w:val="110"/>
-          <w:sz w:val="16"/>
-        </w:rPr>
-        <w:t>Chromium</w:t>
-      </w:r>
-      <w:proofErr w:type="spellEnd"/>
-      <w:r>
-        <w:rPr>
-          <w:color w:val="111826"/>
-          <w:w w:val="110"/>
-          <w:sz w:val="16"/>
-        </w:rPr>
-        <w:t xml:space="preserve">, Firefox e </w:t>
-      </w:r>
-      <w:proofErr w:type="spellStart"/>
-      <w:r>
-        <w:rPr>
-          <w:color w:val="111826"/>
-          <w:w w:val="110"/>
-          <w:sz w:val="16"/>
-        </w:rPr>
-        <w:t>WebKit</w:t>
-      </w:r>
-      <w:proofErr w:type="spellEnd"/>
-      <w:r>
-        <w:rPr>
-          <w:color w:val="111826"/>
-          <w:w w:val="110"/>
-          <w:sz w:val="16"/>
-        </w:rPr>
-        <w:t xml:space="preserve">; </w:t>
-      </w:r>
-      <w:proofErr w:type="spellStart"/>
-      <w:r>
-        <w:rPr>
-          <w:color w:val="111826"/>
-          <w:w w:val="110"/>
-          <w:sz w:val="16"/>
-        </w:rPr>
-        <w:t>Lighthouse</w:t>
-      </w:r>
-      <w:proofErr w:type="spellEnd"/>
-      <w:r>
-        <w:rPr>
-          <w:color w:val="111826"/>
-          <w:w w:val="110"/>
-          <w:sz w:val="16"/>
-        </w:rPr>
-        <w:t xml:space="preserve"> com 95 em performance</w:t>
+        <w:t xml:space="preserve">389 testes unitários e de integração, 115 testes E2E em Chromium, Firefox e WebKit; Lighthouse com 95 em performance</w:t>
       </w:r>
       <w:r>
         <w:rPr>
@@ -8510,7 +5219,6 @@
           <w:lang w:val="en-US"/>
         </w:rPr>
       </w:pPr>
-      <w:proofErr w:type="spellStart"/>
       <w:r>
         <w:rPr>
           <w:color w:val="111826"/>
@@ -8518,17 +5226,45 @@
           <w:sz w:val="15"/>
           <w:lang w:val="en-US"/>
         </w:rPr>
-        <w:t>Tecnologias</w:t>
-      </w:r>
-      <w:proofErr w:type="spellEnd"/>
-      <w:r>
-        <w:rPr>
-          <w:color w:val="111826"/>
+        <w:t>Tecnologias:</w:t>
+      </w:r>
+      <w:r>
+        <w:rPr>
+          <w:color w:val="111826"/>
+          <w:spacing w:val="5"/>
           <w:w w:val="115"/>
           <w:sz w:val="15"/>
           <w:lang w:val="en-US"/>
         </w:rPr>
-        <w:t>:</w:t>
+        <w:t xml:space="preserve"> </w:t>
+      </w:r>
+      <w:r>
+        <w:rPr>
+          <w:color w:val="111826"/>
+          <w:w w:val="115"/>
+          <w:sz w:val="15"/>
+          <w:lang w:val="en-US"/>
+        </w:rPr>
+        <w:t>Next.js</w:t>
+      </w:r>
+      <w:r>
+        <w:rPr>
+          <w:color w:val="111826"/>
+          <w:spacing w:val="6"/>
+          <w:w w:val="115"/>
+          <w:sz w:val="15"/>
+          <w:lang w:val="en-US"/>
+        </w:rPr>
+        <w:t xml:space="preserve"> </w:t>
+      </w:r>
+      <w:r>
+        <w:rPr>
+          <w:color w:val="111826"/>
+          <w:w w:val="115"/>
+          <w:sz w:val="15"/>
+          <w:lang w:val="en-US"/>
+        </w:rPr>
+        <w:t>16,</w:t>
       </w:r>
       <w:r>
         <w:rPr>
@@ -8547,7 +5283,7 @@
           <w:sz w:val="15"/>
           <w:lang w:val="en-US"/>
         </w:rPr>
-        <w:t>Next.js</w:t>
+        <w:t>React</w:t>
       </w:r>
       <w:r>
         <w:rPr>
@@ -8566,7 +5302,26 @@
           <w:sz w:val="15"/>
           <w:lang w:val="en-US"/>
         </w:rPr>
-        <w:t>16,</w:t>
+        <w:t>19,</w:t>
+      </w:r>
+      <w:r>
+        <w:rPr>
+          <w:color w:val="111826"/>
+          <w:spacing w:val="6"/>
+          <w:w w:val="115"/>
+          <w:sz w:val="15"/>
+          <w:lang w:val="en-US"/>
+        </w:rPr>
+        <w:t xml:space="preserve"> </w:t>
+      </w:r>
+      <w:r>
+        <w:rPr>
+          <w:color w:val="111826"/>
+          <w:w w:val="115"/>
+          <w:sz w:val="15"/>
+          <w:lang w:val="en-US"/>
+        </w:rPr>
+        <w:t>TypeScript</w:t>
       </w:r>
       <w:r>
         <w:rPr>
@@ -8585,7 +5340,7 @@
           <w:sz w:val="15"/>
           <w:lang w:val="en-US"/>
         </w:rPr>
-        <w:t>React</w:t>
+        <w:t>6,</w:t>
       </w:r>
       <w:r>
         <w:rPr>
@@ -8604,7 +5359,26 @@
           <w:sz w:val="15"/>
           <w:lang w:val="en-US"/>
         </w:rPr>
-        <w:t>19,</w:t>
+        <w:t>Tailwind</w:t>
+      </w:r>
+      <w:r>
+        <w:rPr>
+          <w:color w:val="111826"/>
+          <w:spacing w:val="5"/>
+          <w:w w:val="115"/>
+          <w:sz w:val="15"/>
+          <w:lang w:val="en-US"/>
+        </w:rPr>
+        <w:t xml:space="preserve"> </w:t>
+      </w:r>
+      <w:r>
+        <w:rPr>
+          <w:color w:val="111826"/>
+          <w:w w:val="115"/>
+          <w:sz w:val="15"/>
+          <w:lang w:val="en-US"/>
+        </w:rPr>
+        <w:t>CSS</w:t>
       </w:r>
       <w:r>
         <w:rPr>
@@ -8623,7 +5397,26 @@
           <w:sz w:val="15"/>
           <w:lang w:val="en-US"/>
         </w:rPr>
-        <w:t>TypeScript</w:t>
+        <w:t>4,</w:t>
+      </w:r>
+      <w:r>
+        <w:rPr>
+          <w:color w:val="111826"/>
+          <w:spacing w:val="6"/>
+          <w:w w:val="115"/>
+          <w:sz w:val="15"/>
+          <w:lang w:val="en-US"/>
+        </w:rPr>
+        <w:t xml:space="preserve"> </w:t>
+      </w:r>
+      <w:r>
+        <w:rPr>
+          <w:color w:val="111826"/>
+          <w:w w:val="115"/>
+          <w:sz w:val="15"/>
+          <w:lang w:val="en-US"/>
+        </w:rPr>
+        <w:t>Zustand,</w:t>
       </w:r>
       <w:r>
         <w:rPr>
@@ -8642,7 +5435,7 @@
           <w:sz w:val="15"/>
           <w:lang w:val="en-US"/>
         </w:rPr>
-        <w:t>6,</w:t>
+        <w:t>WebAssembly,</w:t>
       </w:r>
       <w:r>
         <w:rPr>
@@ -8661,127 +5454,8 @@
           <w:sz w:val="15"/>
           <w:lang w:val="en-US"/>
         </w:rPr>
-        <w:t>Tailwind</w:t>
-      </w:r>
-      <w:r>
-        <w:rPr>
-          <w:color w:val="111826"/>
-          <w:spacing w:val="5"/>
-          <w:w w:val="115"/>
-          <w:sz w:val="15"/>
-          <w:lang w:val="en-US"/>
-        </w:rPr>
-        <w:t xml:space="preserve"> </w:t>
-      </w:r>
-      <w:r>
-        <w:rPr>
-          <w:color w:val="111826"/>
-          <w:w w:val="115"/>
-          <w:sz w:val="15"/>
-          <w:lang w:val="en-US"/>
-        </w:rPr>
-        <w:t>CSS</w:t>
-      </w:r>
-      <w:r>
-        <w:rPr>
-          <w:color w:val="111826"/>
-          <w:spacing w:val="6"/>
-          <w:w w:val="115"/>
-          <w:sz w:val="15"/>
-          <w:lang w:val="en-US"/>
-        </w:rPr>
-        <w:t xml:space="preserve"> </w:t>
-      </w:r>
-      <w:r>
-        <w:rPr>
-          <w:color w:val="111826"/>
-          <w:w w:val="115"/>
-          <w:sz w:val="15"/>
-          <w:lang w:val="en-US"/>
-        </w:rPr>
-        <w:t>4,</w:t>
-      </w:r>
-      <w:r>
-        <w:rPr>
-          <w:color w:val="111826"/>
-          <w:spacing w:val="6"/>
-          <w:w w:val="115"/>
-          <w:sz w:val="15"/>
-          <w:lang w:val="en-US"/>
-        </w:rPr>
-        <w:t xml:space="preserve"> </w:t>
-      </w:r>
-      <w:proofErr w:type="spellStart"/>
-      <w:r>
-        <w:rPr>
-          <w:color w:val="111826"/>
-          <w:w w:val="115"/>
-          <w:sz w:val="15"/>
-          <w:lang w:val="en-US"/>
-        </w:rPr>
-        <w:t>Zustand</w:t>
-      </w:r>
-      <w:proofErr w:type="spellEnd"/>
-      <w:r>
-        <w:rPr>
-          <w:color w:val="111826"/>
-          <w:w w:val="115"/>
-          <w:sz w:val="15"/>
-          <w:lang w:val="en-US"/>
-        </w:rPr>
-        <w:t>,</w:t>
-      </w:r>
-      <w:r>
-        <w:rPr>
-          <w:color w:val="111826"/>
-          <w:spacing w:val="5"/>
-          <w:w w:val="115"/>
-          <w:sz w:val="15"/>
-          <w:lang w:val="en-US"/>
-        </w:rPr>
-        <w:t xml:space="preserve"> </w:t>
-      </w:r>
-      <w:proofErr w:type="spellStart"/>
-      <w:r>
-        <w:rPr>
-          <w:color w:val="111826"/>
-          <w:w w:val="115"/>
-          <w:sz w:val="15"/>
-          <w:lang w:val="en-US"/>
-        </w:rPr>
-        <w:t>WebAssembly</w:t>
-      </w:r>
-      <w:proofErr w:type="spellEnd"/>
-      <w:r>
-        <w:rPr>
-          <w:color w:val="111826"/>
-          <w:w w:val="115"/>
-          <w:sz w:val="15"/>
-          <w:lang w:val="en-US"/>
-        </w:rPr>
-        <w:t>,</w:t>
-      </w:r>
-      <w:r>
-        <w:rPr>
-          <w:color w:val="111826"/>
-          <w:spacing w:val="6"/>
-          <w:w w:val="115"/>
-          <w:sz w:val="15"/>
-          <w:lang w:val="en-US"/>
-        </w:rPr>
-        <w:t xml:space="preserve"> </w:t>
-      </w:r>
-      <w:proofErr w:type="spellStart"/>
-      <w:r>
-        <w:rPr>
-          <w:color w:val="111826"/>
-          <w:w w:val="115"/>
-          <w:sz w:val="15"/>
-          <w:lang w:val="en-US"/>
-        </w:rPr>
         <w:t>Vitest</w:t>
       </w:r>
-      <w:proofErr w:type="spellEnd"/>
       <w:r>
         <w:rPr>
           <w:color w:val="111826"/>
@@ -8843,7 +5517,6 @@
           </w:rPr>
           <w:t xml:space="preserve"> </w:t>
         </w:r>
-        <w:proofErr w:type="spellStart"/>
         <w:r>
           <w:rPr>
             <w:color w:val="111826"/>
@@ -8851,7 +5524,6 @@
           </w:rPr>
           <w:t>Code</w:t>
         </w:r>
-        <w:proofErr w:type="spellEnd"/>
         <w:r>
           <w:rPr>
             <w:color w:val="111826"/>
@@ -8860,7 +5532,6 @@
           </w:rPr>
           <w:t xml:space="preserve"> </w:t>
         </w:r>
-        <w:proofErr w:type="spellStart"/>
         <w:r>
           <w:rPr>
             <w:color w:val="111826"/>
@@ -8868,7 +5539,6 @@
           </w:rPr>
           <w:t>Studio</w:t>
         </w:r>
-        <w:proofErr w:type="spellEnd"/>
         <w:r>
           <w:rPr>
             <w:color w:val="111826"/>
@@ -8897,31 +5567,7 @@
             <w:color w:val="111826"/>
             <w:w w:val="115"/>
           </w:rPr>
-          <w:t>qr-</w:t>
-        </w:r>
-        <w:proofErr w:type="spellStart"/>
-        <w:r>
-          <w:rPr>
-            <w:color w:val="111826"/>
-            <w:w w:val="115"/>
-          </w:rPr>
-          <w:t>code</w:t>
-        </w:r>
-        <w:proofErr w:type="spellEnd"/>
-        <w:r>
-          <w:rPr>
-            <w:color w:val="111826"/>
-            <w:w w:val="115"/>
-          </w:rPr>
-          <w:t>-</w:t>
-        </w:r>
-        <w:proofErr w:type="spellStart"/>
-        <w:r>
-          <w:rPr>
-            <w:color w:val="111826"/>
-            <w:w w:val="115"/>
-          </w:rPr>
-          <w:t>studio-</w:t>
+          <w:t>qr-code-studio-</w:t>
         </w:r>
         <w:r>
           <w:rPr>
@@ -8931,7 +5577,6 @@
           </w:rPr>
           <w:t>free.vercel.app</w:t>
         </w:r>
-        <w:proofErr w:type="spellEnd"/>
       </w:hyperlink>
     </w:p>
     <w:p>
@@ -8998,7 +5643,6 @@
         </w:rPr>
         <w:t xml:space="preserve"> </w:t>
       </w:r>
-      <w:proofErr w:type="spellStart"/>
       <w:r>
         <w:rPr>
           <w:color w:val="0890B1"/>
@@ -9006,7 +5650,6 @@
         </w:rPr>
         <w:t>Code</w:t>
       </w:r>
-      <w:proofErr w:type="spellEnd"/>
       <w:r>
         <w:rPr>
           <w:color w:val="0890B1"/>
@@ -9103,7 +5746,6 @@
         </w:rPr>
         <w:t xml:space="preserve"> </w:t>
       </w:r>
-      <w:proofErr w:type="spellStart"/>
       <w:r>
         <w:rPr>
           <w:color w:val="111826"/>
@@ -9112,7 +5754,6 @@
         </w:rPr>
         <w:t>client-side</w:t>
       </w:r>
-      <w:proofErr w:type="spellEnd"/>
       <w:r>
         <w:rPr>
           <w:color w:val="111826"/>
@@ -9224,7 +5865,6 @@
         </w:rPr>
         <w:t xml:space="preserve"> </w:t>
       </w:r>
-      <w:proofErr w:type="spellStart"/>
       <w:r>
         <w:rPr>
           <w:color w:val="111826"/>
@@ -9233,7 +5873,6 @@
         </w:rPr>
         <w:t>Pix</w:t>
       </w:r>
-      <w:proofErr w:type="spellEnd"/>
       <w:r>
         <w:rPr>
           <w:color w:val="111826"/>
@@ -9260,23 +5899,13 @@
         </w:rPr>
         <w:t xml:space="preserve"> </w:t>
       </w:r>
-      <w:proofErr w:type="spellStart"/>
-      <w:r>
-        <w:rPr>
-          <w:color w:val="111826"/>
-          <w:w w:val="110"/>
-          <w:sz w:val="16"/>
-        </w:rPr>
-        <w:t>Code</w:t>
-      </w:r>
-      <w:proofErr w:type="spellEnd"/>
-      <w:r>
-        <w:rPr>
-          <w:color w:val="111826"/>
-          <w:w w:val="110"/>
-          <w:sz w:val="16"/>
-        </w:rPr>
-        <w:t>,</w:t>
+      <w:r>
+        <w:rPr>
+          <w:color w:val="111826"/>
+          <w:w w:val="110"/>
+          <w:sz w:val="16"/>
+        </w:rPr>
+        <w:t>Code,</w:t>
       </w:r>
       <w:r>
         <w:rPr>
@@ -9370,43 +5999,7 @@
           <w:w w:val="110"/>
           <w:sz w:val="16"/>
         </w:rPr>
-        <w:t xml:space="preserve">Cada QR é </w:t>
-      </w:r>
-      <w:proofErr w:type="spellStart"/>
-      <w:r>
-        <w:rPr>
-          <w:color w:val="111826"/>
-          <w:w w:val="110"/>
-          <w:sz w:val="16"/>
-        </w:rPr>
-        <w:t>rasterizado</w:t>
-      </w:r>
-      <w:proofErr w:type="spellEnd"/>
-      <w:r>
-        <w:rPr>
-          <w:color w:val="111826"/>
-          <w:w w:val="110"/>
-          <w:sz w:val="16"/>
-        </w:rPr>
-        <w:t xml:space="preserve"> e decodificado antes da exportação. Possui 369 testes unitários e de integração e 86 testes E2E, com 100 em acessibilidade, boas práticas e SEO no </w:t>
-      </w:r>
-      <w:proofErr w:type="spellStart"/>
-      <w:r>
-        <w:rPr>
-          <w:color w:val="111826"/>
-          <w:w w:val="110"/>
-          <w:sz w:val="16"/>
-        </w:rPr>
-        <w:t>Lighthouse</w:t>
-      </w:r>
-      <w:proofErr w:type="spellEnd"/>
-      <w:r>
-        <w:rPr>
-          <w:color w:val="111826"/>
-          <w:w w:val="110"/>
-          <w:sz w:val="16"/>
-        </w:rPr>
-        <w:t>.</w:t>
+        <w:t xml:space="preserve">Cada QR é rasterizado e decodificado antes da exportação. Possui 369 testes unitários e de integração e 86 testes E2E, com 100 em acessibilidade, boas práticas e SEO no Lighthouse.</w:t>
       </w:r>
     </w:p>
     <w:p>
@@ -9418,7 +6011,6 @@
           <w:lang w:val="en-US"/>
         </w:rPr>
       </w:pPr>
-      <w:proofErr w:type="spellStart"/>
       <w:r>
         <w:rPr>
           <w:color w:val="111826"/>
@@ -9426,17 +6018,64 @@
           <w:sz w:val="15"/>
           <w:lang w:val="en-US"/>
         </w:rPr>
-        <w:t>Tecnologias</w:t>
-      </w:r>
-      <w:proofErr w:type="spellEnd"/>
-      <w:r>
-        <w:rPr>
-          <w:color w:val="111826"/>
+        <w:t>Tecnologias:</w:t>
+      </w:r>
+      <w:r>
+        <w:rPr>
+          <w:color w:val="111826"/>
+          <w:spacing w:val="-4"/>
           <w:w w:val="115"/>
           <w:sz w:val="15"/>
           <w:lang w:val="en-US"/>
         </w:rPr>
-        <w:t>:</w:t>
+        <w:t xml:space="preserve"> </w:t>
+      </w:r>
+      <w:r>
+        <w:rPr>
+          <w:color w:val="111826"/>
+          <w:w w:val="115"/>
+          <w:sz w:val="15"/>
+          <w:lang w:val="en-US"/>
+        </w:rPr>
+        <w:t>Next.js</w:t>
+      </w:r>
+      <w:r>
+        <w:rPr>
+          <w:color w:val="111826"/>
+          <w:spacing w:val="-3"/>
+          <w:w w:val="115"/>
+          <w:sz w:val="15"/>
+          <w:lang w:val="en-US"/>
+        </w:rPr>
+        <w:t xml:space="preserve"> </w:t>
+      </w:r>
+      <w:r>
+        <w:rPr>
+          <w:color w:val="111826"/>
+          <w:w w:val="115"/>
+          <w:sz w:val="15"/>
+          <w:lang w:val="en-US"/>
+        </w:rPr>
+        <w:t>16,</w:t>
+      </w:r>
+      <w:r>
+        <w:rPr>
+          <w:color w:val="111826"/>
+          <w:spacing w:val="-3"/>
+          <w:w w:val="115"/>
+          <w:sz w:val="15"/>
+          <w:lang w:val="en-US"/>
+        </w:rPr>
+        <w:t xml:space="preserve"> </w:t>
+      </w:r>
+      <w:r>
+        <w:rPr>
+          <w:color w:val="111826"/>
+          <w:w w:val="115"/>
+          <w:sz w:val="15"/>
+          <w:lang w:val="en-US"/>
+        </w:rPr>
+        <w:t>React</w:t>
       </w:r>
       <w:r>
         <w:rPr>
@@ -9455,7 +6094,7 @@
           <w:sz w:val="15"/>
           <w:lang w:val="en-US"/>
         </w:rPr>
-        <w:t>Next.js</w:t>
+        <w:t>19,</w:t>
       </w:r>
       <w:r>
         <w:rPr>
@@ -9474,7 +6113,7 @@
           <w:sz w:val="15"/>
           <w:lang w:val="en-US"/>
         </w:rPr>
-        <w:t>16,</w:t>
+        <w:t>TypeScript</w:t>
       </w:r>
       <w:r>
         <w:rPr>
@@ -9493,7 +6132,7 @@
           <w:sz w:val="15"/>
           <w:lang w:val="en-US"/>
         </w:rPr>
-        <w:t>React</w:t>
+        <w:t>strict,</w:t>
       </w:r>
       <w:r>
         <w:rPr>
@@ -9512,7 +6151,7 @@
           <w:sz w:val="15"/>
           <w:lang w:val="en-US"/>
         </w:rPr>
-        <w:t>19,</w:t>
+        <w:t>Tailwind</w:t>
       </w:r>
       <w:r>
         <w:rPr>
@@ -9531,7 +6170,7 @@
           <w:sz w:val="15"/>
           <w:lang w:val="en-US"/>
         </w:rPr>
-        <w:t>TypeScript</w:t>
+        <w:t>CSS</w:t>
       </w:r>
       <w:r>
         <w:rPr>
@@ -9550,7 +6189,7 @@
           <w:sz w:val="15"/>
           <w:lang w:val="en-US"/>
         </w:rPr>
-        <w:t>strict,</w:t>
+        <w:t>4,</w:t>
       </w:r>
       <w:r>
         <w:rPr>
@@ -9569,7 +6208,7 @@
           <w:sz w:val="15"/>
           <w:lang w:val="en-US"/>
         </w:rPr>
-        <w:t>Tailwind</w:t>
+        <w:t>pdf-lib,</w:t>
       </w:r>
       <w:r>
         <w:rPr>
@@ -9588,7 +6227,7 @@
           <w:sz w:val="15"/>
           <w:lang w:val="en-US"/>
         </w:rPr>
-        <w:t>CSS</w:t>
+        <w:t>jsQR,</w:t>
       </w:r>
       <w:r>
         <w:rPr>
@@ -9607,78 +6246,8 @@
           <w:sz w:val="15"/>
           <w:lang w:val="en-US"/>
         </w:rPr>
-        <w:t>4,</w:t>
-      </w:r>
-      <w:r>
-        <w:rPr>
-          <w:color w:val="111826"/>
-          <w:spacing w:val="-4"/>
-          <w:w w:val="115"/>
-          <w:sz w:val="15"/>
-          <w:lang w:val="en-US"/>
-        </w:rPr>
-        <w:t xml:space="preserve"> </w:t>
-      </w:r>
-      <w:r>
-        <w:rPr>
-          <w:color w:val="111826"/>
-          <w:w w:val="115"/>
-          <w:sz w:val="15"/>
-          <w:lang w:val="en-US"/>
-        </w:rPr>
-        <w:t>pdf-lib,</w:t>
-      </w:r>
-      <w:r>
-        <w:rPr>
-          <w:color w:val="111826"/>
-          <w:spacing w:val="-3"/>
-          <w:w w:val="115"/>
-          <w:sz w:val="15"/>
-          <w:lang w:val="en-US"/>
-        </w:rPr>
-        <w:t xml:space="preserve"> </w:t>
-      </w:r>
-      <w:proofErr w:type="spellStart"/>
-      <w:r>
-        <w:rPr>
-          <w:color w:val="111826"/>
-          <w:w w:val="115"/>
-          <w:sz w:val="15"/>
-          <w:lang w:val="en-US"/>
-        </w:rPr>
-        <w:t>jsQR</w:t>
-      </w:r>
-      <w:proofErr w:type="spellEnd"/>
-      <w:r>
-        <w:rPr>
-          <w:color w:val="111826"/>
-          <w:w w:val="115"/>
-          <w:sz w:val="15"/>
-          <w:lang w:val="en-US"/>
-        </w:rPr>
-        <w:t>,</w:t>
-      </w:r>
-      <w:r>
-        <w:rPr>
-          <w:color w:val="111826"/>
-          <w:spacing w:val="-3"/>
-          <w:w w:val="115"/>
-          <w:sz w:val="15"/>
-          <w:lang w:val="en-US"/>
-        </w:rPr>
-        <w:t xml:space="preserve"> </w:t>
-      </w:r>
-      <w:proofErr w:type="spellStart"/>
-      <w:r>
-        <w:rPr>
-          <w:color w:val="111826"/>
-          <w:w w:val="115"/>
-          <w:sz w:val="15"/>
-          <w:lang w:val="en-US"/>
-        </w:rPr>
         <w:t>Vitest</w:t>
       </w:r>
-      <w:proofErr w:type="spellEnd"/>
       <w:r>
         <w:rPr>
           <w:color w:val="111826"/>
@@ -9725,7 +6294,6 @@
         <w:spacing w:before="108"/>
       </w:pPr>
       <w:hyperlink r:id="rId16">
-        <w:proofErr w:type="spellStart"/>
         <w:r>
           <w:rPr>
             <w:color w:val="111826"/>
@@ -9733,7 +6301,6 @@
           </w:rPr>
           <w:t>FitJourneyAI</w:t>
         </w:r>
-        <w:proofErr w:type="spellEnd"/>
         <w:r>
           <w:rPr>
             <w:color w:val="111826"/>
@@ -9763,36 +6330,8 @@
             <w:spacing w:val="-2"/>
             <w:w w:val="115"/>
           </w:rPr>
-          <w:t>github.com/</w:t>
+          <w:t>github.com/Igorpcferreira/fitjourneyai</w:t>
         </w:r>
-        <w:proofErr w:type="spellStart"/>
-        <w:r>
-          <w:rPr>
-            <w:color w:val="111826"/>
-            <w:spacing w:val="-2"/>
-            <w:w w:val="115"/>
-          </w:rPr>
-          <w:t>Igorpcferreira</w:t>
-        </w:r>
-        <w:proofErr w:type="spellEnd"/>
-        <w:r>
-          <w:rPr>
-            <w:color w:val="111826"/>
-            <w:spacing w:val="-2"/>
-            <w:w w:val="115"/>
-          </w:rPr>
-          <w:t>/</w:t>
-        </w:r>
-        <w:proofErr w:type="spellStart"/>
-        <w:r>
-          <w:rPr>
-            <w:color w:val="111826"/>
-            <w:spacing w:val="-2"/>
-            <w:w w:val="115"/>
-          </w:rPr>
-          <w:t>fitjourneyai</w:t>
-        </w:r>
-        <w:proofErr w:type="spellEnd"/>
       </w:hyperlink>
     </w:p>
     <w:p>
@@ -9934,7 +6473,6 @@
         </w:rPr>
         <w:t xml:space="preserve"> </w:t>
       </w:r>
-      <w:proofErr w:type="spellStart"/>
       <w:r>
         <w:rPr>
           <w:color w:val="0890B1"/>
@@ -9943,7 +6481,6 @@
         </w:rPr>
         <w:t>Telegram</w:t>
       </w:r>
-      <w:proofErr w:type="spellEnd"/>
     </w:p>
     <w:p>
       <w:pPr>
@@ -9962,77 +6499,13 @@
           <w:sz w:val="16"/>
         </w:rPr>
       </w:pPr>
-      <w:proofErr w:type="spellStart"/>
-      <w:r>
-        <w:rPr>
-          <w:color w:val="111826"/>
-          <w:w w:val="110"/>
-          <w:sz w:val="16"/>
-        </w:rPr>
-        <w:t>Chatbot</w:t>
-      </w:r>
-      <w:proofErr w:type="spellEnd"/>
-      <w:r>
-        <w:rPr>
-          <w:color w:val="111826"/>
-          <w:w w:val="110"/>
-          <w:sz w:val="16"/>
-        </w:rPr>
-        <w:t xml:space="preserve"> com </w:t>
-      </w:r>
-      <w:proofErr w:type="spellStart"/>
-      <w:r>
-        <w:rPr>
-          <w:color w:val="111826"/>
-          <w:w w:val="110"/>
-          <w:sz w:val="16"/>
-        </w:rPr>
-        <w:t>onboarding</w:t>
-      </w:r>
-      <w:proofErr w:type="spellEnd"/>
-      <w:r>
-        <w:rPr>
-          <w:color w:val="111826"/>
-          <w:w w:val="110"/>
-          <w:sz w:val="16"/>
-        </w:rPr>
-        <w:t xml:space="preserve">, </w:t>
-      </w:r>
-      <w:proofErr w:type="gramStart"/>
-      <w:r>
-        <w:rPr>
-          <w:color w:val="111826"/>
-          <w:w w:val="110"/>
-          <w:sz w:val="16"/>
-        </w:rPr>
-        <w:t>registro</w:t>
-      </w:r>
-      <w:proofErr w:type="gramEnd"/>
-      <w:r>
-        <w:rPr>
-          <w:color w:val="111826"/>
-          <w:w w:val="110"/>
-          <w:sz w:val="16"/>
-        </w:rPr>
-        <w:t xml:space="preserve"> de peso e medidas, confirmação de treinos, gráficos de progresso, resumos e geração de treinos com IA, incluindo processamento de áudio com </w:t>
-      </w:r>
-      <w:proofErr w:type="spellStart"/>
-      <w:r>
-        <w:rPr>
-          <w:color w:val="111826"/>
-          <w:w w:val="110"/>
-          <w:sz w:val="16"/>
-        </w:rPr>
-        <w:t>Whisper</w:t>
-      </w:r>
-      <w:proofErr w:type="spellEnd"/>
-      <w:r>
-        <w:rPr>
-          <w:color w:val="111826"/>
-          <w:w w:val="110"/>
-          <w:sz w:val="16"/>
-        </w:rPr>
-        <w:t>.</w:t>
+      <w:r>
+        <w:rPr>
+          <w:color w:val="111826"/>
+          <w:w w:val="110"/>
+          <w:sz w:val="16"/>
+        </w:rPr>
+        <w:t xml:space="preserve">Chatbot com onboarding, registro de peso e medidas, confirmação de treinos, gráficos de progresso, resumos e geração de treinos com IA, incluindo processamento de áudio com Whisper.</w:t>
       </w:r>
     </w:p>
     <w:p>
@@ -10103,7 +6576,6 @@
         </w:rPr>
         <w:t xml:space="preserve"> </w:t>
       </w:r>
-      <w:proofErr w:type="spellStart"/>
       <w:r>
         <w:rPr>
           <w:color w:val="111826"/>
@@ -10112,7 +6584,6 @@
         </w:rPr>
         <w:t>Clean</w:t>
       </w:r>
-      <w:proofErr w:type="spellEnd"/>
       <w:r>
         <w:rPr>
           <w:color w:val="111826"/>
@@ -10122,7 +6593,6 @@
         </w:rPr>
         <w:t xml:space="preserve"> </w:t>
       </w:r>
-      <w:proofErr w:type="spellStart"/>
       <w:r>
         <w:rPr>
           <w:color w:val="111826"/>
@@ -10131,7 +6601,6 @@
         </w:rPr>
         <w:t>Architecture</w:t>
       </w:r>
-      <w:proofErr w:type="spellEnd"/>
       <w:r>
         <w:rPr>
           <w:color w:val="111826"/>
@@ -10158,7 +6627,6 @@
         </w:rPr>
         <w:t xml:space="preserve"> </w:t>
       </w:r>
-      <w:proofErr w:type="spellStart"/>
       <w:r>
         <w:rPr>
           <w:color w:val="111826"/>
@@ -10167,7 +6635,6 @@
         </w:rPr>
         <w:t>Strategy</w:t>
       </w:r>
-      <w:proofErr w:type="spellEnd"/>
       <w:r>
         <w:rPr>
           <w:color w:val="111826"/>
@@ -10177,23 +6644,13 @@
         </w:rPr>
         <w:t xml:space="preserve"> </w:t>
       </w:r>
-      <w:proofErr w:type="spellStart"/>
-      <w:r>
-        <w:rPr>
-          <w:color w:val="111826"/>
-          <w:w w:val="110"/>
-          <w:sz w:val="16"/>
-        </w:rPr>
-        <w:t>Pattern</w:t>
-      </w:r>
-      <w:proofErr w:type="spellEnd"/>
-      <w:r>
-        <w:rPr>
-          <w:color w:val="111826"/>
-          <w:w w:val="110"/>
-          <w:sz w:val="16"/>
-        </w:rPr>
-        <w:t>,</w:t>
+      <w:r>
+        <w:rPr>
+          <w:color w:val="111826"/>
+          <w:w w:val="110"/>
+          <w:sz w:val="16"/>
+        </w:rPr>
+        <w:t>Pattern,</w:t>
       </w:r>
       <w:r>
         <w:rPr>
@@ -10238,23 +6695,13 @@
         </w:rPr>
         <w:t xml:space="preserve"> </w:t>
       </w:r>
-      <w:proofErr w:type="spellStart"/>
-      <w:r>
-        <w:rPr>
-          <w:color w:val="111826"/>
-          <w:w w:val="110"/>
-          <w:sz w:val="16"/>
-        </w:rPr>
-        <w:t>Boot</w:t>
-      </w:r>
-      <w:proofErr w:type="spellEnd"/>
-      <w:r>
-        <w:rPr>
-          <w:color w:val="111826"/>
-          <w:w w:val="110"/>
-          <w:sz w:val="16"/>
-        </w:rPr>
-        <w:t>,</w:t>
+      <w:r>
+        <w:rPr>
+          <w:color w:val="111826"/>
+          <w:w w:val="110"/>
+          <w:sz w:val="16"/>
+        </w:rPr>
+        <w:t>Boot,</w:t>
       </w:r>
       <w:r>
         <w:rPr>
@@ -10265,23 +6712,13 @@
         </w:rPr>
         <w:t xml:space="preserve"> </w:t>
       </w:r>
-      <w:proofErr w:type="spellStart"/>
-      <w:r>
-        <w:rPr>
-          <w:color w:val="111826"/>
-          <w:w w:val="110"/>
-          <w:sz w:val="16"/>
-        </w:rPr>
-        <w:t>PostgreSQL</w:t>
-      </w:r>
-      <w:proofErr w:type="spellEnd"/>
-      <w:r>
-        <w:rPr>
-          <w:color w:val="111826"/>
-          <w:w w:val="110"/>
-          <w:sz w:val="16"/>
-        </w:rPr>
-        <w:t>,</w:t>
+      <w:r>
+        <w:rPr>
+          <w:color w:val="111826"/>
+          <w:w w:val="110"/>
+          <w:sz w:val="16"/>
+        </w:rPr>
+        <w:t>PostgreSQL,</w:t>
       </w:r>
       <w:r>
         <w:rPr>
@@ -10326,41 +6763,13 @@
         </w:rPr>
         <w:t xml:space="preserve"> </w:t>
       </w:r>
-      <w:proofErr w:type="spellStart"/>
-      <w:r>
-        <w:rPr>
-          <w:color w:val="111826"/>
-          <w:w w:val="110"/>
-          <w:sz w:val="16"/>
-        </w:rPr>
-        <w:t>OpenAI</w:t>
-      </w:r>
-      <w:proofErr w:type="spellEnd"/>
-      <w:r>
-        <w:rPr>
-          <w:color w:val="111826"/>
-          <w:w w:val="110"/>
-          <w:sz w:val="16"/>
-        </w:rPr>
-        <w:t xml:space="preserve">, Docker e </w:t>
-      </w:r>
-      <w:proofErr w:type="spellStart"/>
-      <w:r>
-        <w:rPr>
-          <w:color w:val="111826"/>
-          <w:w w:val="110"/>
-          <w:sz w:val="16"/>
-        </w:rPr>
-        <w:t>Telegram</w:t>
-      </w:r>
-      <w:proofErr w:type="spellEnd"/>
-      <w:r>
-        <w:rPr>
-          <w:color w:val="111826"/>
-          <w:w w:val="110"/>
-          <w:sz w:val="16"/>
-        </w:rPr>
-        <w:t xml:space="preserve"> API.</w:t>
+      <w:r>
+        <w:rPr>
+          <w:color w:val="111826"/>
+          <w:w w:val="110"/>
+          <w:sz w:val="16"/>
+        </w:rPr>
+        <w:t xml:space="preserve">OpenAI, Docker e Telegram API.</w:t>
       </w:r>
     </w:p>
     <w:p>
@@ -10422,23 +6831,13 @@
         </w:rPr>
         <w:t xml:space="preserve"> </w:t>
       </w:r>
-      <w:proofErr w:type="spellStart"/>
-      <w:r>
-        <w:rPr>
-          <w:color w:val="111826"/>
-          <w:w w:val="115"/>
-          <w:sz w:val="15"/>
-        </w:rPr>
-        <w:t>Boot</w:t>
-      </w:r>
-      <w:proofErr w:type="spellEnd"/>
-      <w:r>
-        <w:rPr>
-          <w:color w:val="111826"/>
-          <w:w w:val="115"/>
-          <w:sz w:val="15"/>
-        </w:rPr>
-        <w:t>,</w:t>
+      <w:r>
+        <w:rPr>
+          <w:color w:val="111826"/>
+          <w:w w:val="115"/>
+          <w:sz w:val="15"/>
+        </w:rPr>
+        <w:t>Boot,</w:t>
       </w:r>
       <w:r>
         <w:rPr>
@@ -10449,23 +6848,13 @@
         </w:rPr>
         <w:t xml:space="preserve"> </w:t>
       </w:r>
-      <w:proofErr w:type="spellStart"/>
-      <w:r>
-        <w:rPr>
-          <w:color w:val="111826"/>
-          <w:w w:val="115"/>
-          <w:sz w:val="15"/>
-        </w:rPr>
-        <w:t>PostgreSQL</w:t>
-      </w:r>
-      <w:proofErr w:type="spellEnd"/>
-      <w:r>
-        <w:rPr>
-          <w:color w:val="111826"/>
-          <w:w w:val="115"/>
-          <w:sz w:val="15"/>
-        </w:rPr>
-        <w:t>,</w:t>
+      <w:r>
+        <w:rPr>
+          <w:color w:val="111826"/>
+          <w:w w:val="115"/>
+          <w:sz w:val="15"/>
+        </w:rPr>
+        <w:t>PostgreSQL,</w:t>
       </w:r>
       <w:r>
         <w:rPr>
@@ -10510,41 +6899,13 @@
         </w:rPr>
         <w:t xml:space="preserve"> </w:t>
       </w:r>
-      <w:proofErr w:type="spellStart"/>
-      <w:r>
-        <w:rPr>
-          <w:color w:val="111826"/>
-          <w:w w:val="115"/>
-          <w:sz w:val="15"/>
-        </w:rPr>
-        <w:t>OpenAI</w:t>
-      </w:r>
-      <w:proofErr w:type="spellEnd"/>
-      <w:r>
-        <w:rPr>
-          <w:color w:val="111826"/>
-          <w:w w:val="115"/>
-          <w:sz w:val="15"/>
-        </w:rPr>
-        <w:t>/</w:t>
-      </w:r>
-      <w:proofErr w:type="spellStart"/>
-      <w:r>
-        <w:rPr>
-          <w:color w:val="111826"/>
-          <w:w w:val="115"/>
-          <w:sz w:val="15"/>
-        </w:rPr>
-        <w:t>Whisper</w:t>
-      </w:r>
-      <w:proofErr w:type="spellEnd"/>
-      <w:r>
-        <w:rPr>
-          <w:color w:val="111826"/>
-          <w:w w:val="115"/>
-          <w:sz w:val="15"/>
-        </w:rPr>
-        <w:t>,</w:t>
+      <w:r>
+        <w:rPr>
+          <w:color w:val="111826"/>
+          <w:w w:val="115"/>
+          <w:sz w:val="15"/>
+        </w:rPr>
+        <w:t>OpenAI/Whisper,</w:t>
       </w:r>
       <w:r>
         <w:rPr>
@@ -10589,7 +6950,6 @@
         </w:rPr>
         <w:t xml:space="preserve"> </w:t>
       </w:r>
-      <w:proofErr w:type="spellStart"/>
       <w:r>
         <w:rPr>
           <w:color w:val="111826"/>
@@ -10598,7 +6958,6 @@
         </w:rPr>
         <w:t>Telegram</w:t>
       </w:r>
-      <w:proofErr w:type="spellEnd"/>
       <w:r>
         <w:rPr>
           <w:color w:val="111826"/>
@@ -10694,7 +7053,7 @@
           </mc:Choice>
           <mc:Fallback>
             <w:pict>
-              <v:shape w14:anchorId="0D630E4E" id="Graphic 10" o:spid="_x0000_s1026" style="position:absolute;margin-left:55.6pt;margin-top:23.1pt;width:484.1pt;height:.1pt;z-index:-15726592;visibility:visible;mso-wrap-style:square;mso-wrap-distance-left:0;mso-wrap-distance-top:0;mso-wrap-distance-right:0;mso-wrap-distance-bottom:0;mso-position-horizontal:absolute;mso-position-horizontal-relative:page;mso-position-vertical:absolute;mso-position-vertical-relative:text;v-text-anchor:top" coordsize="6148070,1270" o:gfxdata="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" path="m,l6147600,e" filled="f" strokecolor="#cad4e1" strokeweight=".65pt">
+              <v:shape w14:anchorId="0D630E4E" id="Graphic 10" o:spid="_x0000_s1026" style="position:absolute;margin-left:55.6pt;margin-top:23.1pt;width:484.1pt;height:.1pt;z-index:-15726592;visibility:visible;mso-wrap-style:square;mso-wrap-distance-left:0;mso-wrap-distance-top:0;mso-wrap-distance-right:0;mso-wrap-distance-bottom:0;mso-position-horizontal:absolute;mso-position-horizontal-relative:page;mso-position-vertical:absolute;mso-position-vertical-relative:text;v-text-anchor:top" coordsize="6148070,1270" o:gfxdata="UEsDBBQABgAIAAAAIQC2gziS/gAAAOEBAAATAAAAW0NvbnRlbnRfVHlwZXNdLnhtbJSRQU7DMBBF 90jcwfIWJU67QAgl6YK0S0CoHGBkTxKLZGx5TGhvj5O2G0SRWNoz/78nu9wcxkFMGNg6quQqL6RA 0s5Y6ir5vt9lD1JwBDIwOMJKHpHlpr69KfdHjyxSmriSfYz+USnWPY7AufNIadK6MEJMx9ApD/oD OlTrorhX2lFEilmcO2RdNtjC5xDF9pCuTyYBB5bi6bQ4syoJ3g9WQ0ymaiLzg5KdCXlKLjvcW893 SUOqXwnz5DrgnHtJTxOsQfEKIT7DmDSUCaxw7Rqn8787ZsmRM9e2VmPeBN4uqYvTtW7jvijg9N/y JsXecLq0q+WD6m8AAAD//wMAUEsDBBQABgAIAAAAIQA4/SH/1gAAAJQBAAALAAAAX3JlbHMvLnJl bHOkkMFqwzAMhu+DvYPRfXGawxijTi+j0GvpHsDYimMaW0Yy2fr2M4PBMnrbUb/Q94l/f/hMi1qR JVI2sOt6UJgd+ZiDgffL8ekFlFSbvV0oo4EbChzGx4f9GRdb25HMsYhqlCwG5lrLq9biZkxWOiqY 22YiTra2kYMu1l1tQD30/bPm3wwYN0x18gb45AdQl1tp5j/sFB2T0FQ7R0nTNEV3j6o9feQzro1i OWA14Fm+Q8a1a8+Bvu/d/dMb2JY5uiPbhG/ktn4cqGU/er3pcvwCAAD//wMAUEsDBBQABgAIAAAA IQC0MKBRFAIAAFsEAAAOAAAAZHJzL2Uyb0RvYy54bWysVEtv2zAMvg/YfxB0X+wEbVoYcYoiWYcB RVegGXZWZDk2JosapcTOvx8lP5J1t2EXgRJp6ntQXj10jWYnha4Gk/P5LOVMGQlFbQ45/757+nTP mfPCFEKDUTk/K8cf1h8/rFqbqQVUoAuFjJoYl7U255X3NksSJyvVCDcDqwwlS8BGeNriISlQtNS9 0ckiTZdJC1hYBKmco9Ntn+Tr2L8slfTfytIpz3TOCZuPK8Z1H9ZkvRLZAYWtajnAEP+AohG1oUun VlvhBTti/VerppYIDko/k9AkUJa1VJEDsZmn79i8VcKqyIXEcXaSyf2/tvLl9GZfMUB39hnkT0eK JK112ZQJGzfUdCU2oZaAsy6qeJ5UVJ1nkg6X85v79I7ElpSbLygKLUU2fiuPzn9REPuI07PzvQfF GIlqjGRnxhDJyeChjh56zshD5Iw83PceWuHDdwFcCFl7ARLOGjipHcSsf4ecoF2y2lxXEZW7ZUpU RpZU21dQEK6JxKar6fCanDYBxf3i9jaOhgNdF0+11gGFw8N+o5GdBJHaPG5vPs8Hmf4os+j8Vriq r4upoUybwafemmDSHorzK7KWpjnn7tdRoOJMfzU0LmH0xwDHYD8G6PUG4gOJAtGdu+6HQMvC9Tn3 5OwLjMMostG0oMFUG7408Hj0UNbB0ThDPaJhQxMc5RpeW3gi1/tYdfknrH8DAAD//wMAUEsDBBQA BgAIAAAAIQBKvw5v3AAAAAoBAAAPAAAAZHJzL2Rvd25yZXYueG1sTI/BTsMwEETvSPyDtUhcEHUS RaWEOBVCVHCl7Qc48ZJEtdchdpv079mc4LSa3dHsm3I7OysuOIbek4J0lYBAarzpqVVwPOweNyBC 1GS09YQKrhhgW93elLowfqIvvOxjKziEQqEVdDEOhZSh6dDpsPIDEt++/eh0ZDm20ox64nBnZZYk a+l0T/yh0wO+ddic9men4PRT9zZ82KinGje798/jNXtIlLq/m19fQESc458ZFnxGh4qZan8mE4Rl naYZWxXka56LIXl6zkHUyyYHWZXyf4XqFwAA//8DAFBLAQItABQABgAIAAAAIQC2gziS/gAAAOEB AAATAAAAAAAAAAAAAAAAAAAAAABbQ29udGVudF9UeXBlc10ueG1sUEsBAi0AFAAGAAgAAAAhADj9 If/WAAAAlAEAAAsAAAAAAAAAAAAAAAAALwEAAF9yZWxzLy5yZWxzUEsBAi0AFAAGAAgAAAAhALQw oFEUAgAAWwQAAA4AAAAAAAAAAAAAAAAALgIAAGRycy9lMm9Eb2MueG1sUEsBAi0AFAAGAAgAAAAh AEq/Dm/cAAAACgEAAA8AAAAAAAAAAAAAAAAAbgQAAGRycy9kb3ducmV2LnhtbFBLBQYAAAAABAAE APMAAAB3BQAAAAA= " path="m,l6147600,e" filled="f" strokecolor="#cad4e1" strokeweight=".65pt">
                 <v:path arrowok="t"/>
                 <w10:wrap type="topAndBottom" anchorx="page"/>
               </v:shape>
@@ -11138,23 +7497,13 @@
         </w:rPr>
         <w:t xml:space="preserve"> </w:t>
       </w:r>
-      <w:proofErr w:type="spellStart"/>
-      <w:r>
-        <w:rPr>
-          <w:color w:val="111826"/>
-          <w:w w:val="110"/>
-          <w:sz w:val="16"/>
-        </w:rPr>
-        <w:t>FitJourneyAI</w:t>
-      </w:r>
-      <w:proofErr w:type="spellEnd"/>
-      <w:r>
-        <w:rPr>
-          <w:color w:val="111826"/>
-          <w:w w:val="110"/>
-          <w:sz w:val="16"/>
-        </w:rPr>
-        <w:t>,</w:t>
+      <w:r>
+        <w:rPr>
+          <w:color w:val="111826"/>
+          <w:w w:val="110"/>
+          <w:sz w:val="16"/>
+        </w:rPr>
+        <w:t>FitJourneyAI,</w:t>
       </w:r>
       <w:r>
         <w:rPr>
@@ -11284,7 +7633,6 @@
         </w:rPr>
         <w:t xml:space="preserve"> </w:t>
       </w:r>
-      <w:proofErr w:type="spellStart"/>
       <w:r>
         <w:rPr>
           <w:color w:val="111826"/>
@@ -11292,17 +7640,7 @@
           <w:w w:val="110"/>
           <w:sz w:val="16"/>
         </w:rPr>
-        <w:t>Telegram</w:t>
-      </w:r>
-      <w:proofErr w:type="spellEnd"/>
-      <w:r>
-        <w:rPr>
-          <w:color w:val="111826"/>
-          <w:spacing w:val="-2"/>
-          <w:w w:val="110"/>
-          <w:sz w:val="16"/>
-        </w:rPr>
-        <w:t>.</w:t>
+        <w:t>Telegram.</w:t>
       </w:r>
     </w:p>
     <w:p>
@@ -11619,7 +7957,7 @@
           </mc:Choice>
           <mc:Fallback>
             <w:pict>
-              <v:shape w14:anchorId="16F00100" id="Graphic 11" o:spid="_x0000_s1026" style="position:absolute;margin-left:55.6pt;margin-top:22.45pt;width:484.1pt;height:.1pt;z-index:-15726080;visibility:visible;mso-wrap-style:square;mso-wrap-distance-left:0;mso-wrap-distance-top:0;mso-wrap-distance-right:0;mso-wrap-distance-bottom:0;mso-position-horizontal:absolute;mso-position-horizontal-relative:page;mso-position-vertical:absolute;mso-position-vertical-relative:text;v-text-anchor:top" coordsize="6148070,1270" o:gfxdata="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" path="m,l6147600,e" filled="f" strokecolor="#cad4e1" strokeweight=".65pt">
+              <v:shape w14:anchorId="16F00100" id="Graphic 11" o:spid="_x0000_s1026" style="position:absolute;margin-left:55.6pt;margin-top:22.45pt;width:484.1pt;height:.1pt;z-index:-15726080;visibility:visible;mso-wrap-style:square;mso-wrap-distance-left:0;mso-wrap-distance-top:0;mso-wrap-distance-right:0;mso-wrap-distance-bottom:0;mso-position-horizontal:absolute;mso-position-horizontal-relative:page;mso-position-vertical:absolute;mso-position-vertical-relative:text;v-text-anchor:top" coordsize="6148070,1270" o:gfxdata="UEsDBBQABgAIAAAAIQC2gziS/gAAAOEBAAATAAAAW0NvbnRlbnRfVHlwZXNdLnhtbJSRQU7DMBBF 90jcwfIWJU67QAgl6YK0S0CoHGBkTxKLZGx5TGhvj5O2G0SRWNoz/78nu9wcxkFMGNg6quQqL6RA 0s5Y6ir5vt9lD1JwBDIwOMJKHpHlpr69KfdHjyxSmriSfYz+USnWPY7AufNIadK6MEJMx9ApD/oD OlTrorhX2lFEilmcO2RdNtjC5xDF9pCuTyYBB5bi6bQ4syoJ3g9WQ0ymaiLzg5KdCXlKLjvcW893 SUOqXwnz5DrgnHtJTxOsQfEKIT7DmDSUCaxw7Rqn8787ZsmRM9e2VmPeBN4uqYvTtW7jvijg9N/y JsXecLq0q+WD6m8AAAD//wMAUEsDBBQABgAIAAAAIQA4/SH/1gAAAJQBAAALAAAAX3JlbHMvLnJl bHOkkMFqwzAMhu+DvYPRfXGawxijTi+j0GvpHsDYimMaW0Yy2fr2M4PBMnrbUb/Q94l/f/hMi1qR JVI2sOt6UJgd+ZiDgffL8ekFlFSbvV0oo4EbChzGx4f9GRdb25HMsYhqlCwG5lrLq9biZkxWOiqY 22YiTra2kYMu1l1tQD30/bPm3wwYN0x18gb45AdQl1tp5j/sFB2T0FQ7R0nTNEV3j6o9feQzro1i OWA14Fm+Q8a1a8+Bvu/d/dMb2JY5uiPbhG/ktn4cqGU/er3pcvwCAAD//wMAUEsDBBQABgAIAAAA IQC0MKBRFAIAAFsEAAAOAAAAZHJzL2Uyb0RvYy54bWysVEtv2zAMvg/YfxB0X+wEbVoYcYoiWYcB RVegGXZWZDk2JosapcTOvx8lP5J1t2EXgRJp6ntQXj10jWYnha4Gk/P5LOVMGQlFbQ45/757+nTP mfPCFEKDUTk/K8cf1h8/rFqbqQVUoAuFjJoYl7U255X3NksSJyvVCDcDqwwlS8BGeNriISlQtNS9 0ckiTZdJC1hYBKmco9Ntn+Tr2L8slfTfytIpz3TOCZuPK8Z1H9ZkvRLZAYWtajnAEP+AohG1oUun VlvhBTti/VerppYIDko/k9AkUJa1VJEDsZmn79i8VcKqyIXEcXaSyf2/tvLl9GZfMUB39hnkT0eK JK112ZQJGzfUdCU2oZaAsy6qeJ5UVJ1nkg6X85v79I7ElpSbLygKLUU2fiuPzn9REPuI07PzvQfF GIlqjGRnxhDJyeChjh56zshD5Iw83PceWuHDdwFcCFl7ARLOGjipHcSsf4ecoF2y2lxXEZW7ZUpU RpZU21dQEK6JxKar6fCanDYBxf3i9jaOhgNdF0+11gGFw8N+o5GdBJHaPG5vPs8Hmf4os+j8Vriq r4upoUybwafemmDSHorzK7KWpjnn7tdRoOJMfzU0LmH0xwDHYD8G6PUG4gOJAtGdu+6HQMvC9Tn3 5OwLjMMostG0oMFUG7408Hj0UNbB0ThDPaJhQxMc5RpeW3gi1/tYdfknrH8DAAD//wMAUEsDBBQA BgAIAAAAIQChEIq43QAAAAoBAAAPAAAAZHJzL2Rvd25yZXYueG1sTI/LTsNADEX3SPzDyEhsUDtJ FKANmVQIUcGW0g9wMm4SdR4hM23Sv8ddwfLaR9fH5Wa2RpxpDL13CtJlAoJc43XvWgX77+1iBSJE dBqNd6TgQgE21e1NiYX2k/ui8y62gktcKFBBF+NQSBmajiyGpR/I8e7gR4uR49hKPeLE5dbILEme pMXe8YUOB3rrqDnuTlbB8afuTfgwEaeaVtv3z/0le0iUur+bX19ARJrjHwxXfVaHip1qf3I6CMM5 TTNGFeT5GsQVSJ7XOYiaJ48pyKqU/1+ofgEAAP//AwBQSwECLQAUAAYACAAAACEAtoM4kv4AAADh AQAAEwAAAAAAAAAAAAAAAAAAAAAAW0NvbnRlbnRfVHlwZXNdLnhtbFBLAQItABQABgAIAAAAIQA4 /SH/1gAAAJQBAAALAAAAAAAAAAAAAAAAAC8BAABfcmVscy8ucmVsc1BLAQItABQABgAIAAAAIQC0 MKBRFAIAAFsEAAAOAAAAAAAAAAAAAAAAAC4CAABkcnMvZTJvRG9jLnhtbFBLAQItABQABgAIAAAA IQChEIq43QAAAAoBAAAPAAAAAAAAAAAAAAAAAG4EAABkcnMvZG93bnJldi54bWxQSwUGAAAAAAQA BADzAAAAeAUAAAAA " path="m,l6147600,e" filled="f" strokecolor="#cad4e1" strokeweight=".65pt">
                 <v:path arrowok="t"/>
                 <w10:wrap type="topAndBottom" anchorx="page"/>
               </v:shape>
@@ -12034,7 +8372,6 @@
           </w:rPr>
           <w:t xml:space="preserve"> </w:t>
         </w:r>
-        <w:proofErr w:type="spellStart"/>
         <w:r>
           <w:rPr>
             <w:color w:val="111826"/>
@@ -12044,7 +8381,6 @@
           </w:rPr>
           <w:t>Modelagem</w:t>
         </w:r>
-        <w:proofErr w:type="spellEnd"/>
         <w:r>
           <w:rPr>
             <w:color w:val="111826"/>
@@ -12055,7 +8391,6 @@
           </w:rPr>
           <w:t xml:space="preserve"> </w:t>
         </w:r>
-        <w:proofErr w:type="spellStart"/>
         <w:r>
           <w:rPr>
             <w:color w:val="111826"/>
@@ -12065,7 +8400,6 @@
           </w:rPr>
           <w:t>Tática</w:t>
         </w:r>
-        <w:proofErr w:type="spellEnd"/>
         <w:r>
           <w:rPr>
             <w:color w:val="111826"/>
@@ -12166,18 +8500,8 @@
             <w:w w:val="110"/>
             <w:sz w:val="16"/>
           </w:rPr>
-          <w:t xml:space="preserve">e </w:t>
+          <w:t xml:space="preserve">e Keycloak</w:t>
         </w:r>
-        <w:proofErr w:type="spellStart"/>
-        <w:r>
-          <w:rPr>
-            <w:color w:val="111826"/>
-            <w:w w:val="110"/>
-            <w:sz w:val="16"/>
-          </w:rPr>
-          <w:t>Keycloak</w:t>
-        </w:r>
-        <w:proofErr w:type="spellEnd"/>
         <w:r>
           <w:rPr>
             <w:color w:val="111826"/>
@@ -12480,7 +8804,6 @@
           </w:rPr>
           <w:t xml:space="preserve"> </w:t>
         </w:r>
-        <w:proofErr w:type="spellStart"/>
         <w:r>
           <w:rPr>
             <w:color w:val="111826"/>
@@ -12489,7 +8812,6 @@
           </w:rPr>
           <w:t>JUnit</w:t>
         </w:r>
-        <w:proofErr w:type="spellEnd"/>
         <w:r>
           <w:rPr>
             <w:color w:val="111826"/>
@@ -12833,7 +9155,7 @@
           </mc:Choice>
           <mc:Fallback>
             <w:pict>
-              <v:shape w14:anchorId="766AB2FA" id="Graphic 12" o:spid="_x0000_s1026" style="position:absolute;margin-left:55.6pt;margin-top:23pt;width:484.1pt;height:.1pt;z-index:-15725568;visibility:visible;mso-wrap-style:square;mso-wrap-distance-left:0;mso-wrap-distance-top:0;mso-wrap-distance-right:0;mso-wrap-distance-bottom:0;mso-position-horizontal:absolute;mso-position-horizontal-relative:page;mso-position-vertical:absolute;mso-position-vertical-relative:text;v-text-anchor:top" coordsize="6148070,1270" o:gfxdata="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" path="m,l6147600,e" filled="f" strokecolor="#cad4e1" strokeweight=".65pt">
+              <v:shape w14:anchorId="766AB2FA" id="Graphic 12" o:spid="_x0000_s1026" style="position:absolute;margin-left:55.6pt;margin-top:23pt;width:484.1pt;height:.1pt;z-index:-15725568;visibility:visible;mso-wrap-style:square;mso-wrap-distance-left:0;mso-wrap-distance-top:0;mso-wrap-distance-right:0;mso-wrap-distance-bottom:0;mso-position-horizontal:absolute;mso-position-horizontal-relative:page;mso-position-vertical:absolute;mso-position-vertical-relative:text;v-text-anchor:top" coordsize="6148070,1270" o:gfxdata="UEsDBBQABgAIAAAAIQC2gziS/gAAAOEBAAATAAAAW0NvbnRlbnRfVHlwZXNdLnhtbJSRQU7DMBBF 90jcwfIWJU67QAgl6YK0S0CoHGBkTxKLZGx5TGhvj5O2G0SRWNoz/78nu9wcxkFMGNg6quQqL6RA 0s5Y6ir5vt9lD1JwBDIwOMJKHpHlpr69KfdHjyxSmriSfYz+USnWPY7AufNIadK6MEJMx9ApD/oD OlTrorhX2lFEilmcO2RdNtjC5xDF9pCuTyYBB5bi6bQ4syoJ3g9WQ0ymaiLzg5KdCXlKLjvcW893 SUOqXwnz5DrgnHtJTxOsQfEKIT7DmDSUCaxw7Rqn8787ZsmRM9e2VmPeBN4uqYvTtW7jvijg9N/y JsXecLq0q+WD6m8AAAD//wMAUEsDBBQABgAIAAAAIQA4/SH/1gAAAJQBAAALAAAAX3JlbHMvLnJl bHOkkMFqwzAMhu+DvYPRfXGawxijTi+j0GvpHsDYimMaW0Yy2fr2M4PBMnrbUb/Q94l/f/hMi1qR JVI2sOt6UJgd+ZiDgffL8ekFlFSbvV0oo4EbChzGx4f9GRdb25HMsYhqlCwG5lrLq9biZkxWOiqY 22YiTra2kYMu1l1tQD30/bPm3wwYN0x18gb45AdQl1tp5j/sFB2T0FQ7R0nTNEV3j6o9feQzro1i OWA14Fm+Q8a1a8+Bvu/d/dMb2JY5uiPbhG/ktn4cqGU/er3pcvwCAAD//wMAUEsDBBQABgAIAAAA IQC0MKBRFAIAAFsEAAAOAAAAZHJzL2Uyb0RvYy54bWysVEtv2zAMvg/YfxB0X+wEbVoYcYoiWYcB RVegGXZWZDk2JosapcTOvx8lP5J1t2EXgRJp6ntQXj10jWYnha4Gk/P5LOVMGQlFbQ45/757+nTP mfPCFEKDUTk/K8cf1h8/rFqbqQVUoAuFjJoYl7U255X3NksSJyvVCDcDqwwlS8BGeNriISlQtNS9 0ckiTZdJC1hYBKmco9Ntn+Tr2L8slfTfytIpz3TOCZuPK8Z1H9ZkvRLZAYWtajnAEP+AohG1oUun VlvhBTti/VerppYIDko/k9AkUJa1VJEDsZmn79i8VcKqyIXEcXaSyf2/tvLl9GZfMUB39hnkT0eK JK112ZQJGzfUdCU2oZaAsy6qeJ5UVJ1nkg6X85v79I7ElpSbLygKLUU2fiuPzn9REPuI07PzvQfF GIlqjGRnxhDJyeChjh56zshD5Iw83PceWuHDdwFcCFl7ARLOGjipHcSsf4ecoF2y2lxXEZW7ZUpU RpZU21dQEK6JxKar6fCanDYBxf3i9jaOhgNdF0+11gGFw8N+o5GdBJHaPG5vPs8Hmf4os+j8Vriq r4upoUybwafemmDSHorzK7KWpjnn7tdRoOJMfzU0LmH0xwDHYD8G6PUG4gOJAtGdu+6HQMvC9Tn3 5OwLjMMostG0oMFUG7408Hj0UNbB0ThDPaJhQxMc5RpeW3gi1/tYdfknrH8DAAD//wMAUEsDBBQA BgAIAAAAIQAmnEMo3AAAAAoBAAAPAAAAZHJzL2Rvd25yZXYueG1sTI/NTsMwEITvSLyDtZW4IOok qkpJ41QIUcGVtg+wiZckqn9C7Dbp27M5wXFmP83OFLvJGnGlIXTeKUiXCQhytdedaxScjvunDYgQ 0Wk03pGCGwXYlfd3Bebaj+6LrofYCA5xIUcFbYx9LmWoW7IYlr4nx7dvP1iMLIdG6gFHDrdGZkmy lhY7xx9a7Omtpfp8uFgF55+qM+HDRBwr2uzfP0+37DFR6mExvW5BRJriHwxzfa4OJXeq/MXpIAzr NM0YVbBa86YZSJ5fViCq2clAloX8P6H8BQAA//8DAFBLAQItABQABgAIAAAAIQC2gziS/gAAAOEB AAATAAAAAAAAAAAAAAAAAAAAAABbQ29udGVudF9UeXBlc10ueG1sUEsBAi0AFAAGAAgAAAAhADj9 If/WAAAAlAEAAAsAAAAAAAAAAAAAAAAALwEAAF9yZWxzLy5yZWxzUEsBAi0AFAAGAAgAAAAhALQw oFEUAgAAWwQAAA4AAAAAAAAAAAAAAAAALgIAAGRycy9lMm9Eb2MueG1sUEsBAi0AFAAGAAgAAAAh ACacQyjcAAAACgEAAA8AAAAAAAAAAAAAAAAAbgQAAGRycy9kb3ducmV2LnhtbFBLBQYAAAAABAAE APMAAAB3BQAAAAA= " path="m,l6147600,e" filled="f" strokecolor="#cad4e1" strokeweight=".65pt">
                 <v:path arrowok="t"/>
                 <w10:wrap type="topAndBottom" anchorx="page"/>
               </v:shape>
@@ -12901,21 +9223,12 @@
         </w:rPr>
         <w:t xml:space="preserve"> </w:t>
       </w:r>
-      <w:proofErr w:type="gramStart"/>
       <w:r>
         <w:rPr>
           <w:color w:val="111826"/>
           <w:w w:val="105"/>
         </w:rPr>
-        <w:t>Inglês</w:t>
-      </w:r>
-      <w:proofErr w:type="gramEnd"/>
-      <w:r>
-        <w:rPr>
-          <w:color w:val="111826"/>
-          <w:w w:val="105"/>
-        </w:rPr>
-        <w:t>:</w:t>
+        <w:t>Inglês:</w:t>
       </w:r>
       <w:r>
         <w:rPr>
